--- a/reports/module2_report.docx
+++ b/reports/module2_report.docx
@@ -258,9 +258,15 @@
             <w:tcW w:w="5102" w:type="dxa"/>
           </w:tcPr>
           <w:p>
-            <w:r>
-              <w:t>https://github.com/&lt;your-github-username&gt;/module2-numerical-surrogate-antenna-design</w:t>
-            </w:r>
+            <w:hyperlink r:id="rId8">
+              <w:r>
+                <w:rPr>
+                  <w:color w:val="1F5FA8"/>
+                  <w:u w:val="single"/>
+                </w:rPr>
+                <w:t>https://github.com/rathiabeth/module2-numerical-surrogate-antenna-design</w:t>
+              </w:r>
+            </w:hyperlink>
           </w:p>
         </w:tc>
       </w:tr>
@@ -285,7 +291,7 @@
       <w:pPr>
         <w:pStyle w:val="Heading1"/>
       </w:pPr>
-      <w:bookmarkStart w:id="0" w:name="_Toc243937791"/>
+      <w:bookmarkStart w:id="0" w:name="_Toc243938888"/>
       <w:r>
         <w:lastRenderedPageBreak/>
         <w:t>Table of Contents</w:t>
@@ -316,7 +322,7 @@
       <w:r>
         <w:fldChar w:fldCharType="separate"/>
       </w:r>
-      <w:hyperlink w:anchor="_Toc243937791" w:history="1">
+      <w:hyperlink w:anchor="_Toc243938888" w:history="1">
         <w:r>
           <w:rPr>
             <w:rStyle w:val="Hyperlink"/>
@@ -343,7 +349,7 @@
             <w:noProof/>
             <w:webHidden/>
           </w:rPr>
-          <w:instrText xml:space="preserve"> PAGEREF _Toc243937791 \h </w:instrText>
+          <w:instrText xml:space="preserve"> PAGEREF _Toc243938888 \h </w:instrText>
         </w:r>
         <w:r>
           <w:rPr>
@@ -389,7 +395,7 @@
           <w14:ligatures w14:val="standardContextual"/>
         </w:rPr>
       </w:pPr>
-      <w:hyperlink w:anchor="_Toc243937792" w:history="1">
+      <w:hyperlink w:anchor="_Toc243938889" w:history="1">
         <w:r>
           <w:rPr>
             <w:rStyle w:val="Hyperlink"/>
@@ -416,7 +422,7 @@
             <w:noProof/>
             <w:webHidden/>
           </w:rPr>
-          <w:instrText xml:space="preserve"> PAGEREF _Toc243937792 \h </w:instrText>
+          <w:instrText xml:space="preserve"> PAGEREF _Toc243938889 \h </w:instrText>
         </w:r>
         <w:r>
           <w:rPr>
@@ -462,7 +468,7 @@
           <w14:ligatures w14:val="standardContextual"/>
         </w:rPr>
       </w:pPr>
-      <w:hyperlink w:anchor="_Toc243937793" w:history="1">
+      <w:hyperlink w:anchor="_Toc243938890" w:history="1">
         <w:r>
           <w:rPr>
             <w:rStyle w:val="Hyperlink"/>
@@ -489,7 +495,7 @@
             <w:noProof/>
             <w:webHidden/>
           </w:rPr>
-          <w:instrText xml:space="preserve"> PAGEREF _Toc243937793 \h </w:instrText>
+          <w:instrText xml:space="preserve"> PAGEREF _Toc243938890 \h </w:instrText>
         </w:r>
         <w:r>
           <w:rPr>
@@ -535,7 +541,7 @@
           <w14:ligatures w14:val="standardContextual"/>
         </w:rPr>
       </w:pPr>
-      <w:hyperlink w:anchor="_Toc243937794" w:history="1">
+      <w:hyperlink w:anchor="_Toc243938891" w:history="1">
         <w:r>
           <w:rPr>
             <w:rStyle w:val="Hyperlink"/>
@@ -562,80 +568,7 @@
             <w:noProof/>
             <w:webHidden/>
           </w:rPr>
-          <w:instrText xml:space="preserve"> PAGEREF _Toc243937794 \h </w:instrText>
-        </w:r>
-        <w:r>
-          <w:rPr>
-            <w:noProof/>
-            <w:webHidden/>
-          </w:rPr>
-        </w:r>
-        <w:r>
-          <w:rPr>
-            <w:noProof/>
-            <w:webHidden/>
-          </w:rPr>
-          <w:fldChar w:fldCharType="separate"/>
-        </w:r>
-        <w:r>
-          <w:rPr>
-            <w:noProof/>
-            <w:webHidden/>
-          </w:rPr>
-          <w:t>4</w:t>
-        </w:r>
-        <w:r>
-          <w:rPr>
-            <w:noProof/>
-            <w:webHidden/>
-          </w:rPr>
-          <w:fldChar w:fldCharType="end"/>
-        </w:r>
-      </w:hyperlink>
-    </w:p>
-    <w:p>
-      <w:pPr>
-        <w:pStyle w:val="TOC1"/>
-        <w:tabs>
-          <w:tab w:val="right" w:leader="dot" w:pos="9174"/>
-        </w:tabs>
-        <w:rPr>
-          <w:rFonts w:asciiTheme="minorHAnsi" w:eastAsiaTheme="minorEastAsia" w:hAnsiTheme="minorHAnsi"/>
-          <w:noProof/>
-          <w:kern w:val="2"/>
-          <w:sz w:val="24"/>
-          <w:szCs w:val="24"/>
-          <w14:ligatures w14:val="standardContextual"/>
-        </w:rPr>
-      </w:pPr>
-      <w:hyperlink w:anchor="_Toc243937795" w:history="1">
-        <w:r>
-          <w:rPr>
-            <w:rStyle w:val="Hyperlink"/>
-            <w:noProof/>
-          </w:rPr>
-          <w:t>3. Dataset Description and Source Verification</w:t>
-        </w:r>
-        <w:r>
-          <w:rPr>
-            <w:noProof/>
-            <w:webHidden/>
-          </w:rPr>
-          <w:tab/>
-        </w:r>
-        <w:r>
-          <w:rPr>
-            <w:noProof/>
-            <w:webHidden/>
-          </w:rPr>
-          <w:fldChar w:fldCharType="begin"/>
-        </w:r>
-        <w:r>
-          <w:rPr>
-            <w:noProof/>
-            <w:webHidden/>
-          </w:rPr>
-          <w:instrText xml:space="preserve"> PAGEREF _Toc243937795 \h </w:instrText>
+          <w:instrText xml:space="preserve"> PAGEREF _Toc243938891 \h </w:instrText>
         </w:r>
         <w:r>
           <w:rPr>
@@ -681,7 +614,80 @@
           <w14:ligatures w14:val="standardContextual"/>
         </w:rPr>
       </w:pPr>
-      <w:hyperlink w:anchor="_Toc243937796" w:history="1">
+      <w:hyperlink w:anchor="_Toc243938892" w:history="1">
+        <w:r>
+          <w:rPr>
+            <w:rStyle w:val="Hyperlink"/>
+            <w:noProof/>
+          </w:rPr>
+          <w:t>3. Dataset Description and Source Verification</w:t>
+        </w:r>
+        <w:r>
+          <w:rPr>
+            <w:noProof/>
+            <w:webHidden/>
+          </w:rPr>
+          <w:tab/>
+        </w:r>
+        <w:r>
+          <w:rPr>
+            <w:noProof/>
+            <w:webHidden/>
+          </w:rPr>
+          <w:fldChar w:fldCharType="begin"/>
+        </w:r>
+        <w:r>
+          <w:rPr>
+            <w:noProof/>
+            <w:webHidden/>
+          </w:rPr>
+          <w:instrText xml:space="preserve"> PAGEREF _Toc243938892 \h </w:instrText>
+        </w:r>
+        <w:r>
+          <w:rPr>
+            <w:noProof/>
+            <w:webHidden/>
+          </w:rPr>
+        </w:r>
+        <w:r>
+          <w:rPr>
+            <w:noProof/>
+            <w:webHidden/>
+          </w:rPr>
+          <w:fldChar w:fldCharType="separate"/>
+        </w:r>
+        <w:r>
+          <w:rPr>
+            <w:noProof/>
+            <w:webHidden/>
+          </w:rPr>
+          <w:t>5</w:t>
+        </w:r>
+        <w:r>
+          <w:rPr>
+            <w:noProof/>
+            <w:webHidden/>
+          </w:rPr>
+          <w:fldChar w:fldCharType="end"/>
+        </w:r>
+      </w:hyperlink>
+    </w:p>
+    <w:p>
+      <w:pPr>
+        <w:pStyle w:val="TOC1"/>
+        <w:tabs>
+          <w:tab w:val="right" w:leader="dot" w:pos="9174"/>
+        </w:tabs>
+        <w:rPr>
+          <w:rFonts w:asciiTheme="minorHAnsi" w:eastAsiaTheme="minorEastAsia" w:hAnsiTheme="minorHAnsi"/>
+          <w:noProof/>
+          <w:kern w:val="2"/>
+          <w:sz w:val="24"/>
+          <w:szCs w:val="24"/>
+          <w14:ligatures w14:val="standardContextual"/>
+        </w:rPr>
+      </w:pPr>
+      <w:hyperlink w:anchor="_Toc243938893" w:history="1">
         <w:r>
           <w:rPr>
             <w:rStyle w:val="Hyperlink"/>
@@ -708,7 +714,7 @@
             <w:noProof/>
             <w:webHidden/>
           </w:rPr>
-          <w:instrText xml:space="preserve"> PAGEREF _Toc243937796 \h </w:instrText>
+          <w:instrText xml:space="preserve"> PAGEREF _Toc243938893 \h </w:instrText>
         </w:r>
         <w:r>
           <w:rPr>
@@ -754,7 +760,7 @@
           <w14:ligatures w14:val="standardContextual"/>
         </w:rPr>
       </w:pPr>
-      <w:hyperlink w:anchor="_Toc243937797" w:history="1">
+      <w:hyperlink w:anchor="_Toc243938894" w:history="1">
         <w:r>
           <w:rPr>
             <w:rStyle w:val="Hyperlink"/>
@@ -781,7 +787,7 @@
             <w:noProof/>
             <w:webHidden/>
           </w:rPr>
-          <w:instrText xml:space="preserve"> PAGEREF _Toc243937797 \h </w:instrText>
+          <w:instrText xml:space="preserve"> PAGEREF _Toc243938894 \h </w:instrText>
         </w:r>
         <w:r>
           <w:rPr>
@@ -827,7 +833,7 @@
           <w14:ligatures w14:val="standardContextual"/>
         </w:rPr>
       </w:pPr>
-      <w:hyperlink w:anchor="_Toc243937798" w:history="1">
+      <w:hyperlink w:anchor="_Toc243938895" w:history="1">
         <w:r>
           <w:rPr>
             <w:rStyle w:val="Hyperlink"/>
@@ -854,7 +860,7 @@
             <w:noProof/>
             <w:webHidden/>
           </w:rPr>
-          <w:instrText xml:space="preserve"> PAGEREF _Toc243937798 \h </w:instrText>
+          <w:instrText xml:space="preserve"> PAGEREF _Toc243938895 \h </w:instrText>
         </w:r>
         <w:r>
           <w:rPr>
@@ -900,7 +906,7 @@
           <w14:ligatures w14:val="standardContextual"/>
         </w:rPr>
       </w:pPr>
-      <w:hyperlink w:anchor="_Toc243937799" w:history="1">
+      <w:hyperlink w:anchor="_Toc243938896" w:history="1">
         <w:r>
           <w:rPr>
             <w:rStyle w:val="Hyperlink"/>
@@ -927,7 +933,7 @@
             <w:noProof/>
             <w:webHidden/>
           </w:rPr>
-          <w:instrText xml:space="preserve"> PAGEREF _Toc243937799 \h </w:instrText>
+          <w:instrText xml:space="preserve"> PAGEREF _Toc243938896 \h </w:instrText>
         </w:r>
         <w:r>
           <w:rPr>
@@ -973,7 +979,7 @@
           <w14:ligatures w14:val="standardContextual"/>
         </w:rPr>
       </w:pPr>
-      <w:hyperlink w:anchor="_Toc243937800" w:history="1">
+      <w:hyperlink w:anchor="_Toc243938897" w:history="1">
         <w:r>
           <w:rPr>
             <w:rStyle w:val="Hyperlink"/>
@@ -1000,7 +1006,7 @@
             <w:noProof/>
             <w:webHidden/>
           </w:rPr>
-          <w:instrText xml:space="preserve"> PAGEREF _Toc243937800 \h </w:instrText>
+          <w:instrText xml:space="preserve"> PAGEREF _Toc243938897 \h </w:instrText>
         </w:r>
         <w:r>
           <w:rPr>
@@ -1046,7 +1052,7 @@
           <w14:ligatures w14:val="standardContextual"/>
         </w:rPr>
       </w:pPr>
-      <w:hyperlink w:anchor="_Toc243937801" w:history="1">
+      <w:hyperlink w:anchor="_Toc243938898" w:history="1">
         <w:r>
           <w:rPr>
             <w:rStyle w:val="Hyperlink"/>
@@ -1073,7 +1079,7 @@
             <w:noProof/>
             <w:webHidden/>
           </w:rPr>
-          <w:instrText xml:space="preserve"> PAGEREF _Toc243937801 \h </w:instrText>
+          <w:instrText xml:space="preserve"> PAGEREF _Toc243938898 \h </w:instrText>
         </w:r>
         <w:r>
           <w:rPr>
@@ -1119,7 +1125,7 @@
           <w14:ligatures w14:val="standardContextual"/>
         </w:rPr>
       </w:pPr>
-      <w:hyperlink w:anchor="_Toc243937802" w:history="1">
+      <w:hyperlink w:anchor="_Toc243938899" w:history="1">
         <w:r>
           <w:rPr>
             <w:rStyle w:val="Hyperlink"/>
@@ -1146,7 +1152,7 @@
             <w:noProof/>
             <w:webHidden/>
           </w:rPr>
-          <w:instrText xml:space="preserve"> PAGEREF _Toc243937802 \h </w:instrText>
+          <w:instrText xml:space="preserve"> PAGEREF _Toc243938899 \h </w:instrText>
         </w:r>
         <w:r>
           <w:rPr>
@@ -1192,7 +1198,7 @@
           <w14:ligatures w14:val="standardContextual"/>
         </w:rPr>
       </w:pPr>
-      <w:hyperlink w:anchor="_Toc243937803" w:history="1">
+      <w:hyperlink w:anchor="_Toc243938900" w:history="1">
         <w:r>
           <w:rPr>
             <w:rStyle w:val="Hyperlink"/>
@@ -1219,7 +1225,7 @@
             <w:noProof/>
             <w:webHidden/>
           </w:rPr>
-          <w:instrText xml:space="preserve"> PAGEREF _Toc243937803 \h </w:instrText>
+          <w:instrText xml:space="preserve"> PAGEREF _Toc243938900 \h </w:instrText>
         </w:r>
         <w:r>
           <w:rPr>
@@ -1265,7 +1271,7 @@
           <w14:ligatures w14:val="standardContextual"/>
         </w:rPr>
       </w:pPr>
-      <w:hyperlink w:anchor="_Toc243937804" w:history="1">
+      <w:hyperlink w:anchor="_Toc243938901" w:history="1">
         <w:r>
           <w:rPr>
             <w:rStyle w:val="Hyperlink"/>
@@ -1292,7 +1298,7 @@
             <w:noProof/>
             <w:webHidden/>
           </w:rPr>
-          <w:instrText xml:space="preserve"> PAGEREF _Toc243937804 \h </w:instrText>
+          <w:instrText xml:space="preserve"> PAGEREF _Toc243938901 \h </w:instrText>
         </w:r>
         <w:r>
           <w:rPr>
@@ -1338,7 +1344,7 @@
           <w14:ligatures w14:val="standardContextual"/>
         </w:rPr>
       </w:pPr>
-      <w:hyperlink w:anchor="_Toc243937805" w:history="1">
+      <w:hyperlink w:anchor="_Toc243938902" w:history="1">
         <w:r>
           <w:rPr>
             <w:rStyle w:val="Hyperlink"/>
@@ -1365,7 +1371,7 @@
             <w:noProof/>
             <w:webHidden/>
           </w:rPr>
-          <w:instrText xml:space="preserve"> PAGEREF _Toc243937805 \h </w:instrText>
+          <w:instrText xml:space="preserve"> PAGEREF _Toc243938902 \h </w:instrText>
         </w:r>
         <w:r>
           <w:rPr>
@@ -1411,7 +1417,7 @@
           <w14:ligatures w14:val="standardContextual"/>
         </w:rPr>
       </w:pPr>
-      <w:hyperlink w:anchor="_Toc243937806" w:history="1">
+      <w:hyperlink w:anchor="_Toc243938903" w:history="1">
         <w:r>
           <w:rPr>
             <w:rStyle w:val="Hyperlink"/>
@@ -1438,7 +1444,7 @@
             <w:noProof/>
             <w:webHidden/>
           </w:rPr>
-          <w:instrText xml:space="preserve"> PAGEREF _Toc243937806 \h </w:instrText>
+          <w:instrText xml:space="preserve"> PAGEREF _Toc243938903 \h </w:instrText>
         </w:r>
         <w:r>
           <w:rPr>
@@ -1484,7 +1490,7 @@
           <w14:ligatures w14:val="standardContextual"/>
         </w:rPr>
       </w:pPr>
-      <w:hyperlink w:anchor="_Toc243937807" w:history="1">
+      <w:hyperlink w:anchor="_Toc243938904" w:history="1">
         <w:r>
           <w:rPr>
             <w:rStyle w:val="Hyperlink"/>
@@ -1511,7 +1517,7 @@
             <w:noProof/>
             <w:webHidden/>
           </w:rPr>
-          <w:instrText xml:space="preserve"> PAGEREF _Toc243937807 \h </w:instrText>
+          <w:instrText xml:space="preserve"> PAGEREF _Toc243938904 \h </w:instrText>
         </w:r>
         <w:r>
           <w:rPr>
@@ -1557,7 +1563,7 @@
           <w14:ligatures w14:val="standardContextual"/>
         </w:rPr>
       </w:pPr>
-      <w:hyperlink w:anchor="_Toc243937808" w:history="1">
+      <w:hyperlink w:anchor="_Toc243938905" w:history="1">
         <w:r>
           <w:rPr>
             <w:rStyle w:val="Hyperlink"/>
@@ -1584,7 +1590,7 @@
             <w:noProof/>
             <w:webHidden/>
           </w:rPr>
-          <w:instrText xml:space="preserve"> PAGEREF _Toc243937808 \h </w:instrText>
+          <w:instrText xml:space="preserve"> PAGEREF _Toc243938905 \h </w:instrText>
         </w:r>
         <w:r>
           <w:rPr>
@@ -1630,7 +1636,7 @@
           <w14:ligatures w14:val="standardContextual"/>
         </w:rPr>
       </w:pPr>
-      <w:hyperlink w:anchor="_Toc243937809" w:history="1">
+      <w:hyperlink w:anchor="_Toc243938906" w:history="1">
         <w:r>
           <w:rPr>
             <w:rStyle w:val="Hyperlink"/>
@@ -1657,7 +1663,7 @@
             <w:noProof/>
             <w:webHidden/>
           </w:rPr>
-          <w:instrText xml:space="preserve"> PAGEREF _Toc243937809 \h </w:instrText>
+          <w:instrText xml:space="preserve"> PAGEREF _Toc243938906 \h </w:instrText>
         </w:r>
         <w:r>
           <w:rPr>
@@ -1703,7 +1709,7 @@
           <w14:ligatures w14:val="standardContextual"/>
         </w:rPr>
       </w:pPr>
-      <w:hyperlink w:anchor="_Toc243937810" w:history="1">
+      <w:hyperlink w:anchor="_Toc243938907" w:history="1">
         <w:r>
           <w:rPr>
             <w:rStyle w:val="Hyperlink"/>
@@ -1730,7 +1736,7 @@
             <w:noProof/>
             <w:webHidden/>
           </w:rPr>
-          <w:instrText xml:space="preserve"> PAGEREF _Toc243937810 \h </w:instrText>
+          <w:instrText xml:space="preserve"> PAGEREF _Toc243938907 \h </w:instrText>
         </w:r>
         <w:r>
           <w:rPr>
@@ -1776,7 +1782,7 @@
           <w14:ligatures w14:val="standardContextual"/>
         </w:rPr>
       </w:pPr>
-      <w:hyperlink w:anchor="_Toc243937811" w:history="1">
+      <w:hyperlink w:anchor="_Toc243938908" w:history="1">
         <w:r>
           <w:rPr>
             <w:rStyle w:val="Hyperlink"/>
@@ -1803,7 +1809,7 @@
             <w:noProof/>
             <w:webHidden/>
           </w:rPr>
-          <w:instrText xml:space="preserve"> PAGEREF _Toc243937811 \h </w:instrText>
+          <w:instrText xml:space="preserve"> PAGEREF _Toc243938908 \h </w:instrText>
         </w:r>
         <w:r>
           <w:rPr>
@@ -1849,7 +1855,7 @@
           <w14:ligatures w14:val="standardContextual"/>
         </w:rPr>
       </w:pPr>
-      <w:hyperlink w:anchor="_Toc243937812" w:history="1">
+      <w:hyperlink w:anchor="_Toc243938909" w:history="1">
         <w:r>
           <w:rPr>
             <w:rStyle w:val="Hyperlink"/>
@@ -1876,7 +1882,7 @@
             <w:noProof/>
             <w:webHidden/>
           </w:rPr>
-          <w:instrText xml:space="preserve"> PAGEREF _Toc243937812 \h </w:instrText>
+          <w:instrText xml:space="preserve"> PAGEREF _Toc243938909 \h </w:instrText>
         </w:r>
         <w:r>
           <w:rPr>
@@ -1922,7 +1928,7 @@
           <w14:ligatures w14:val="standardContextual"/>
         </w:rPr>
       </w:pPr>
-      <w:hyperlink w:anchor="_Toc243937813" w:history="1">
+      <w:hyperlink w:anchor="_Toc243938910" w:history="1">
         <w:r>
           <w:rPr>
             <w:rStyle w:val="Hyperlink"/>
@@ -1949,7 +1955,7 @@
             <w:noProof/>
             <w:webHidden/>
           </w:rPr>
-          <w:instrText xml:space="preserve"> PAGEREF _Toc243937813 \h </w:instrText>
+          <w:instrText xml:space="preserve"> PAGEREF _Toc243938910 \h </w:instrText>
         </w:r>
         <w:r>
           <w:rPr>
@@ -1995,13 +2001,13 @@
           <w14:ligatures w14:val="standardContextual"/>
         </w:rPr>
       </w:pPr>
-      <w:hyperlink w:anchor="_Toc243937814" w:history="1">
+      <w:hyperlink w:anchor="_Toc243938911" w:history="1">
         <w:r>
           <w:rPr>
             <w:rStyle w:val="Hyperlink"/>
             <w:noProof/>
           </w:rPr>
-          <w:t>References</w:t>
+          <w:t>Data, Code and Output Availability</w:t>
         </w:r>
         <w:r>
           <w:rPr>
@@ -2022,7 +2028,7 @@
             <w:noProof/>
             <w:webHidden/>
           </w:rPr>
-          <w:instrText xml:space="preserve"> PAGEREF _Toc243937814 \h </w:instrText>
+          <w:instrText xml:space="preserve"> PAGEREF _Toc243938911 \h </w:instrText>
         </w:r>
         <w:r>
           <w:rPr>
@@ -2068,13 +2074,13 @@
           <w14:ligatures w14:val="standardContextual"/>
         </w:rPr>
       </w:pPr>
-      <w:hyperlink w:anchor="_Toc243937815" w:history="1">
+      <w:hyperlink w:anchor="_Toc243938912" w:history="1">
         <w:r>
           <w:rPr>
             <w:rStyle w:val="Hyperlink"/>
             <w:noProof/>
           </w:rPr>
-          <w:t>Appendix A. Data Dictionary</w:t>
+          <w:t>References</w:t>
         </w:r>
         <w:r>
           <w:rPr>
@@ -2095,7 +2101,7 @@
             <w:noProof/>
             <w:webHidden/>
           </w:rPr>
-          <w:instrText xml:space="preserve"> PAGEREF _Toc243937815 \h </w:instrText>
+          <w:instrText xml:space="preserve"> PAGEREF _Toc243938912 \h </w:instrText>
         </w:r>
         <w:r>
           <w:rPr>
@@ -2141,7 +2147,80 @@
           <w14:ligatures w14:val="standardContextual"/>
         </w:rPr>
       </w:pPr>
-      <w:hyperlink w:anchor="_Toc243937816" w:history="1">
+      <w:hyperlink w:anchor="_Toc243938913" w:history="1">
+        <w:r>
+          <w:rPr>
+            <w:rStyle w:val="Hyperlink"/>
+            <w:noProof/>
+          </w:rPr>
+          <w:t>Appendix A. Data Dictionary</w:t>
+        </w:r>
+        <w:r>
+          <w:rPr>
+            <w:noProof/>
+            <w:webHidden/>
+          </w:rPr>
+          <w:tab/>
+        </w:r>
+        <w:r>
+          <w:rPr>
+            <w:noProof/>
+            <w:webHidden/>
+          </w:rPr>
+          <w:fldChar w:fldCharType="begin"/>
+        </w:r>
+        <w:r>
+          <w:rPr>
+            <w:noProof/>
+            <w:webHidden/>
+          </w:rPr>
+          <w:instrText xml:space="preserve"> PAGEREF _Toc243938913 \h </w:instrText>
+        </w:r>
+        <w:r>
+          <w:rPr>
+            <w:noProof/>
+            <w:webHidden/>
+          </w:rPr>
+        </w:r>
+        <w:r>
+          <w:rPr>
+            <w:noProof/>
+            <w:webHidden/>
+          </w:rPr>
+          <w:fldChar w:fldCharType="separate"/>
+        </w:r>
+        <w:r>
+          <w:rPr>
+            <w:noProof/>
+            <w:webHidden/>
+          </w:rPr>
+          <w:t>19</w:t>
+        </w:r>
+        <w:r>
+          <w:rPr>
+            <w:noProof/>
+            <w:webHidden/>
+          </w:rPr>
+          <w:fldChar w:fldCharType="end"/>
+        </w:r>
+      </w:hyperlink>
+    </w:p>
+    <w:p>
+      <w:pPr>
+        <w:pStyle w:val="TOC1"/>
+        <w:tabs>
+          <w:tab w:val="right" w:leader="dot" w:pos="9174"/>
+        </w:tabs>
+        <w:rPr>
+          <w:rFonts w:asciiTheme="minorHAnsi" w:eastAsiaTheme="minorEastAsia" w:hAnsiTheme="minorHAnsi"/>
+          <w:noProof/>
+          <w:kern w:val="2"/>
+          <w:sz w:val="24"/>
+          <w:szCs w:val="24"/>
+          <w14:ligatures w14:val="standardContextual"/>
+        </w:rPr>
+      </w:pPr>
+      <w:hyperlink w:anchor="_Toc243938914" w:history="1">
         <w:r>
           <w:rPr>
             <w:rStyle w:val="Hyperlink"/>
@@ -2168,80 +2247,7 @@
             <w:noProof/>
             <w:webHidden/>
           </w:rPr>
-          <w:instrText xml:space="preserve"> PAGEREF _Toc243937816 \h </w:instrText>
-        </w:r>
-        <w:r>
-          <w:rPr>
-            <w:noProof/>
-            <w:webHidden/>
-          </w:rPr>
-        </w:r>
-        <w:r>
-          <w:rPr>
-            <w:noProof/>
-            <w:webHidden/>
-          </w:rPr>
-          <w:fldChar w:fldCharType="separate"/>
-        </w:r>
-        <w:r>
-          <w:rPr>
-            <w:noProof/>
-            <w:webHidden/>
-          </w:rPr>
-          <w:t>20</w:t>
-        </w:r>
-        <w:r>
-          <w:rPr>
-            <w:noProof/>
-            <w:webHidden/>
-          </w:rPr>
-          <w:fldChar w:fldCharType="end"/>
-        </w:r>
-      </w:hyperlink>
-    </w:p>
-    <w:p>
-      <w:pPr>
-        <w:pStyle w:val="TOC1"/>
-        <w:tabs>
-          <w:tab w:val="right" w:leader="dot" w:pos="9174"/>
-        </w:tabs>
-        <w:rPr>
-          <w:rFonts w:asciiTheme="minorHAnsi" w:eastAsiaTheme="minorEastAsia" w:hAnsiTheme="minorHAnsi"/>
-          <w:noProof/>
-          <w:kern w:val="2"/>
-          <w:sz w:val="24"/>
-          <w:szCs w:val="24"/>
-          <w14:ligatures w14:val="standardContextual"/>
-        </w:rPr>
-      </w:pPr>
-      <w:hyperlink w:anchor="_Toc243937817" w:history="1">
-        <w:r>
-          <w:rPr>
-            <w:rStyle w:val="Hyperlink"/>
-            <w:noProof/>
-          </w:rPr>
-          <w:t>Appendix C. Experimental Details</w:t>
-        </w:r>
-        <w:r>
-          <w:rPr>
-            <w:noProof/>
-            <w:webHidden/>
-          </w:rPr>
-          <w:tab/>
-        </w:r>
-        <w:r>
-          <w:rPr>
-            <w:noProof/>
-            <w:webHidden/>
-          </w:rPr>
-          <w:fldChar w:fldCharType="begin"/>
-        </w:r>
-        <w:r>
-          <w:rPr>
-            <w:noProof/>
-            <w:webHidden/>
-          </w:rPr>
-          <w:instrText xml:space="preserve"> PAGEREF _Toc243937817 \h </w:instrText>
+          <w:instrText xml:space="preserve"> PAGEREF _Toc243938914 \h </w:instrText>
         </w:r>
         <w:r>
           <w:rPr>
@@ -2287,13 +2293,13 @@
           <w14:ligatures w14:val="standardContextual"/>
         </w:rPr>
       </w:pPr>
-      <w:hyperlink w:anchor="_Toc243937818" w:history="1">
+      <w:hyperlink w:anchor="_Toc243938915" w:history="1">
         <w:r>
           <w:rPr>
             <w:rStyle w:val="Hyperlink"/>
             <w:noProof/>
           </w:rPr>
-          <w:t>Appendix D. Reproducibility Instructions</w:t>
+          <w:t>Appendix C. Experimental Details</w:t>
         </w:r>
         <w:r>
           <w:rPr>
@@ -2314,7 +2320,7 @@
             <w:noProof/>
             <w:webHidden/>
           </w:rPr>
-          <w:instrText xml:space="preserve"> PAGEREF _Toc243937818 \h </w:instrText>
+          <w:instrText xml:space="preserve"> PAGEREF _Toc243938915 \h </w:instrText>
         </w:r>
         <w:r>
           <w:rPr>
@@ -2346,6 +2352,79 @@
       </w:hyperlink>
     </w:p>
     <w:p>
+      <w:pPr>
+        <w:pStyle w:val="TOC1"/>
+        <w:tabs>
+          <w:tab w:val="right" w:leader="dot" w:pos="9174"/>
+        </w:tabs>
+        <w:rPr>
+          <w:rFonts w:asciiTheme="minorHAnsi" w:eastAsiaTheme="minorEastAsia" w:hAnsiTheme="minorHAnsi"/>
+          <w:noProof/>
+          <w:kern w:val="2"/>
+          <w:sz w:val="24"/>
+          <w:szCs w:val="24"/>
+          <w14:ligatures w14:val="standardContextual"/>
+        </w:rPr>
+      </w:pPr>
+      <w:hyperlink w:anchor="_Toc243938916" w:history="1">
+        <w:r>
+          <w:rPr>
+            <w:rStyle w:val="Hyperlink"/>
+            <w:noProof/>
+          </w:rPr>
+          <w:t>Appendix D. Reproducibility Instructions</w:t>
+        </w:r>
+        <w:r>
+          <w:rPr>
+            <w:noProof/>
+            <w:webHidden/>
+          </w:rPr>
+          <w:tab/>
+        </w:r>
+        <w:r>
+          <w:rPr>
+            <w:noProof/>
+            <w:webHidden/>
+          </w:rPr>
+          <w:fldChar w:fldCharType="begin"/>
+        </w:r>
+        <w:r>
+          <w:rPr>
+            <w:noProof/>
+            <w:webHidden/>
+          </w:rPr>
+          <w:instrText xml:space="preserve"> PAGEREF _Toc243938916 \h </w:instrText>
+        </w:r>
+        <w:r>
+          <w:rPr>
+            <w:noProof/>
+            <w:webHidden/>
+          </w:rPr>
+        </w:r>
+        <w:r>
+          <w:rPr>
+            <w:noProof/>
+            <w:webHidden/>
+          </w:rPr>
+          <w:fldChar w:fldCharType="separate"/>
+        </w:r>
+        <w:r>
+          <w:rPr>
+            <w:noProof/>
+            <w:webHidden/>
+          </w:rPr>
+          <w:t>23</w:t>
+        </w:r>
+        <w:r>
+          <w:rPr>
+            <w:noProof/>
+            <w:webHidden/>
+          </w:rPr>
+          <w:fldChar w:fldCharType="end"/>
+        </w:r>
+      </w:hyperlink>
+    </w:p>
+    <w:p>
       <w:r>
         <w:fldChar w:fldCharType="end"/>
       </w:r>
@@ -2359,7 +2438,7 @@
       <w:pPr>
         <w:pStyle w:val="Heading1"/>
       </w:pPr>
-      <w:bookmarkStart w:id="1" w:name="_Toc243937792"/>
+      <w:bookmarkStart w:id="1" w:name="_Toc243938889"/>
       <w:r>
         <w:lastRenderedPageBreak/>
         <w:t>Abstract</w:t>
@@ -2401,7 +2480,7 @@
       <w:pPr>
         <w:pStyle w:val="Heading1"/>
       </w:pPr>
-      <w:bookmarkStart w:id="2" w:name="_Toc243937793"/>
+      <w:bookmarkStart w:id="2" w:name="_Toc243938890"/>
       <w:r>
         <w:t>1. Introduction and Recap of the Research Problem</w:t>
       </w:r>
@@ -2412,10 +2491,19 @@
         <w:jc w:val="both"/>
       </w:pPr>
       <w:r>
-        <w:t>Compact printed patch antennas for 5G and emerging 6G devices are designed by iterating full-wave simulations. Slots and defected ground structures add design freedom but also make the response sensitive to small geometric changes [4], so a parameter sweep in Ansys HFSS can take days. The overall research framework addresses this with two modules. Module 1, documented in a separate report and repository (https://github.com/&lt;your-github-username&gt;/module1-vit-antenna-image-classification), is a Vision Transfo</w:t>
-      </w:r>
-      <w:r>
-        <w:t>rmer [1] that classifies standardised antenna images. Module 2, documented here, works on numbers: it learns a fast surrogate of the simulator from antenna parameters, explains each prediction in a short engineering summary, combines numerical and image features, and searches the design space for promising candidates. The surrogate is a screening tool that reduces the number of full-wave runs, not a replacement for them.</w:t>
+        <w:t>Compact printed patch antennas for 5G and emerging 6G devices are designed by iterating full-wave simulations. Slots and defected ground structures add design freedom but also make the response sensitive to small geometric changes [4], so a parameter sweep in Ansys HFSS can take days. The overall research framework addresses this with two modules. Module 1, documented in a separate report and repository (</w:t>
+      </w:r>
+      <w:hyperlink r:id="rId9">
+        <w:r>
+          <w:rPr>
+            <w:color w:val="1F5FA8"/>
+            <w:u w:val="single"/>
+          </w:rPr>
+          <w:t>https://github.com/rathiabeth/module1-vit-antenna-image-classification</w:t>
+        </w:r>
+      </w:hyperlink>
+      <w:r>
+        <w:t>), is a Vision Transformer [1] that classifies standardised antenna images. Module 2, documented here, works on numbers: it learns a fast surrogate of the simulator from antenna parameters, explains each prediction in a short engineering summary, combines numerical and image features, and searches the design space for promising candidates. The surrogate is a screening tool that reduces the number of full-wave runs, not a replacement for them.</w:t>
       </w:r>
     </w:p>
     <w:p>
@@ -2566,12 +2654,32 @@
             <w:pPr>
               <w:keepNext/>
             </w:pPr>
-            <w:r>
-              <w:rPr>
-                <w:sz w:val="19"/>
-              </w:rPr>
-              <w:t>src/preprocessing.py, docs/DATA_CARD.md</w:t>
-            </w:r>
+            <w:hyperlink r:id="rId10">
+              <w:r>
+                <w:rPr>
+                  <w:color w:val="1F5FA8"/>
+                  <w:sz w:val="19"/>
+                  <w:u w:val="single"/>
+                </w:rPr>
+                <w:t>src/preprocessing.py</w:t>
+              </w:r>
+            </w:hyperlink>
+            <w:r>
+              <w:rPr>
+                <w:sz w:val="19"/>
+              </w:rPr>
+              <w:t xml:space="preserve">, </w:t>
+            </w:r>
+            <w:hyperlink r:id="rId11">
+              <w:r>
+                <w:rPr>
+                  <w:color w:val="1F5FA8"/>
+                  <w:sz w:val="19"/>
+                  <w:u w:val="single"/>
+                </w:rPr>
+                <w:t>docs/DATA_CARD.md</w:t>
+              </w:r>
+            </w:hyperlink>
           </w:p>
         </w:tc>
       </w:tr>
@@ -2623,12 +2731,32 @@
             <w:pPr>
               <w:keepNext/>
             </w:pPr>
-            <w:r>
-              <w:rPr>
-                <w:sz w:val="19"/>
-              </w:rPr>
-              <w:t>src/preprocessing.py, data/splits/</w:t>
-            </w:r>
+            <w:hyperlink r:id="rId12">
+              <w:r>
+                <w:rPr>
+                  <w:color w:val="1F5FA8"/>
+                  <w:sz w:val="19"/>
+                  <w:u w:val="single"/>
+                </w:rPr>
+                <w:t>src/preprocessing.py</w:t>
+              </w:r>
+            </w:hyperlink>
+            <w:r>
+              <w:rPr>
+                <w:sz w:val="19"/>
+              </w:rPr>
+              <w:t xml:space="preserve">, </w:t>
+            </w:r>
+            <w:hyperlink r:id="rId13">
+              <w:r>
+                <w:rPr>
+                  <w:color w:val="1F5FA8"/>
+                  <w:sz w:val="19"/>
+                  <w:u w:val="single"/>
+                </w:rPr>
+                <w:t>data/splits</w:t>
+              </w:r>
+            </w:hyperlink>
           </w:p>
         </w:tc>
       </w:tr>
@@ -2677,12 +2805,16 @@
             <w:pPr>
               <w:keepNext/>
             </w:pPr>
-            <w:r>
-              <w:rPr>
-                <w:sz w:val="19"/>
-              </w:rPr>
-              <w:t>src/numerical_model.py</w:t>
-            </w:r>
+            <w:hyperlink r:id="rId14">
+              <w:r>
+                <w:rPr>
+                  <w:color w:val="1F5FA8"/>
+                  <w:sz w:val="19"/>
+                  <w:u w:val="single"/>
+                </w:rPr>
+                <w:t>src/numerical_model.py</w:t>
+              </w:r>
+            </w:hyperlink>
           </w:p>
         </w:tc>
       </w:tr>
@@ -2734,12 +2866,16 @@
             <w:pPr>
               <w:keepNext/>
             </w:pPr>
-            <w:r>
-              <w:rPr>
-                <w:sz w:val="19"/>
-              </w:rPr>
-              <w:t>results/reports/engineering_summaries.md</w:t>
-            </w:r>
+            <w:hyperlink r:id="rId15">
+              <w:r>
+                <w:rPr>
+                  <w:color w:val="1F5FA8"/>
+                  <w:sz w:val="19"/>
+                  <w:u w:val="single"/>
+                </w:rPr>
+                <w:t>results/reports/engineering_summaries.md</w:t>
+              </w:r>
+            </w:hyperlink>
           </w:p>
         </w:tc>
       </w:tr>
@@ -2788,12 +2924,32 @@
             <w:pPr>
               <w:keepNext/>
             </w:pPr>
-            <w:r>
-              <w:rPr>
-                <w:sz w:val="19"/>
-              </w:rPr>
-              <w:t>src/fusion_optimization.py, results/metrics/fusion.json</w:t>
-            </w:r>
+            <w:hyperlink r:id="rId16">
+              <w:r>
+                <w:rPr>
+                  <w:color w:val="1F5FA8"/>
+                  <w:sz w:val="19"/>
+                  <w:u w:val="single"/>
+                </w:rPr>
+                <w:t>src/fusion_optimization.py</w:t>
+              </w:r>
+            </w:hyperlink>
+            <w:r>
+              <w:rPr>
+                <w:sz w:val="19"/>
+              </w:rPr>
+              <w:t xml:space="preserve">, </w:t>
+            </w:r>
+            <w:hyperlink r:id="rId17">
+              <w:r>
+                <w:rPr>
+                  <w:color w:val="1F5FA8"/>
+                  <w:sz w:val="19"/>
+                  <w:u w:val="single"/>
+                </w:rPr>
+                <w:t>results/metrics/fusion.json</w:t>
+              </w:r>
+            </w:hyperlink>
           </w:p>
         </w:tc>
       </w:tr>
@@ -2845,12 +3001,16 @@
             <w:pPr>
               <w:keepNext/>
             </w:pPr>
-            <w:r>
-              <w:rPr>
-                <w:sz w:val="19"/>
-              </w:rPr>
-              <w:t>results/metrics/nsga2_pareto_n78.csv</w:t>
-            </w:r>
+            <w:hyperlink r:id="rId18">
+              <w:r>
+                <w:rPr>
+                  <w:color w:val="1F5FA8"/>
+                  <w:sz w:val="19"/>
+                  <w:u w:val="single"/>
+                </w:rPr>
+                <w:t>results/metrics/nsga2_pareto_n78.csv</w:t>
+              </w:r>
+            </w:hyperlink>
           </w:p>
         </w:tc>
       </w:tr>
@@ -2871,7 +3031,7 @@
               <w:rPr>
                 <w:sz w:val="19"/>
               </w:rPr>
-              <w:t>HFSS hybrid-slotted DGS parameter sweep</w:t>
+              <w:t>Automated tests</w:t>
             </w:r>
           </w:p>
         </w:tc>
@@ -2887,7 +3047,7 @@
               <w:rPr>
                 <w:sz w:val="19"/>
               </w:rPr>
-              <w:t>Proposed (HFSS unavailable)</w:t>
+              <w:t>Completed and executed</w:t>
             </w:r>
           </w:p>
         </w:tc>
@@ -2899,12 +3059,32 @@
             <w:pPr>
               <w:keepNext/>
             </w:pPr>
-            <w:r>
-              <w:rPr>
-                <w:sz w:val="19"/>
-              </w:rPr>
-              <w:t>Section 11</w:t>
-            </w:r>
+            <w:hyperlink r:id="rId19">
+              <w:r>
+                <w:rPr>
+                  <w:color w:val="1F5FA8"/>
+                  <w:sz w:val="19"/>
+                  <w:u w:val="single"/>
+                </w:rPr>
+                <w:t>tests/test_module2.py</w:t>
+              </w:r>
+            </w:hyperlink>
+            <w:r>
+              <w:rPr>
+                <w:sz w:val="19"/>
+              </w:rPr>
+              <w:t xml:space="preserve">, </w:t>
+            </w:r>
+            <w:hyperlink r:id="rId20">
+              <w:r>
+                <w:rPr>
+                  <w:color w:val="1F5FA8"/>
+                  <w:sz w:val="19"/>
+                  <w:u w:val="single"/>
+                </w:rPr>
+                <w:t>results/test_report.txt</w:t>
+              </w:r>
+            </w:hyperlink>
           </w:p>
         </w:tc>
       </w:tr>
@@ -2926,7 +3106,7 @@
               <w:rPr>
                 <w:sz w:val="19"/>
               </w:rPr>
-              <w:t>Full-wave re-simulation, fabrication and measurement</w:t>
+              <w:t>HFSS hybrid-slotted DGS parameter sweep</w:t>
             </w:r>
           </w:p>
         </w:tc>
@@ -2943,7 +3123,7 @@
               <w:rPr>
                 <w:sz w:val="19"/>
               </w:rPr>
-              <w:t>Proposed</w:t>
+              <w:t>Proposed (HFSS unavailable)</w:t>
             </w:r>
           </w:p>
         </w:tc>
@@ -2975,6 +3155,61 @@
             <w:tcW w:w="3061" w:type="dxa"/>
           </w:tcPr>
           <w:p>
+            <w:pPr>
+              <w:keepNext/>
+            </w:pPr>
+            <w:r>
+              <w:rPr>
+                <w:sz w:val="19"/>
+              </w:rPr>
+              <w:t>Full-wave re-simulation, fabrication and measurement</w:t>
+            </w:r>
+          </w:p>
+        </w:tc>
+        <w:tc>
+          <w:tcPr>
+            <w:tcW w:w="3061" w:type="dxa"/>
+          </w:tcPr>
+          <w:p>
+            <w:pPr>
+              <w:keepNext/>
+            </w:pPr>
+            <w:r>
+              <w:rPr>
+                <w:sz w:val="19"/>
+              </w:rPr>
+              <w:t>Proposed</w:t>
+            </w:r>
+          </w:p>
+        </w:tc>
+        <w:tc>
+          <w:tcPr>
+            <w:tcW w:w="3061" w:type="dxa"/>
+          </w:tcPr>
+          <w:p>
+            <w:pPr>
+              <w:keepNext/>
+            </w:pPr>
+            <w:r>
+              <w:rPr>
+                <w:sz w:val="19"/>
+              </w:rPr>
+              <w:t>Section 11</w:t>
+            </w:r>
+          </w:p>
+        </w:tc>
+      </w:tr>
+      <w:tr>
+        <w:trPr>
+          <w:cantSplit/>
+          <w:jc w:val="center"/>
+        </w:trPr>
+        <w:tc>
+          <w:tcPr>
+            <w:tcW w:w="3061" w:type="dxa"/>
+            <w:shd w:val="clear" w:color="auto" w:fill="EEF4FA"/>
+          </w:tcPr>
+          <w:p>
             <w:r>
               <w:rPr>
                 <w:sz w:val="19"/>
@@ -2986,6 +3221,7 @@
         <w:tc>
           <w:tcPr>
             <w:tcW w:w="3061" w:type="dxa"/>
+            <w:shd w:val="clear" w:color="auto" w:fill="EEF4FA"/>
           </w:tcPr>
           <w:p>
             <w:r>
@@ -2999,14 +3235,19 @@
         <w:tc>
           <w:tcPr>
             <w:tcW w:w="3061" w:type="dxa"/>
-          </w:tcPr>
-          <w:p>
-            <w:r>
-              <w:rPr>
-                <w:sz w:val="19"/>
-              </w:rPr>
-              <w:t>results/figures/module2_architecture.png</w:t>
-            </w:r>
+            <w:shd w:val="clear" w:color="auto" w:fill="EEF4FA"/>
+          </w:tcPr>
+          <w:p>
+            <w:hyperlink r:id="rId21">
+              <w:r>
+                <w:rPr>
+                  <w:color w:val="1F5FA8"/>
+                  <w:sz w:val="19"/>
+                  <w:u w:val="single"/>
+                </w:rPr>
+                <w:t>results/figures/module2_architecture.png</w:t>
+              </w:r>
+            </w:hyperlink>
           </w:p>
         </w:tc>
       </w:tr>
@@ -3037,7 +3278,7 @@
                     <pic:cNvPicPr/>
                   </pic:nvPicPr>
                   <pic:blipFill>
-                    <a:blip r:embed="rId8"/>
+                    <a:blip r:embed="rId22"/>
                     <a:stretch>
                       <a:fillRect/>
                     </a:stretch>
@@ -3071,8 +3312,9 @@
       <w:pPr>
         <w:pStyle w:val="Heading1"/>
       </w:pPr>
-      <w:bookmarkStart w:id="3" w:name="_Toc243937794"/>
-      <w:r>
+      <w:bookmarkStart w:id="3" w:name="_Toc243938891"/>
+      <w:r>
+        <w:lastRenderedPageBreak/>
         <w:t>2. Research Design and Hypotheses</w:t>
       </w:r>
       <w:bookmarkEnd w:id="3"/>
@@ -3082,11 +3324,10 @@
         <w:jc w:val="both"/>
       </w:pPr>
       <w:r>
-        <w:t xml:space="preserve">The study follows an applied, experimental machine-learning design. The independent variables are the model family (mean baseline, ridge regression, histogram gradient boosting, random forest, multilayer perceptron), the input set (design geometry, frequency, image embedding, or a combination) and the evaluation distribution (in-distribution test split or out-of-distribution hold-out). </w:t>
-      </w:r>
-      <w:r>
-        <w:lastRenderedPageBreak/>
-        <w:t>The dependent variables are regression errors for continuous targets, classification metrics for the fusion task, and objective values and feasibility for the optimisation.</w:t>
+        <w:t>The study follows an applied, experimental machine-learning design. The independent variables are the model family (mean baseline, ridge regression, histogram gradient boosting, random forest, multilayer perceptron), the input set (design geometry, frequency, image embedding, or a combination) and the evaluation distribution (in-distribution test split or out-of-distribution hold-out). The dependent variables are regression errors for continuous targets, classification metrics for the fusion task, and objec</w:t>
+      </w:r>
+      <w:r>
+        <w:t>tive values and feasibility for the optimisation.</w:t>
       </w:r>
     </w:p>
     <w:p>
@@ -3511,7 +3752,7 @@
       <w:pPr>
         <w:pStyle w:val="Heading1"/>
       </w:pPr>
-      <w:bookmarkStart w:id="4" w:name="_Toc243937795"/>
+      <w:bookmarkStart w:id="4" w:name="_Toc243938892"/>
       <w:r>
         <w:t>3. Dataset Description and Source Verification</w:t>
       </w:r>
@@ -3936,7 +4177,7 @@
       <w:pPr>
         <w:pStyle w:val="Heading1"/>
       </w:pPr>
-      <w:bookmarkStart w:id="5" w:name="_Toc243937796"/>
+      <w:bookmarkStart w:id="5" w:name="_Toc243938893"/>
       <w:r>
         <w:t>4. Data Preprocessing and Preparation</w:t>
       </w:r>
@@ -3946,7 +4187,7 @@
       <w:pPr>
         <w:pStyle w:val="Heading2"/>
       </w:pPr>
-      <w:bookmarkStart w:id="6" w:name="_Toc243937797"/>
+      <w:bookmarkStart w:id="6" w:name="_Toc243938894"/>
       <w:r>
         <w:t>4.1 Engineering targets from simulated S11</w:t>
       </w:r>
@@ -4007,7 +4248,7 @@
                     <pic:cNvPicPr/>
                   </pic:nvPicPr>
                   <pic:blipFill>
-                    <a:blip r:embed="rId9"/>
+                    <a:blip r:embed="rId23"/>
                     <a:stretch>
                       <a:fillRect/>
                     </a:stretch>
@@ -4041,7 +4282,7 @@
       <w:pPr>
         <w:pStyle w:val="Heading2"/>
       </w:pPr>
-      <w:bookmarkStart w:id="7" w:name="_Toc243937798"/>
+      <w:bookmarkStart w:id="7" w:name="_Toc243938895"/>
       <w:r>
         <w:t>4.2 Cleaning and plausibility rules</w:t>
       </w:r>
@@ -4075,7 +4316,7 @@
       <w:pPr>
         <w:pStyle w:val="Heading2"/>
       </w:pPr>
-      <w:bookmarkStart w:id="8" w:name="_Toc243937799"/>
+      <w:bookmarkStart w:id="8" w:name="_Toc243938896"/>
       <w:r>
         <w:t>4.3 Features, split and leakage control</w:t>
       </w:r>
@@ -4126,14 +4367,50 @@
         <w:jc w:val="both"/>
       </w:pPr>
       <w:r>
-        <w:t>The data dictionary is in Appendix A; all counts are logged in data/processed/preprocessing_log.json and results/metrics/mendeley_cleaning.json, and the rules are enforced by automated tests (Section 10).</w:t>
+        <w:t xml:space="preserve">The data dictionary is in Appendix A and online at </w:t>
+      </w:r>
+      <w:hyperlink r:id="rId24">
+        <w:r>
+          <w:rPr>
+            <w:color w:val="1F5FA8"/>
+            <w:u w:val="single"/>
+          </w:rPr>
+          <w:t>data/data_dictionary.csv</w:t>
+        </w:r>
+      </w:hyperlink>
+      <w:r>
+        <w:t xml:space="preserve">; all counts are logged in </w:t>
+      </w:r>
+      <w:hyperlink r:id="rId25">
+        <w:r>
+          <w:rPr>
+            <w:color w:val="1F5FA8"/>
+            <w:u w:val="single"/>
+          </w:rPr>
+          <w:t>data/processed/preprocessing_log.json</w:t>
+        </w:r>
+      </w:hyperlink>
+      <w:r>
+        <w:t xml:space="preserve"> and </w:t>
+      </w:r>
+      <w:hyperlink r:id="rId26">
+        <w:r>
+          <w:rPr>
+            <w:color w:val="1F5FA8"/>
+            <w:u w:val="single"/>
+          </w:rPr>
+          <w:t>results/metrics/mendeley_cleaning.json</w:t>
+        </w:r>
+      </w:hyperlink>
+      <w:r>
+        <w:t>, and the rules are enforced by automated tests (Section 10).</w:t>
       </w:r>
     </w:p>
     <w:p>
       <w:pPr>
         <w:pStyle w:val="Heading1"/>
       </w:pPr>
-      <w:bookmarkStart w:id="9" w:name="_Toc243937800"/>
+      <w:bookmarkStart w:id="9" w:name="_Toc243938897"/>
       <w:r>
         <w:lastRenderedPageBreak/>
         <w:t>5. Proposed Model: Numerical-Text Surrogate, Fusion and Optimisation</w:t>
@@ -4206,7 +4483,7 @@
       <w:pPr>
         <w:pStyle w:val="Heading1"/>
       </w:pPr>
-      <w:bookmarkStart w:id="10" w:name="_Toc243937801"/>
+      <w:bookmarkStart w:id="10" w:name="_Toc243938898"/>
       <w:r>
         <w:lastRenderedPageBreak/>
         <w:t>6. Training Strategy and Experimental Setup</w:t>
@@ -4747,7 +5024,7 @@
       <w:pPr>
         <w:pStyle w:val="Heading1"/>
       </w:pPr>
-      <w:bookmarkStart w:id="11" w:name="_Toc243937802"/>
+      <w:bookmarkStart w:id="11" w:name="_Toc243938899"/>
       <w:r>
         <w:t>7. Baseline Methods and Comparative Models</w:t>
       </w:r>
@@ -4841,7 +5118,7 @@
       <w:pPr>
         <w:pStyle w:val="Heading1"/>
       </w:pPr>
-      <w:bookmarkStart w:id="12" w:name="_Toc243937803"/>
+      <w:bookmarkStart w:id="12" w:name="_Toc243938900"/>
       <w:r>
         <w:t>8. Evaluation Metrics and Analysis Plan</w:t>
       </w:r>
@@ -4862,7 +5139,7 @@
       <w:pPr>
         <w:pStyle w:val="Heading1"/>
       </w:pPr>
-      <w:bookmarkStart w:id="13" w:name="_Toc243937804"/>
+      <w:bookmarkStart w:id="13" w:name="_Toc243938901"/>
       <w:r>
         <w:lastRenderedPageBreak/>
         <w:t>9. Results and Discussion</w:t>
@@ -4881,7 +5158,7 @@
       <w:pPr>
         <w:pStyle w:val="Heading2"/>
       </w:pPr>
-      <w:bookmarkStart w:id="14" w:name="_Toc243937805"/>
+      <w:bookmarkStart w:id="14" w:name="_Toc243938902"/>
       <w:r>
         <w:t>9.1 Patch surrogate: resonance, matching and bandwidth (RQ1)</w:t>
       </w:r>
@@ -5550,7 +5827,7 @@
                     <pic:cNvPicPr/>
                   </pic:nvPicPr>
                   <pic:blipFill>
-                    <a:blip r:embed="rId10"/>
+                    <a:blip r:embed="rId27"/>
                     <a:stretch>
                       <a:fillRect/>
                     </a:stretch>
@@ -5605,7 +5882,7 @@
                     <pic:cNvPicPr/>
                   </pic:nvPicPr>
                   <pic:blipFill>
-                    <a:blip r:embed="rId11"/>
+                    <a:blip r:embed="rId28"/>
                     <a:stretch>
                       <a:fillRect/>
                     </a:stretch>
@@ -5680,7 +5957,7 @@
       <w:pPr>
         <w:pStyle w:val="Heading2"/>
       </w:pPr>
-      <w:bookmarkStart w:id="15" w:name="_Toc243937806"/>
+      <w:bookmarkStart w:id="15" w:name="_Toc243938903"/>
       <w:r>
         <w:t>9.2 Slotted patch: S11, gain and efficiency (RQ2)</w:t>
       </w:r>
@@ -6924,7 +7201,7 @@
                     <pic:cNvPicPr/>
                   </pic:nvPicPr>
                   <pic:blipFill>
-                    <a:blip r:embed="rId12"/>
+                    <a:blip r:embed="rId29"/>
                     <a:stretch>
                       <a:fillRect/>
                     </a:stretch>
@@ -6978,7 +7255,7 @@
       <w:pPr>
         <w:pStyle w:val="Heading2"/>
       </w:pPr>
-      <w:bookmarkStart w:id="16" w:name="_Toc243937807"/>
+      <w:bookmarkStart w:id="16" w:name="_Toc243938904"/>
       <w:r>
         <w:t>9.3 Engineering summaries (RQ5)</w:t>
       </w:r>
@@ -7020,7 +7297,7 @@
       <w:pPr>
         <w:pStyle w:val="Heading2"/>
       </w:pPr>
-      <w:bookmarkStart w:id="17" w:name="_Toc243937808"/>
+      <w:bookmarkStart w:id="17" w:name="_Toc243938905"/>
       <w:r>
         <w:lastRenderedPageBreak/>
         <w:t>9.4 Multimodal fusion (RQ3, H6)</w:t>
@@ -7559,7 +7836,7 @@
                     <pic:cNvPicPr/>
                   </pic:nvPicPr>
                   <pic:blipFill>
-                    <a:blip r:embed="rId13"/>
+                    <a:blip r:embed="rId30"/>
                     <a:stretch>
                       <a:fillRect/>
                     </a:stretch>
@@ -7613,7 +7890,7 @@
       <w:pPr>
         <w:pStyle w:val="Heading2"/>
       </w:pPr>
-      <w:bookmarkStart w:id="18" w:name="_Toc243937809"/>
+      <w:bookmarkStart w:id="18" w:name="_Toc243938906"/>
       <w:r>
         <w:lastRenderedPageBreak/>
         <w:t>9.5 NSGA-II surrogate optimisation for NR n78 (RQ4)</w:t>
@@ -7645,7 +7922,7 @@
                     <pic:cNvPicPr/>
                   </pic:nvPicPr>
                   <pic:blipFill>
-                    <a:blip r:embed="rId14"/>
+                    <a:blip r:embed="rId31"/>
                     <a:stretch>
                       <a:fillRect/>
                     </a:stretch>
@@ -8213,7 +8490,7 @@
       <w:pPr>
         <w:pStyle w:val="Heading2"/>
       </w:pPr>
-      <w:bookmarkStart w:id="19" w:name="_Toc243937810"/>
+      <w:bookmarkStart w:id="19" w:name="_Toc243938907"/>
       <w:r>
         <w:t>9.6 Summary of hypotheses and evaluation criteria</w:t>
       </w:r>
@@ -8523,7 +8800,7 @@
       <w:pPr>
         <w:pStyle w:val="Heading1"/>
       </w:pPr>
-      <w:bookmarkStart w:id="20" w:name="_Toc243937811"/>
+      <w:bookmarkStart w:id="20" w:name="_Toc243938908"/>
       <w:r>
         <w:t>10. Ethics, Bias, Privacy, and Reproducibility</w:t>
       </w:r>
@@ -8595,7 +8872,7 @@
       <w:pPr>
         <w:pStyle w:val="Heading1"/>
       </w:pPr>
-      <w:bookmarkStart w:id="21" w:name="_Toc243937812"/>
+      <w:bookmarkStart w:id="21" w:name="_Toc243938909"/>
       <w:r>
         <w:lastRenderedPageBreak/>
         <w:t>11. Limitations and Future Work</w:t>
@@ -8707,7 +8984,7 @@
       <w:pPr>
         <w:pStyle w:val="Heading1"/>
       </w:pPr>
-      <w:bookmarkStart w:id="22" w:name="_Toc243937813"/>
+      <w:bookmarkStart w:id="22" w:name="_Toc243938910"/>
       <w:r>
         <w:t>12. Conclusion</w:t>
       </w:r>
@@ -8731,148 +9008,47 @@
       <w:pPr>
         <w:pStyle w:val="Heading1"/>
       </w:pPr>
-      <w:bookmarkStart w:id="23" w:name="_Toc243937814"/>
-      <w:r>
-        <w:t>References</w:t>
+      <w:bookmarkStart w:id="23" w:name="_Toc243938911"/>
+      <w:r>
+        <w:t>Data, Code and Output Availability</w:t>
       </w:r>
       <w:bookmarkEnd w:id="23"/>
     </w:p>
     <w:p>
       <w:pPr>
-        <w:pStyle w:val="ListNumber"/>
+        <w:jc w:val="both"/>
       </w:pPr>
       <w:r>
-        <w:t>A. Dosovitskiy et al., "An image is worth 16x16 words: Transformers for image recognition at scale," in Proc. ICLR, 2021, arXiv:2010.11929.</w:t>
-      </w:r>
-    </w:p>
-    <w:p>
-      <w:pPr>
-        <w:pStyle w:val="ListNumber"/>
-      </w:pPr>
+        <w:t xml:space="preserve">All data derivatives, code, tests and outputs of Module 2 are public in the GitHub repository </w:t>
+      </w:r>
+      <w:hyperlink r:id="rId32">
+        <w:r>
+          <w:rPr>
+            <w:color w:val="1F5FA8"/>
+            <w:u w:val="single"/>
+          </w:rPr>
+          <w:t>https://github.com/rathiabeth/module2-numerical-surrogate-antenna-design</w:t>
+        </w:r>
+      </w:hyperlink>
+      <w:r>
+        <w:t>. Each entry below links directly to the file or folder; raw third-party files are linked at their source because they are re-</w:t>
+      </w:r>
       <w:r>
         <w:lastRenderedPageBreak/>
-        <w:t>B. LaBash et al., "Improving generative inverse design of rectangular patch antennas with test time optimization," arXiv:2505.18188, 2025. Dataset: huggingface.co/datasets/becklabash/rectangular-patch-antenna-freq-response (MIT), rev. 4be72a2.</w:t>
-      </w:r>
-    </w:p>
-    <w:p>
-      <w:pPr>
-        <w:pStyle w:val="ListNumber"/>
-      </w:pPr>
-      <w:r>
-        <w:t>M. F. H. Mihad, M. M. Islam and F. H. Sojib, "Antenna Parameters Dataset," Mendeley Data, v2, 2024, doi:10.17632/3gxr2vvd9n.2 (CC BY 4.0).</w:t>
-      </w:r>
-    </w:p>
-    <w:p>
-      <w:pPr>
-        <w:pStyle w:val="ListNumber"/>
-      </w:pPr>
-      <w:r>
-        <w:t>C. A. Balanis, Antenna Theory: Analysis and Design, 4th ed. Hoboken, NJ: Wiley, 2016.</w:t>
-      </w:r>
-    </w:p>
-    <w:p>
-      <w:pPr>
-        <w:pStyle w:val="ListNumber"/>
-      </w:pPr>
-      <w:r>
-        <w:t>3GPP, "NR; User Equipment (UE) radio transmission and reception; Part 1: Range 1 Standalone," TS 38.101-1.</w:t>
-      </w:r>
-    </w:p>
-    <w:p>
-      <w:pPr>
-        <w:pStyle w:val="ListNumber"/>
-      </w:pPr>
-      <w:r>
-        <w:t>L. Breiman, "Random forests," Machine Learning, vol. 45, no. 1, pp. 5–32, 2001.</w:t>
-      </w:r>
-    </w:p>
-    <w:p>
-      <w:pPr>
-        <w:pStyle w:val="ListNumber"/>
-      </w:pPr>
-      <w:r>
-        <w:t>G. Ke et al., "LightGBM: A highly efficient gradient boosting decision tree," in Proc. NeurIPS, 2017.</w:t>
-      </w:r>
-    </w:p>
-    <w:p>
-      <w:pPr>
-        <w:pStyle w:val="ListNumber"/>
-      </w:pPr>
-      <w:r>
-        <w:t>F. Pedregosa et al., "Scikit-learn: Machine learning in Python," J. Mach. Learn. Res., vol. 12, pp. 2825–2830, 2011.</w:t>
-      </w:r>
-    </w:p>
-    <w:p>
-      <w:pPr>
-        <w:pStyle w:val="ListNumber"/>
-      </w:pPr>
-      <w:r>
-        <w:t>K. Deb, A. Pratap, S. Agarwal and T. Meyarivan, "A fast and elitist multiobjective genetic algorithm: NSGA-II," IEEE Trans. Evol. Comput., vol. 6, no. 2, pp. 182–197, 2002.</w:t>
-      </w:r>
-    </w:p>
-    <w:p>
-      <w:pPr>
-        <w:pStyle w:val="ListNumber"/>
-      </w:pPr>
-      <w:r>
-        <w:t>J. Blank and K. Deb, "pymoo: Multi-objective optimization in Python," IEEE Access, vol. 8, pp. 89497–89509, 2020.</w:t>
-      </w:r>
-    </w:p>
-    <w:p>
-      <w:pPr>
-        <w:pStyle w:val="ListNumber"/>
-      </w:pPr>
-      <w:r>
-        <w:t>T. Liebig et al., openEMS – a free and open electromagnetic field solver, https://openems.de.</w:t>
-      </w:r>
-    </w:p>
-    <w:p>
-      <w:pPr>
-        <w:pStyle w:val="ListNumber"/>
-      </w:pPr>
-      <w:r>
-        <w:t>A. E. Hoerl and R. W. Kennard, "Ridge regression: Biased estimation for nonorthogonal problems," Technometrics, vol. 12, no. 1, pp. 55–67, 1970.</w:t>
-      </w:r>
-    </w:p>
-    <w:p>
-      <w:pPr>
-        <w:pStyle w:val="ListNumber"/>
-      </w:pPr>
-      <w:r>
-        <w:t>A. Fisher, C. Rudin and F. Dominici, "All models are wrong, but many are useful: Learning a variable's importance by studying an entire class of prediction models simultaneously," J. Mach. Learn. Res., vol. 20, no. 177, pp. 1–81, 2019.</w:t>
-      </w:r>
-    </w:p>
-    <w:p>
-      <w:pPr>
-        <w:pStyle w:val="ListNumber"/>
-      </w:pPr>
-      <w:r>
-        <w:t>D. E. Rumelhart, G. E. Hinton and R. J. Williams, "Learning representations by back-propagating errors," Nature, vol. 323, pp. 533–536, 1986.</w:t>
-      </w:r>
-    </w:p>
-    <w:p>
-      <w:pPr>
-        <w:pStyle w:val="ListNumber"/>
-      </w:pPr>
-      <w:r>
-        <w:t>T. Baltrušaitis, C. Ahuja and L.-P. Morency, "Multimodal machine learning: A survey and taxonomy," IEEE Trans. Pattern Anal. Mach. Intell., vol. 41, no. 2, pp. 423–443, 2019.</w:t>
-      </w:r>
-    </w:p>
-    <w:p>
-      <w:r>
-        <w:br w:type="page"/>
-      </w:r>
-    </w:p>
-    <w:p>
-      <w:pPr>
-        <w:pStyle w:val="Heading1"/>
-      </w:pPr>
-      <w:bookmarkStart w:id="24" w:name="_Toc243937815"/>
-      <w:r>
-        <w:lastRenderedPageBreak/>
-        <w:t>Appendix A. Data Dictionary</w:t>
-      </w:r>
-      <w:bookmarkEnd w:id="24"/>
+        <w:t xml:space="preserve">downloaded with checksums rather than redistributed. Module 1 is at </w:t>
+      </w:r>
+      <w:hyperlink r:id="rId33">
+        <w:r>
+          <w:rPr>
+            <w:color w:val="1F5FA8"/>
+            <w:u w:val="single"/>
+          </w:rPr>
+          <w:t>https://github.com/rathiabeth/module1-vit-antenna-image-classification</w:t>
+        </w:r>
+      </w:hyperlink>
+      <w:r>
+        <w:t>.</w:t>
+      </w:r>
     </w:p>
     <w:p>
       <w:pPr>
@@ -8880,7 +9056,1415 @@
         <w:keepNext/>
       </w:pPr>
       <w:r>
-        <w:t>Table 10. Data dictionary (data/data_dictionary.csv).</w:t>
+        <w:t>Table 10. Links to the data, scripts, tests and outputs of Module 2 (branch main).</w:t>
+      </w:r>
+    </w:p>
+    <w:tbl>
+      <w:tblPr>
+        <w:tblStyle w:val="TableGrid"/>
+        <w:tblW w:w="0" w:type="auto"/>
+        <w:jc w:val="center"/>
+        <w:tblLook w:val="04A0" w:firstRow="1" w:lastRow="0" w:firstColumn="1" w:lastColumn="0" w:noHBand="0" w:noVBand="1"/>
+      </w:tblPr>
+      <w:tblGrid>
+        <w:gridCol w:w="2830"/>
+        <w:gridCol w:w="2870"/>
+        <w:gridCol w:w="3700"/>
+      </w:tblGrid>
+      <w:tr>
+        <w:trPr>
+          <w:cantSplit/>
+          <w:tblHeader/>
+          <w:jc w:val="center"/>
+        </w:trPr>
+        <w:tc>
+          <w:tcPr>
+            <w:tcW w:w="3061" w:type="dxa"/>
+            <w:shd w:val="clear" w:color="auto" w:fill="2F6FAE"/>
+          </w:tcPr>
+          <w:p>
+            <w:r>
+              <w:rPr>
+                <w:b/>
+                <w:color w:val="FFFFFF"/>
+                <w:sz w:val="19"/>
+              </w:rPr>
+              <w:t>Category</w:t>
+            </w:r>
+          </w:p>
+        </w:tc>
+        <w:tc>
+          <w:tcPr>
+            <w:tcW w:w="3061" w:type="dxa"/>
+            <w:shd w:val="clear" w:color="auto" w:fill="2F6FAE"/>
+          </w:tcPr>
+          <w:p>
+            <w:r>
+              <w:rPr>
+                <w:b/>
+                <w:color w:val="FFFFFF"/>
+                <w:sz w:val="19"/>
+              </w:rPr>
+              <w:t>Content</w:t>
+            </w:r>
+          </w:p>
+        </w:tc>
+        <w:tc>
+          <w:tcPr>
+            <w:tcW w:w="3061" w:type="dxa"/>
+            <w:shd w:val="clear" w:color="auto" w:fill="2F6FAE"/>
+          </w:tcPr>
+          <w:p>
+            <w:r>
+              <w:rPr>
+                <w:b/>
+                <w:color w:val="FFFFFF"/>
+                <w:sz w:val="19"/>
+              </w:rPr>
+              <w:t>Link</w:t>
+            </w:r>
+          </w:p>
+        </w:tc>
+      </w:tr>
+      <w:tr>
+        <w:trPr>
+          <w:cantSplit/>
+          <w:jc w:val="center"/>
+        </w:trPr>
+        <w:tc>
+          <w:tcPr>
+            <w:tcW w:w="3061" w:type="dxa"/>
+          </w:tcPr>
+          <w:p>
+            <w:r>
+              <w:rPr>
+                <w:b/>
+                <w:sz w:val="19"/>
+              </w:rPr>
+              <w:t>Data</w:t>
+            </w:r>
+          </w:p>
+        </w:tc>
+        <w:tc>
+          <w:tcPr>
+            <w:tcW w:w="3061" w:type="dxa"/>
+          </w:tcPr>
+          <w:p>
+            <w:r>
+              <w:rPr>
+                <w:sz w:val="19"/>
+              </w:rPr>
+              <w:t>Patch dataset source (2,051 openEMS designs, MIT)</w:t>
+            </w:r>
+          </w:p>
+        </w:tc>
+        <w:tc>
+          <w:tcPr>
+            <w:tcW w:w="3061" w:type="dxa"/>
+          </w:tcPr>
+          <w:p>
+            <w:hyperlink r:id="rId34">
+              <w:r>
+                <w:rPr>
+                  <w:color w:val="1F5FA8"/>
+                  <w:sz w:val="19"/>
+                  <w:u w:val="single"/>
+                </w:rPr>
+                <w:t>Hugging Face, rev. 4be72a2</w:t>
+              </w:r>
+            </w:hyperlink>
+          </w:p>
+        </w:tc>
+      </w:tr>
+      <w:tr>
+        <w:trPr>
+          <w:cantSplit/>
+          <w:jc w:val="center"/>
+        </w:trPr>
+        <w:tc>
+          <w:tcPr>
+            <w:tcW w:w="3061" w:type="dxa"/>
+            <w:shd w:val="clear" w:color="auto" w:fill="EEF4FA"/>
+          </w:tcPr>
+          <w:p/>
+        </w:tc>
+        <w:tc>
+          <w:tcPr>
+            <w:tcW w:w="3061" w:type="dxa"/>
+            <w:shd w:val="clear" w:color="auto" w:fill="EEF4FA"/>
+          </w:tcPr>
+          <w:p>
+            <w:r>
+              <w:rPr>
+                <w:sz w:val="19"/>
+              </w:rPr>
+              <w:t>Mendeley Antenna Parameters Dataset v2 (CC BY 4.0)</w:t>
+            </w:r>
+          </w:p>
+        </w:tc>
+        <w:tc>
+          <w:tcPr>
+            <w:tcW w:w="3061" w:type="dxa"/>
+            <w:shd w:val="clear" w:color="auto" w:fill="EEF4FA"/>
+          </w:tcPr>
+          <w:p>
+            <w:hyperlink r:id="rId35">
+              <w:r>
+                <w:rPr>
+                  <w:color w:val="1F5FA8"/>
+                  <w:sz w:val="19"/>
+                  <w:u w:val="single"/>
+                </w:rPr>
+                <w:t>Mendeley Data 10.17632/3gxr2vvd9n.2</w:t>
+              </w:r>
+            </w:hyperlink>
+          </w:p>
+        </w:tc>
+      </w:tr>
+      <w:tr>
+        <w:trPr>
+          <w:cantSplit/>
+          <w:jc w:val="center"/>
+        </w:trPr>
+        <w:tc>
+          <w:tcPr>
+            <w:tcW w:w="3061" w:type="dxa"/>
+          </w:tcPr>
+          <w:p/>
+        </w:tc>
+        <w:tc>
+          <w:tcPr>
+            <w:tcW w:w="3061" w:type="dxa"/>
+          </w:tcPr>
+          <w:p>
+            <w:r>
+              <w:rPr>
+                <w:sz w:val="19"/>
+              </w:rPr>
+              <w:t>Processed patch table (parameters, S11 targets, labels, split)</w:t>
+            </w:r>
+          </w:p>
+        </w:tc>
+        <w:tc>
+          <w:tcPr>
+            <w:tcW w:w="3061" w:type="dxa"/>
+          </w:tcPr>
+          <w:p>
+            <w:hyperlink r:id="rId36">
+              <w:r>
+                <w:rPr>
+                  <w:color w:val="1F5FA8"/>
+                  <w:sz w:val="19"/>
+                  <w:u w:val="single"/>
+                </w:rPr>
+                <w:t>data/processed/patch_designs.csv</w:t>
+              </w:r>
+            </w:hyperlink>
+          </w:p>
+        </w:tc>
+      </w:tr>
+      <w:tr>
+        <w:trPr>
+          <w:cantSplit/>
+          <w:jc w:val="center"/>
+        </w:trPr>
+        <w:tc>
+          <w:tcPr>
+            <w:tcW w:w="3061" w:type="dxa"/>
+            <w:shd w:val="clear" w:color="auto" w:fill="EEF4FA"/>
+          </w:tcPr>
+          <w:p/>
+        </w:tc>
+        <w:tc>
+          <w:tcPr>
+            <w:tcW w:w="3061" w:type="dxa"/>
+            <w:shd w:val="clear" w:color="auto" w:fill="EEF4FA"/>
+          </w:tcPr>
+          <w:p>
+            <w:r>
+              <w:rPr>
+                <w:sz w:val="19"/>
+              </w:rPr>
+              <w:t>Cleaned Mendeley table with plausibility flag</w:t>
+            </w:r>
+          </w:p>
+        </w:tc>
+        <w:tc>
+          <w:tcPr>
+            <w:tcW w:w="3061" w:type="dxa"/>
+            <w:shd w:val="clear" w:color="auto" w:fill="EEF4FA"/>
+          </w:tcPr>
+          <w:p>
+            <w:hyperlink r:id="rId37">
+              <w:r>
+                <w:rPr>
+                  <w:color w:val="1F5FA8"/>
+                  <w:sz w:val="19"/>
+                  <w:u w:val="single"/>
+                </w:rPr>
+                <w:t>data/processed/mendeley_clean.csv</w:t>
+              </w:r>
+            </w:hyperlink>
+          </w:p>
+        </w:tc>
+      </w:tr>
+      <w:tr>
+        <w:trPr>
+          <w:cantSplit/>
+          <w:jc w:val="center"/>
+        </w:trPr>
+        <w:tc>
+          <w:tcPr>
+            <w:tcW w:w="3061" w:type="dxa"/>
+          </w:tcPr>
+          <w:p/>
+        </w:tc>
+        <w:tc>
+          <w:tcPr>
+            <w:tcW w:w="3061" w:type="dxa"/>
+          </w:tcPr>
+          <w:p>
+            <w:r>
+              <w:rPr>
+                <w:sz w:val="19"/>
+              </w:rPr>
+              <w:t>Locked split manifests shared with Module 1</w:t>
+            </w:r>
+          </w:p>
+        </w:tc>
+        <w:tc>
+          <w:tcPr>
+            <w:tcW w:w="3061" w:type="dxa"/>
+          </w:tcPr>
+          <w:p>
+            <w:hyperlink r:id="rId38">
+              <w:r>
+                <w:rPr>
+                  <w:color w:val="1F5FA8"/>
+                  <w:sz w:val="19"/>
+                  <w:u w:val="single"/>
+                </w:rPr>
+                <w:t>data/splits</w:t>
+              </w:r>
+            </w:hyperlink>
+          </w:p>
+        </w:tc>
+      </w:tr>
+      <w:tr>
+        <w:trPr>
+          <w:cantSplit/>
+          <w:jc w:val="center"/>
+        </w:trPr>
+        <w:tc>
+          <w:tcPr>
+            <w:tcW w:w="3061" w:type="dxa"/>
+            <w:shd w:val="clear" w:color="auto" w:fill="EEF4FA"/>
+          </w:tcPr>
+          <w:p/>
+        </w:tc>
+        <w:tc>
+          <w:tcPr>
+            <w:tcW w:w="3061" w:type="dxa"/>
+            <w:shd w:val="clear" w:color="auto" w:fill="EEF4FA"/>
+          </w:tcPr>
+          <w:p>
+            <w:r>
+              <w:rPr>
+                <w:sz w:val="19"/>
+              </w:rPr>
+              <w:t>Module 1 ViT embeddings and SHA-256 provenance</w:t>
+            </w:r>
+          </w:p>
+        </w:tc>
+        <w:tc>
+          <w:tcPr>
+            <w:tcW w:w="3061" w:type="dxa"/>
+            <w:shd w:val="clear" w:color="auto" w:fill="EEF4FA"/>
+          </w:tcPr>
+          <w:p>
+            <w:hyperlink r:id="rId39">
+              <w:r>
+                <w:rPr>
+                  <w:color w:val="1F5FA8"/>
+                  <w:sz w:val="19"/>
+                  <w:u w:val="single"/>
+                </w:rPr>
+                <w:t>data/external/module1_vit_embeddings</w:t>
+              </w:r>
+            </w:hyperlink>
+          </w:p>
+        </w:tc>
+      </w:tr>
+      <w:tr>
+        <w:trPr>
+          <w:cantSplit/>
+          <w:jc w:val="center"/>
+        </w:trPr>
+        <w:tc>
+          <w:tcPr>
+            <w:tcW w:w="3061" w:type="dxa"/>
+          </w:tcPr>
+          <w:p/>
+        </w:tc>
+        <w:tc>
+          <w:tcPr>
+            <w:tcW w:w="3061" w:type="dxa"/>
+          </w:tcPr>
+          <w:p>
+            <w:r>
+              <w:rPr>
+                <w:sz w:val="19"/>
+              </w:rPr>
+              <w:t>Data dictionary and preprocessing log</w:t>
+            </w:r>
+          </w:p>
+        </w:tc>
+        <w:tc>
+          <w:tcPr>
+            <w:tcW w:w="3061" w:type="dxa"/>
+          </w:tcPr>
+          <w:p>
+            <w:hyperlink r:id="rId40">
+              <w:r>
+                <w:rPr>
+                  <w:color w:val="1F5FA8"/>
+                  <w:sz w:val="19"/>
+                  <w:u w:val="single"/>
+                </w:rPr>
+                <w:t>data/data_dictionary.csv</w:t>
+              </w:r>
+            </w:hyperlink>
+            <w:r>
+              <w:rPr>
+                <w:sz w:val="19"/>
+              </w:rPr>
+              <w:t xml:space="preserve">; </w:t>
+            </w:r>
+            <w:hyperlink r:id="rId41">
+              <w:r>
+                <w:rPr>
+                  <w:color w:val="1F5FA8"/>
+                  <w:sz w:val="19"/>
+                  <w:u w:val="single"/>
+                </w:rPr>
+                <w:t>data/processed/preprocessing_log.json</w:t>
+              </w:r>
+            </w:hyperlink>
+          </w:p>
+        </w:tc>
+      </w:tr>
+      <w:tr>
+        <w:trPr>
+          <w:cantSplit/>
+          <w:jc w:val="center"/>
+        </w:trPr>
+        <w:tc>
+          <w:tcPr>
+            <w:tcW w:w="3061" w:type="dxa"/>
+            <w:shd w:val="clear" w:color="auto" w:fill="EEF4FA"/>
+          </w:tcPr>
+          <w:p/>
+        </w:tc>
+        <w:tc>
+          <w:tcPr>
+            <w:tcW w:w="3061" w:type="dxa"/>
+            <w:shd w:val="clear" w:color="auto" w:fill="EEF4FA"/>
+          </w:tcPr>
+          <w:p>
+            <w:r>
+              <w:rPr>
+                <w:sz w:val="19"/>
+              </w:rPr>
+              <w:t>Configuration (seed, thresholds, surrogate, fusion, NSGA-II)</w:t>
+            </w:r>
+          </w:p>
+        </w:tc>
+        <w:tc>
+          <w:tcPr>
+            <w:tcW w:w="3061" w:type="dxa"/>
+            <w:shd w:val="clear" w:color="auto" w:fill="EEF4FA"/>
+          </w:tcPr>
+          <w:p>
+            <w:hyperlink r:id="rId42">
+              <w:r>
+                <w:rPr>
+                  <w:color w:val="1F5FA8"/>
+                  <w:sz w:val="19"/>
+                  <w:u w:val="single"/>
+                </w:rPr>
+                <w:t>configs/default.yaml</w:t>
+              </w:r>
+            </w:hyperlink>
+          </w:p>
+        </w:tc>
+      </w:tr>
+      <w:tr>
+        <w:trPr>
+          <w:cantSplit/>
+          <w:jc w:val="center"/>
+        </w:trPr>
+        <w:tc>
+          <w:tcPr>
+            <w:tcW w:w="3061" w:type="dxa"/>
+          </w:tcPr>
+          <w:p>
+            <w:r>
+              <w:rPr>
+                <w:b/>
+                <w:sz w:val="19"/>
+              </w:rPr>
+              <w:t>Scripts</w:t>
+            </w:r>
+          </w:p>
+        </w:tc>
+        <w:tc>
+          <w:tcPr>
+            <w:tcW w:w="3061" w:type="dxa"/>
+          </w:tcPr>
+          <w:p>
+            <w:r>
+              <w:rPr>
+                <w:sz w:val="19"/>
+              </w:rPr>
+              <w:t>Download and preprocessing (targets, cleaning, split check)</w:t>
+            </w:r>
+          </w:p>
+        </w:tc>
+        <w:tc>
+          <w:tcPr>
+            <w:tcW w:w="3061" w:type="dxa"/>
+          </w:tcPr>
+          <w:p>
+            <w:hyperlink r:id="rId43">
+              <w:r>
+                <w:rPr>
+                  <w:color w:val="1F5FA8"/>
+                  <w:sz w:val="19"/>
+                  <w:u w:val="single"/>
+                </w:rPr>
+                <w:t>src/download_data.py</w:t>
+              </w:r>
+            </w:hyperlink>
+            <w:r>
+              <w:rPr>
+                <w:sz w:val="19"/>
+              </w:rPr>
+              <w:t xml:space="preserve">; </w:t>
+            </w:r>
+            <w:hyperlink r:id="rId44">
+              <w:r>
+                <w:rPr>
+                  <w:color w:val="1F5FA8"/>
+                  <w:sz w:val="19"/>
+                  <w:u w:val="single"/>
+                </w:rPr>
+                <w:t>src/preprocessing.py</w:t>
+              </w:r>
+            </w:hyperlink>
+          </w:p>
+        </w:tc>
+      </w:tr>
+      <w:tr>
+        <w:trPr>
+          <w:cantSplit/>
+          <w:jc w:val="center"/>
+        </w:trPr>
+        <w:tc>
+          <w:tcPr>
+            <w:tcW w:w="3061" w:type="dxa"/>
+            <w:shd w:val="clear" w:color="auto" w:fill="EEF4FA"/>
+          </w:tcPr>
+          <w:p/>
+        </w:tc>
+        <w:tc>
+          <w:tcPr>
+            <w:tcW w:w="3061" w:type="dxa"/>
+            <w:shd w:val="clear" w:color="auto" w:fill="EEF4FA"/>
+          </w:tcPr>
+          <w:p>
+            <w:r>
+              <w:rPr>
+                <w:sz w:val="19"/>
+              </w:rPr>
+              <w:t>Surrogate regression and engineering summaries</w:t>
+            </w:r>
+          </w:p>
+        </w:tc>
+        <w:tc>
+          <w:tcPr>
+            <w:tcW w:w="3061" w:type="dxa"/>
+            <w:shd w:val="clear" w:color="auto" w:fill="EEF4FA"/>
+          </w:tcPr>
+          <w:p>
+            <w:hyperlink r:id="rId45">
+              <w:r>
+                <w:rPr>
+                  <w:color w:val="1F5FA8"/>
+                  <w:sz w:val="19"/>
+                  <w:u w:val="single"/>
+                </w:rPr>
+                <w:t>src/numerical_model.py</w:t>
+              </w:r>
+            </w:hyperlink>
+          </w:p>
+        </w:tc>
+      </w:tr>
+      <w:tr>
+        <w:trPr>
+          <w:cantSplit/>
+          <w:jc w:val="center"/>
+        </w:trPr>
+        <w:tc>
+          <w:tcPr>
+            <w:tcW w:w="3061" w:type="dxa"/>
+          </w:tcPr>
+          <w:p/>
+        </w:tc>
+        <w:tc>
+          <w:tcPr>
+            <w:tcW w:w="3061" w:type="dxa"/>
+          </w:tcPr>
+          <w:p>
+            <w:r>
+              <w:rPr>
+                <w:sz w:val="19"/>
+              </w:rPr>
+              <w:t>Multimodal fusion and NSGA-II optimisation</w:t>
+            </w:r>
+          </w:p>
+        </w:tc>
+        <w:tc>
+          <w:tcPr>
+            <w:tcW w:w="3061" w:type="dxa"/>
+          </w:tcPr>
+          <w:p>
+            <w:hyperlink r:id="rId46">
+              <w:r>
+                <w:rPr>
+                  <w:color w:val="1F5FA8"/>
+                  <w:sz w:val="19"/>
+                  <w:u w:val="single"/>
+                </w:rPr>
+                <w:t>src/fusion_optimization.py</w:t>
+              </w:r>
+            </w:hyperlink>
+          </w:p>
+        </w:tc>
+      </w:tr>
+      <w:tr>
+        <w:trPr>
+          <w:cantSplit/>
+          <w:jc w:val="center"/>
+        </w:trPr>
+        <w:tc>
+          <w:tcPr>
+            <w:tcW w:w="3061" w:type="dxa"/>
+            <w:shd w:val="clear" w:color="auto" w:fill="EEF4FA"/>
+          </w:tcPr>
+          <w:p/>
+        </w:tc>
+        <w:tc>
+          <w:tcPr>
+            <w:tcW w:w="3061" w:type="dxa"/>
+            <w:shd w:val="clear" w:color="auto" w:fill="EEF4FA"/>
+          </w:tcPr>
+          <w:p>
+            <w:r>
+              <w:rPr>
+                <w:sz w:val="19"/>
+              </w:rPr>
+              <w:t>Metrics helpers</w:t>
+            </w:r>
+          </w:p>
+        </w:tc>
+        <w:tc>
+          <w:tcPr>
+            <w:tcW w:w="3061" w:type="dxa"/>
+            <w:shd w:val="clear" w:color="auto" w:fill="EEF4FA"/>
+          </w:tcPr>
+          <w:p>
+            <w:hyperlink r:id="rId47">
+              <w:r>
+                <w:rPr>
+                  <w:color w:val="1F5FA8"/>
+                  <w:sz w:val="19"/>
+                  <w:u w:val="single"/>
+                </w:rPr>
+                <w:t>src/metrics.py</w:t>
+              </w:r>
+            </w:hyperlink>
+          </w:p>
+        </w:tc>
+      </w:tr>
+      <w:tr>
+        <w:trPr>
+          <w:cantSplit/>
+          <w:jc w:val="center"/>
+        </w:trPr>
+        <w:tc>
+          <w:tcPr>
+            <w:tcW w:w="3061" w:type="dxa"/>
+          </w:tcPr>
+          <w:p/>
+        </w:tc>
+        <w:tc>
+          <w:tcPr>
+            <w:tcW w:w="3061" w:type="dxa"/>
+          </w:tcPr>
+          <w:p>
+            <w:r>
+              <w:rPr>
+                <w:sz w:val="19"/>
+              </w:rPr>
+              <w:t>Full pipeline</w:t>
+            </w:r>
+          </w:p>
+        </w:tc>
+        <w:tc>
+          <w:tcPr>
+            <w:tcW w:w="3061" w:type="dxa"/>
+          </w:tcPr>
+          <w:p>
+            <w:hyperlink r:id="rId48">
+              <w:r>
+                <w:rPr>
+                  <w:color w:val="1F5FA8"/>
+                  <w:sz w:val="19"/>
+                  <w:u w:val="single"/>
+                </w:rPr>
+                <w:t>scripts/run_all.ps1</w:t>
+              </w:r>
+            </w:hyperlink>
+            <w:r>
+              <w:rPr>
+                <w:sz w:val="19"/>
+              </w:rPr>
+              <w:t xml:space="preserve">; </w:t>
+            </w:r>
+            <w:hyperlink r:id="rId49">
+              <w:r>
+                <w:rPr>
+                  <w:color w:val="1F5FA8"/>
+                  <w:sz w:val="19"/>
+                  <w:u w:val="single"/>
+                </w:rPr>
+                <w:t>scripts/run_all.sh</w:t>
+              </w:r>
+            </w:hyperlink>
+          </w:p>
+        </w:tc>
+      </w:tr>
+      <w:tr>
+        <w:trPr>
+          <w:cantSplit/>
+          <w:jc w:val="center"/>
+        </w:trPr>
+        <w:tc>
+          <w:tcPr>
+            <w:tcW w:w="3061" w:type="dxa"/>
+            <w:shd w:val="clear" w:color="auto" w:fill="EEF4FA"/>
+          </w:tcPr>
+          <w:p/>
+        </w:tc>
+        <w:tc>
+          <w:tcPr>
+            <w:tcW w:w="3061" w:type="dxa"/>
+            <w:shd w:val="clear" w:color="auto" w:fill="EEF4FA"/>
+          </w:tcPr>
+          <w:p>
+            <w:r>
+              <w:rPr>
+                <w:sz w:val="19"/>
+              </w:rPr>
+              <w:t>Report, slides, poster and diagram generators</w:t>
+            </w:r>
+          </w:p>
+        </w:tc>
+        <w:tc>
+          <w:tcPr>
+            <w:tcW w:w="3061" w:type="dxa"/>
+            <w:shd w:val="clear" w:color="auto" w:fill="EEF4FA"/>
+          </w:tcPr>
+          <w:p>
+            <w:hyperlink r:id="rId50">
+              <w:r>
+                <w:rPr>
+                  <w:color w:val="1F5FA8"/>
+                  <w:sz w:val="19"/>
+                  <w:u w:val="single"/>
+                </w:rPr>
+                <w:t>scripts</w:t>
+              </w:r>
+            </w:hyperlink>
+          </w:p>
+        </w:tc>
+      </w:tr>
+      <w:tr>
+        <w:trPr>
+          <w:cantSplit/>
+          <w:jc w:val="center"/>
+        </w:trPr>
+        <w:tc>
+          <w:tcPr>
+            <w:tcW w:w="3061" w:type="dxa"/>
+          </w:tcPr>
+          <w:p>
+            <w:r>
+              <w:rPr>
+                <w:b/>
+                <w:sz w:val="19"/>
+              </w:rPr>
+              <w:t>Tests</w:t>
+            </w:r>
+          </w:p>
+        </w:tc>
+        <w:tc>
+          <w:tcPr>
+            <w:tcW w:w="3061" w:type="dxa"/>
+          </w:tcPr>
+          <w:p>
+            <w:r>
+              <w:rPr>
+                <w:sz w:val="19"/>
+              </w:rPr>
+              <w:t>Target extraction, labels, split, cleaning rule, embeddings, NSGA-II constraints</w:t>
+            </w:r>
+          </w:p>
+        </w:tc>
+        <w:tc>
+          <w:tcPr>
+            <w:tcW w:w="3061" w:type="dxa"/>
+          </w:tcPr>
+          <w:p>
+            <w:hyperlink r:id="rId51">
+              <w:r>
+                <w:rPr>
+                  <w:color w:val="1F5FA8"/>
+                  <w:sz w:val="19"/>
+                  <w:u w:val="single"/>
+                </w:rPr>
+                <w:t>tests/test_module2.py</w:t>
+              </w:r>
+            </w:hyperlink>
+          </w:p>
+        </w:tc>
+      </w:tr>
+      <w:tr>
+        <w:trPr>
+          <w:cantSplit/>
+          <w:jc w:val="center"/>
+        </w:trPr>
+        <w:tc>
+          <w:tcPr>
+            <w:tcW w:w="3061" w:type="dxa"/>
+            <w:shd w:val="clear" w:color="auto" w:fill="EEF4FA"/>
+          </w:tcPr>
+          <w:p/>
+        </w:tc>
+        <w:tc>
+          <w:tcPr>
+            <w:tcW w:w="3061" w:type="dxa"/>
+            <w:shd w:val="clear" w:color="auto" w:fill="EEF4FA"/>
+          </w:tcPr>
+          <w:p>
+            <w:r>
+              <w:rPr>
+                <w:sz w:val="19"/>
+              </w:rPr>
+              <w:t>Stored pytest output (10 passed in 2.28s)</w:t>
+            </w:r>
+          </w:p>
+        </w:tc>
+        <w:tc>
+          <w:tcPr>
+            <w:tcW w:w="3061" w:type="dxa"/>
+            <w:shd w:val="clear" w:color="auto" w:fill="EEF4FA"/>
+          </w:tcPr>
+          <w:p>
+            <w:hyperlink r:id="rId52">
+              <w:r>
+                <w:rPr>
+                  <w:color w:val="1F5FA8"/>
+                  <w:sz w:val="19"/>
+                  <w:u w:val="single"/>
+                </w:rPr>
+                <w:t>results/test_report.txt</w:t>
+              </w:r>
+            </w:hyperlink>
+          </w:p>
+        </w:tc>
+      </w:tr>
+      <w:tr>
+        <w:trPr>
+          <w:cantSplit/>
+          <w:jc w:val="center"/>
+        </w:trPr>
+        <w:tc>
+          <w:tcPr>
+            <w:tcW w:w="3061" w:type="dxa"/>
+          </w:tcPr>
+          <w:p>
+            <w:r>
+              <w:rPr>
+                <w:b/>
+                <w:sz w:val="19"/>
+              </w:rPr>
+              <w:t>Outputs</w:t>
+            </w:r>
+          </w:p>
+        </w:tc>
+        <w:tc>
+          <w:tcPr>
+            <w:tcW w:w="3061" w:type="dxa"/>
+          </w:tcPr>
+          <w:p>
+            <w:r>
+              <w:rPr>
+                <w:sz w:val="19"/>
+              </w:rPr>
+              <w:t>Surrogate metrics for every target, model and split</w:t>
+            </w:r>
+          </w:p>
+        </w:tc>
+        <w:tc>
+          <w:tcPr>
+            <w:tcW w:w="3061" w:type="dxa"/>
+          </w:tcPr>
+          <w:p>
+            <w:hyperlink r:id="rId53">
+              <w:r>
+                <w:rPr>
+                  <w:color w:val="1F5FA8"/>
+                  <w:sz w:val="19"/>
+                  <w:u w:val="single"/>
+                </w:rPr>
+                <w:t>results/metrics/numerical_module.json</w:t>
+              </w:r>
+            </w:hyperlink>
+          </w:p>
+        </w:tc>
+      </w:tr>
+      <w:tr>
+        <w:trPr>
+          <w:cantSplit/>
+          <w:jc w:val="center"/>
+        </w:trPr>
+        <w:tc>
+          <w:tcPr>
+            <w:tcW w:w="3061" w:type="dxa"/>
+            <w:shd w:val="clear" w:color="auto" w:fill="EEF4FA"/>
+          </w:tcPr>
+          <w:p/>
+        </w:tc>
+        <w:tc>
+          <w:tcPr>
+            <w:tcW w:w="3061" w:type="dxa"/>
+            <w:shd w:val="clear" w:color="auto" w:fill="EEF4FA"/>
+          </w:tcPr>
+          <w:p>
+            <w:r>
+              <w:rPr>
+                <w:sz w:val="19"/>
+              </w:rPr>
+              <w:t>Surrogate test predictions per design</w:t>
+            </w:r>
+          </w:p>
+        </w:tc>
+        <w:tc>
+          <w:tcPr>
+            <w:tcW w:w="3061" w:type="dxa"/>
+            <w:shd w:val="clear" w:color="auto" w:fill="EEF4FA"/>
+          </w:tcPr>
+          <w:p>
+            <w:hyperlink r:id="rId54">
+              <w:r>
+                <w:rPr>
+                  <w:color w:val="1F5FA8"/>
+                  <w:sz w:val="19"/>
+                  <w:u w:val="single"/>
+                </w:rPr>
+                <w:t>results/predictions/patch_surrogate_test.csv</w:t>
+              </w:r>
+            </w:hyperlink>
+          </w:p>
+        </w:tc>
+      </w:tr>
+      <w:tr>
+        <w:trPr>
+          <w:cantSplit/>
+          <w:jc w:val="center"/>
+        </w:trPr>
+        <w:tc>
+          <w:tcPr>
+            <w:tcW w:w="3061" w:type="dxa"/>
+          </w:tcPr>
+          <w:p/>
+        </w:tc>
+        <w:tc>
+          <w:tcPr>
+            <w:tcW w:w="3061" w:type="dxa"/>
+          </w:tcPr>
+          <w:p>
+            <w:r>
+              <w:rPr>
+                <w:sz w:val="19"/>
+              </w:rPr>
+              <w:t>Fusion results (numeric-only, image-only, fused)</w:t>
+            </w:r>
+          </w:p>
+        </w:tc>
+        <w:tc>
+          <w:tcPr>
+            <w:tcW w:w="3061" w:type="dxa"/>
+          </w:tcPr>
+          <w:p>
+            <w:hyperlink r:id="rId55">
+              <w:r>
+                <w:rPr>
+                  <w:color w:val="1F5FA8"/>
+                  <w:sz w:val="19"/>
+                  <w:u w:val="single"/>
+                </w:rPr>
+                <w:t>results/metrics/fusion.json</w:t>
+              </w:r>
+            </w:hyperlink>
+          </w:p>
+        </w:tc>
+      </w:tr>
+      <w:tr>
+        <w:trPr>
+          <w:cantSplit/>
+          <w:jc w:val="center"/>
+        </w:trPr>
+        <w:tc>
+          <w:tcPr>
+            <w:tcW w:w="3061" w:type="dxa"/>
+            <w:shd w:val="clear" w:color="auto" w:fill="EEF4FA"/>
+          </w:tcPr>
+          <w:p/>
+        </w:tc>
+        <w:tc>
+          <w:tcPr>
+            <w:tcW w:w="3061" w:type="dxa"/>
+            <w:shd w:val="clear" w:color="auto" w:fill="EEF4FA"/>
+          </w:tcPr>
+          <w:p>
+            <w:r>
+              <w:rPr>
+                <w:sz w:val="19"/>
+              </w:rPr>
+              <w:t>NSGA-II Pareto proposals (NOT simulated) and summary</w:t>
+            </w:r>
+          </w:p>
+        </w:tc>
+        <w:tc>
+          <w:tcPr>
+            <w:tcW w:w="3061" w:type="dxa"/>
+            <w:shd w:val="clear" w:color="auto" w:fill="EEF4FA"/>
+          </w:tcPr>
+          <w:p>
+            <w:hyperlink r:id="rId56">
+              <w:r>
+                <w:rPr>
+                  <w:color w:val="1F5FA8"/>
+                  <w:sz w:val="19"/>
+                  <w:u w:val="single"/>
+                </w:rPr>
+                <w:t>results/metrics/nsga2_pareto_n78.csv</w:t>
+              </w:r>
+            </w:hyperlink>
+            <w:r>
+              <w:rPr>
+                <w:sz w:val="19"/>
+              </w:rPr>
+              <w:t xml:space="preserve">; </w:t>
+            </w:r>
+            <w:hyperlink r:id="rId57">
+              <w:r>
+                <w:rPr>
+                  <w:color w:val="1F5FA8"/>
+                  <w:sz w:val="19"/>
+                  <w:u w:val="single"/>
+                </w:rPr>
+                <w:t>results/metrics/fusion_optimisation.json</w:t>
+              </w:r>
+            </w:hyperlink>
+          </w:p>
+        </w:tc>
+      </w:tr>
+      <w:tr>
+        <w:trPr>
+          <w:cantSplit/>
+          <w:jc w:val="center"/>
+        </w:trPr>
+        <w:tc>
+          <w:tcPr>
+            <w:tcW w:w="3061" w:type="dxa"/>
+          </w:tcPr>
+          <w:p/>
+        </w:tc>
+        <w:tc>
+          <w:tcPr>
+            <w:tcW w:w="3061" w:type="dxa"/>
+          </w:tcPr>
+          <w:p>
+            <w:r>
+              <w:rPr>
+                <w:sz w:val="19"/>
+              </w:rPr>
+              <w:t>Generated engineering summaries (text)</w:t>
+            </w:r>
+          </w:p>
+        </w:tc>
+        <w:tc>
+          <w:tcPr>
+            <w:tcW w:w="3061" w:type="dxa"/>
+          </w:tcPr>
+          <w:p>
+            <w:hyperlink r:id="rId58">
+              <w:r>
+                <w:rPr>
+                  <w:color w:val="1F5FA8"/>
+                  <w:sz w:val="19"/>
+                  <w:u w:val="single"/>
+                </w:rPr>
+                <w:t>results/reports/engineering_summaries.md</w:t>
+              </w:r>
+            </w:hyperlink>
+          </w:p>
+        </w:tc>
+      </w:tr>
+      <w:tr>
+        <w:trPr>
+          <w:cantSplit/>
+          <w:jc w:val="center"/>
+        </w:trPr>
+        <w:tc>
+          <w:tcPr>
+            <w:tcW w:w="3061" w:type="dxa"/>
+            <w:shd w:val="clear" w:color="auto" w:fill="EEF4FA"/>
+          </w:tcPr>
+          <w:p/>
+        </w:tc>
+        <w:tc>
+          <w:tcPr>
+            <w:tcW w:w="3061" w:type="dxa"/>
+            <w:shd w:val="clear" w:color="auto" w:fill="EEF4FA"/>
+          </w:tcPr>
+          <w:p>
+            <w:r>
+              <w:rPr>
+                <w:sz w:val="19"/>
+              </w:rPr>
+              <w:t>Mendeley cleaning record</w:t>
+            </w:r>
+          </w:p>
+        </w:tc>
+        <w:tc>
+          <w:tcPr>
+            <w:tcW w:w="3061" w:type="dxa"/>
+            <w:shd w:val="clear" w:color="auto" w:fill="EEF4FA"/>
+          </w:tcPr>
+          <w:p>
+            <w:hyperlink r:id="rId59">
+              <w:r>
+                <w:rPr>
+                  <w:color w:val="1F5FA8"/>
+                  <w:sz w:val="19"/>
+                  <w:u w:val="single"/>
+                </w:rPr>
+                <w:t>results/metrics/mendeley_cleaning.json</w:t>
+              </w:r>
+            </w:hyperlink>
+          </w:p>
+        </w:tc>
+      </w:tr>
+      <w:tr>
+        <w:trPr>
+          <w:cantSplit/>
+          <w:jc w:val="center"/>
+        </w:trPr>
+        <w:tc>
+          <w:tcPr>
+            <w:tcW w:w="3061" w:type="dxa"/>
+          </w:tcPr>
+          <w:p/>
+        </w:tc>
+        <w:tc>
+          <w:tcPr>
+            <w:tcW w:w="3061" w:type="dxa"/>
+          </w:tcPr>
+          <w:p>
+            <w:r>
+              <w:rPr>
+                <w:sz w:val="19"/>
+              </w:rPr>
+              <w:t>All figures used in this report</w:t>
+            </w:r>
+          </w:p>
+        </w:tc>
+        <w:tc>
+          <w:tcPr>
+            <w:tcW w:w="3061" w:type="dxa"/>
+          </w:tcPr>
+          <w:p>
+            <w:hyperlink r:id="rId60">
+              <w:r>
+                <w:rPr>
+                  <w:color w:val="1F5FA8"/>
+                  <w:sz w:val="19"/>
+                  <w:u w:val="single"/>
+                </w:rPr>
+                <w:t>results/figures</w:t>
+              </w:r>
+            </w:hyperlink>
+          </w:p>
+        </w:tc>
+      </w:tr>
+      <w:tr>
+        <w:trPr>
+          <w:cantSplit/>
+          <w:jc w:val="center"/>
+        </w:trPr>
+        <w:tc>
+          <w:tcPr>
+            <w:tcW w:w="3061" w:type="dxa"/>
+            <w:shd w:val="clear" w:color="auto" w:fill="EEF4FA"/>
+          </w:tcPr>
+          <w:p/>
+        </w:tc>
+        <w:tc>
+          <w:tcPr>
+            <w:tcW w:w="3061" w:type="dxa"/>
+            <w:shd w:val="clear" w:color="auto" w:fill="EEF4FA"/>
+          </w:tcPr>
+          <w:p>
+            <w:r>
+              <w:rPr>
+                <w:sz w:val="19"/>
+              </w:rPr>
+              <w:t>Report, slides and poster</w:t>
+            </w:r>
+          </w:p>
+        </w:tc>
+        <w:tc>
+          <w:tcPr>
+            <w:tcW w:w="3061" w:type="dxa"/>
+            <w:shd w:val="clear" w:color="auto" w:fill="EEF4FA"/>
+          </w:tcPr>
+          <w:p>
+            <w:hyperlink r:id="rId61">
+              <w:r>
+                <w:rPr>
+                  <w:color w:val="1F5FA8"/>
+                  <w:sz w:val="19"/>
+                  <w:u w:val="single"/>
+                </w:rPr>
+                <w:t>reports</w:t>
+              </w:r>
+            </w:hyperlink>
+            <w:r>
+              <w:rPr>
+                <w:sz w:val="19"/>
+              </w:rPr>
+              <w:t xml:space="preserve">; </w:t>
+            </w:r>
+            <w:hyperlink r:id="rId62">
+              <w:r>
+                <w:rPr>
+                  <w:color w:val="1F5FA8"/>
+                  <w:sz w:val="19"/>
+                  <w:u w:val="single"/>
+                </w:rPr>
+                <w:t>presentations</w:t>
+              </w:r>
+            </w:hyperlink>
+            <w:r>
+              <w:rPr>
+                <w:sz w:val="19"/>
+              </w:rPr>
+              <w:t xml:space="preserve">; </w:t>
+            </w:r>
+            <w:hyperlink r:id="rId63">
+              <w:r>
+                <w:rPr>
+                  <w:color w:val="1F5FA8"/>
+                  <w:sz w:val="19"/>
+                  <w:u w:val="single"/>
+                </w:rPr>
+                <w:t>poster</w:t>
+              </w:r>
+            </w:hyperlink>
+          </w:p>
+        </w:tc>
+      </w:tr>
+    </w:tbl>
+    <w:p/>
+    <w:p>
+      <w:pPr>
+        <w:pStyle w:val="Heading1"/>
+      </w:pPr>
+      <w:bookmarkStart w:id="24" w:name="_Toc243938912"/>
+      <w:r>
+        <w:t>References</w:t>
+      </w:r>
+      <w:bookmarkEnd w:id="24"/>
+    </w:p>
+    <w:p>
+      <w:pPr>
+        <w:pStyle w:val="ListNumber"/>
+      </w:pPr>
+      <w:r>
+        <w:t>A. Dosovitskiy et al., "An image is worth 16x16 words: Transformers for image recognition at scale," in Proc. ICLR, 2021, arXiv:2010.11929.</w:t>
+      </w:r>
+    </w:p>
+    <w:p>
+      <w:pPr>
+        <w:pStyle w:val="ListNumber"/>
+      </w:pPr>
+      <w:r>
+        <w:t>B. LaBash et al., "Improving generative inverse design of rectangular patch antennas with test time optimization," arXiv:2505.18188, 2025. Dataset: huggingface.co/datasets/becklabash/rectangular-patch-antenna-freq-response (MIT), rev. 4be72a2.</w:t>
+      </w:r>
+    </w:p>
+    <w:p>
+      <w:pPr>
+        <w:pStyle w:val="ListNumber"/>
+      </w:pPr>
+      <w:r>
+        <w:t>M. F. H. Mihad, M. M. Islam and F. H. Sojib, "Antenna Parameters Dataset," Mendeley Data, v2, 2024, doi:10.17632/3gxr2vvd9n.2 (CC BY 4.0).</w:t>
+      </w:r>
+    </w:p>
+    <w:p>
+      <w:pPr>
+        <w:pStyle w:val="ListNumber"/>
+      </w:pPr>
+      <w:r>
+        <w:t>C. A. Balanis, Antenna Theory: Analysis and Design, 4th ed. Hoboken, NJ: Wiley, 2016.</w:t>
+      </w:r>
+    </w:p>
+    <w:p>
+      <w:pPr>
+        <w:pStyle w:val="ListNumber"/>
+      </w:pPr>
+      <w:r>
+        <w:t>3GPP, "NR; User Equipment (UE) radio transmission and reception; Part 1: Range 1 Standalone," TS 38.101-1.</w:t>
+      </w:r>
+    </w:p>
+    <w:p>
+      <w:pPr>
+        <w:pStyle w:val="ListNumber"/>
+      </w:pPr>
+      <w:r>
+        <w:t>L. Breiman, "Random forests," Machine Learning, vol. 45, no. 1, pp. 5–32, 2001.</w:t>
+      </w:r>
+    </w:p>
+    <w:p>
+      <w:pPr>
+        <w:pStyle w:val="ListNumber"/>
+      </w:pPr>
+      <w:r>
+        <w:t>G. Ke et al., "LightGBM: A highly efficient gradient boosting decision tree," in Proc. NeurIPS, 2017.</w:t>
+      </w:r>
+    </w:p>
+    <w:p>
+      <w:pPr>
+        <w:pStyle w:val="ListNumber"/>
+      </w:pPr>
+      <w:r>
+        <w:t>F. Pedregosa et al., "Scikit-learn: Machine learning in Python," J. Mach. Learn. Res., vol. 12, pp. 2825–2830, 2011.</w:t>
+      </w:r>
+    </w:p>
+    <w:p>
+      <w:pPr>
+        <w:pStyle w:val="ListNumber"/>
+      </w:pPr>
+      <w:r>
+        <w:t>K. Deb, A. Pratap, S. Agarwal and T. Meyarivan, "A fast and elitist multiobjective genetic algorithm: NSGA-II," IEEE Trans. Evol. Comput., vol. 6, no. 2, pp. 182–197, 2002.</w:t>
+      </w:r>
+    </w:p>
+    <w:p>
+      <w:pPr>
+        <w:pStyle w:val="ListNumber"/>
+      </w:pPr>
+      <w:r>
+        <w:t>J. Blank and K. Deb, "pymoo: Multi-objective optimization in Python," IEEE Access, vol. 8, pp. 89497–89509, 2020.</w:t>
+      </w:r>
+    </w:p>
+    <w:p>
+      <w:pPr>
+        <w:pStyle w:val="ListNumber"/>
+      </w:pPr>
+      <w:r>
+        <w:t xml:space="preserve">T. Liebig et al., openEMS – a free and open electromagnetic field solver, </w:t>
+      </w:r>
+      <w:hyperlink r:id="rId64">
+        <w:r>
+          <w:rPr>
+            <w:color w:val="1F5FA8"/>
+            <w:u w:val="single"/>
+          </w:rPr>
+          <w:t>https://openems.de</w:t>
+        </w:r>
+      </w:hyperlink>
+      <w:r>
+        <w:t>.</w:t>
+      </w:r>
+    </w:p>
+    <w:p>
+      <w:pPr>
+        <w:pStyle w:val="ListNumber"/>
+      </w:pPr>
+      <w:r>
+        <w:t>A. E. Hoerl and R. W. Kennard, "Ridge regression: Biased estimation for nonorthogonal problems," Technometrics, vol. 12, no. 1, pp. 55–67, 1970.</w:t>
+      </w:r>
+    </w:p>
+    <w:p>
+      <w:pPr>
+        <w:pStyle w:val="ListNumber"/>
+      </w:pPr>
+      <w:r>
+        <w:t>A. Fisher, C. Rudin and F. Dominici, "All models are wrong, but many are useful: Learning a variable's importance by studying an entire class of prediction models simultaneously," J. Mach. Learn. Res., vol. 20, no. 177, pp. 1–81, 2019.</w:t>
+      </w:r>
+    </w:p>
+    <w:p>
+      <w:pPr>
+        <w:pStyle w:val="ListNumber"/>
+      </w:pPr>
+      <w:r>
+        <w:t>D. E. Rumelhart, G. E. Hinton and R. J. Williams, "Learning representations by back-propagating errors," Nature, vol. 323, pp. 533–536, 1986.</w:t>
+      </w:r>
+    </w:p>
+    <w:p>
+      <w:pPr>
+        <w:pStyle w:val="ListNumber"/>
+      </w:pPr>
+      <w:r>
+        <w:t>T. Baltrušaitis, C. Ahuja and L.-P. Morency, "Multimodal machine learning: A survey and taxonomy," IEEE Trans. Pattern Anal. Mach. Intell., vol. 41, no. 2, pp. 423–443, 2019.</w:t>
+      </w:r>
+    </w:p>
+    <w:p>
+      <w:r>
+        <w:br w:type="page"/>
+      </w:r>
+    </w:p>
+    <w:p>
+      <w:pPr>
+        <w:pStyle w:val="Heading1"/>
+      </w:pPr>
+      <w:bookmarkStart w:id="25" w:name="_Toc243938913"/>
+      <w:r>
+        <w:lastRenderedPageBreak/>
+        <w:t>Appendix A. Data Dictionary</w:t>
+      </w:r>
+      <w:bookmarkEnd w:id="25"/>
+    </w:p>
+    <w:p>
+      <w:pPr>
+        <w:pStyle w:val="Caption"/>
+        <w:keepNext/>
+      </w:pPr>
+      <w:r>
+        <w:t>Table 11. Data dictionary (data/data_dictionary.csv).</w:t>
       </w:r>
     </w:p>
     <w:tbl>
@@ -10974,11 +12558,11 @@
       <w:pPr>
         <w:pStyle w:val="Heading1"/>
       </w:pPr>
-      <w:bookmarkStart w:id="25" w:name="_Toc243937816"/>
+      <w:bookmarkStart w:id="26" w:name="_Toc243938914"/>
       <w:r>
         <w:t>Appendix B. Configuration</w:t>
       </w:r>
-      <w:bookmarkEnd w:id="25"/>
+      <w:bookmarkEnd w:id="26"/>
     </w:p>
     <w:p>
       <w:pPr>
@@ -11490,11 +13074,11 @@
       <w:pPr>
         <w:pStyle w:val="Heading1"/>
       </w:pPr>
-      <w:bookmarkStart w:id="26" w:name="_Toc243937817"/>
+      <w:bookmarkStart w:id="27" w:name="_Toc243938915"/>
       <w:r>
         <w:t>Appendix C. Experimental Details</w:t>
       </w:r>
-      <w:bookmarkEnd w:id="26"/>
+      <w:bookmarkEnd w:id="27"/>
     </w:p>
     <w:p>
       <w:pPr>
@@ -11502,7 +13086,7 @@
         <w:keepNext/>
       </w:pPr>
       <w:r>
-        <w:t>Table 11. Every patch surrogate candidate (validation, test and OOD).</w:t>
+        <w:t>Table 12. Every patch surrogate candidate (validation, test and OOD).</w:t>
       </w:r>
     </w:p>
     <w:tbl>
@@ -13263,11 +14847,11 @@
       <w:pPr>
         <w:pStyle w:val="Heading1"/>
       </w:pPr>
-      <w:bookmarkStart w:id="27" w:name="_Toc243937818"/>
+      <w:bookmarkStart w:id="28" w:name="_Toc243938916"/>
       <w:r>
         <w:t>Appendix D. Reproducibility Instructions</w:t>
       </w:r>
-      <w:bookmarkEnd w:id="27"/>
+      <w:bookmarkEnd w:id="28"/>
     </w:p>
     <w:p>
       <w:pPr>
@@ -13348,11 +14932,47 @@
         <w:jc w:val="both"/>
       </w:pPr>
       <w:r>
-        <w:t>Repository: https://github.com/&lt;your-github-username&gt;/module2-numerical-surrogate-antenna-design. The pytest output is stored in results/test_report.txt; environment and determinism notes are in docs/REPRODUCIBILITY.md.</w:t>
+        <w:t xml:space="preserve">Repository: </w:t>
+      </w:r>
+      <w:hyperlink r:id="rId65">
+        <w:r>
+          <w:rPr>
+            <w:color w:val="1F5FA8"/>
+            <w:u w:val="single"/>
+          </w:rPr>
+          <w:t>https://github.com/rathiabeth/module2-numerical-surrogate-antenna-design</w:t>
+        </w:r>
+      </w:hyperlink>
+      <w:r>
+        <w:t xml:space="preserve">. The pytest output (10 passed in 2.28s) is stored in </w:t>
+      </w:r>
+      <w:hyperlink r:id="rId66">
+        <w:r>
+          <w:rPr>
+            <w:color w:val="1F5FA8"/>
+            <w:u w:val="single"/>
+          </w:rPr>
+          <w:t>results/test_report.txt</w:t>
+        </w:r>
+      </w:hyperlink>
+      <w:r>
+        <w:t xml:space="preserve">; environment and determinism notes are in </w:t>
+      </w:r>
+      <w:hyperlink r:id="rId67">
+        <w:r>
+          <w:rPr>
+            <w:color w:val="1F5FA8"/>
+            <w:u w:val="single"/>
+          </w:rPr>
+          <w:t>docs/REPRODUCIBILITY.md</w:t>
+        </w:r>
+      </w:hyperlink>
+      <w:r>
+        <w:t>. All links are listed in the section Data, Code and Output Availability.</w:t>
       </w:r>
     </w:p>
     <w:sectPr>
-      <w:footerReference w:type="default" r:id="rId15"/>
+      <w:footerReference w:type="default" r:id="rId68"/>
       <w:pgSz w:w="11906" w:h="16838"/>
       <w:pgMar w:top="1361" w:right="1361" w:bottom="1361" w:left="1361" w:header="720" w:footer="720" w:gutter="0"/>
       <w:cols w:space="720"/>
@@ -13615,31 +15235,31 @@
       </w:rPr>
     </w:lvl>
   </w:abstractNum>
-  <w:num w:numId="1" w16cid:durableId="1922593848">
+  <w:num w:numId="1" w16cid:durableId="303390219">
     <w:abstractNumId w:val="8"/>
   </w:num>
-  <w:num w:numId="2" w16cid:durableId="837233447">
+  <w:num w:numId="2" w16cid:durableId="951593655">
     <w:abstractNumId w:val="6"/>
   </w:num>
-  <w:num w:numId="3" w16cid:durableId="765924604">
+  <w:num w:numId="3" w16cid:durableId="1999653203">
     <w:abstractNumId w:val="5"/>
   </w:num>
-  <w:num w:numId="4" w16cid:durableId="735708268">
+  <w:num w:numId="4" w16cid:durableId="1482429021">
     <w:abstractNumId w:val="4"/>
   </w:num>
-  <w:num w:numId="5" w16cid:durableId="199830198">
+  <w:num w:numId="5" w16cid:durableId="1478960108">
     <w:abstractNumId w:val="7"/>
   </w:num>
-  <w:num w:numId="6" w16cid:durableId="87190648">
+  <w:num w:numId="6" w16cid:durableId="644507571">
     <w:abstractNumId w:val="3"/>
   </w:num>
-  <w:num w:numId="7" w16cid:durableId="684790242">
+  <w:num w:numId="7" w16cid:durableId="497186454">
     <w:abstractNumId w:val="2"/>
   </w:num>
-  <w:num w:numId="8" w16cid:durableId="1125999495">
+  <w:num w:numId="8" w16cid:durableId="1673727368">
     <w:abstractNumId w:val="1"/>
   </w:num>
-  <w:num w:numId="9" w16cid:durableId="1261529766">
+  <w:num w:numId="9" w16cid:durableId="1254318936">
     <w:abstractNumId w:val="0"/>
   </w:num>
 </w:numbering>
@@ -25029,7 +26649,7 @@
     <w:autoRedefine/>
     <w:uiPriority w:val="39"/>
     <w:unhideWhenUsed/>
-    <w:rsid w:val="002A3D00"/>
+    <w:rsid w:val="00F112CF"/>
     <w:pPr>
       <w:spacing w:after="100"/>
     </w:pPr>
@@ -25041,7 +26661,7 @@
     <w:autoRedefine/>
     <w:uiPriority w:val="39"/>
     <w:unhideWhenUsed/>
-    <w:rsid w:val="002A3D00"/>
+    <w:rsid w:val="00F112CF"/>
     <w:pPr>
       <w:spacing w:after="100"/>
       <w:ind w:left="220"/>
@@ -25052,7 +26672,7 @@
     <w:basedOn w:val="DefaultParagraphFont"/>
     <w:uiPriority w:val="99"/>
     <w:unhideWhenUsed/>
-    <w:rsid w:val="002A3D00"/>
+    <w:rsid w:val="00F112CF"/>
     <w:rPr>
       <w:color w:val="0000FF" w:themeColor="hyperlink"/>
       <w:u w:val="single"/>

--- a/reports/module2_report.docx
+++ b/reports/module2_report.docx
@@ -264,7 +264,7 @@
                   <w:color w:val="1F5FA8"/>
                   <w:u w:val="single"/>
                 </w:rPr>
-                <w:t>https://github.com/rathiabeth/module2-numerical-surrogate-antenna-design</w:t>
+                <w:t>https://github.com/rathiabeth-sudo/902---Module-2</w:t>
               </w:r>
             </w:hyperlink>
           </w:p>
@@ -291,7 +291,7 @@
       <w:pPr>
         <w:pStyle w:val="Heading1"/>
       </w:pPr>
-      <w:bookmarkStart w:id="0" w:name="_Toc243938888"/>
+      <w:bookmarkStart w:id="0" w:name="_Toc243939493"/>
       <w:r>
         <w:lastRenderedPageBreak/>
         <w:t>Table of Contents</w:t>
@@ -322,7 +322,7 @@
       <w:r>
         <w:fldChar w:fldCharType="separate"/>
       </w:r>
-      <w:hyperlink w:anchor="_Toc243938888" w:history="1">
+      <w:hyperlink w:anchor="_Toc243939493" w:history="1">
         <w:r>
           <w:rPr>
             <w:rStyle w:val="Hyperlink"/>
@@ -349,7 +349,7 @@
             <w:noProof/>
             <w:webHidden/>
           </w:rPr>
-          <w:instrText xml:space="preserve"> PAGEREF _Toc243938888 \h </w:instrText>
+          <w:instrText xml:space="preserve"> PAGEREF _Toc243939493 \h </w:instrText>
         </w:r>
         <w:r>
           <w:rPr>
@@ -395,7 +395,7 @@
           <w14:ligatures w14:val="standardContextual"/>
         </w:rPr>
       </w:pPr>
-      <w:hyperlink w:anchor="_Toc243938889" w:history="1">
+      <w:hyperlink w:anchor="_Toc243939494" w:history="1">
         <w:r>
           <w:rPr>
             <w:rStyle w:val="Hyperlink"/>
@@ -422,7 +422,7 @@
             <w:noProof/>
             <w:webHidden/>
           </w:rPr>
-          <w:instrText xml:space="preserve"> PAGEREF _Toc243938889 \h </w:instrText>
+          <w:instrText xml:space="preserve"> PAGEREF _Toc243939494 \h </w:instrText>
         </w:r>
         <w:r>
           <w:rPr>
@@ -468,7 +468,7 @@
           <w14:ligatures w14:val="standardContextual"/>
         </w:rPr>
       </w:pPr>
-      <w:hyperlink w:anchor="_Toc243938890" w:history="1">
+      <w:hyperlink w:anchor="_Toc243939495" w:history="1">
         <w:r>
           <w:rPr>
             <w:rStyle w:val="Hyperlink"/>
@@ -495,7 +495,7 @@
             <w:noProof/>
             <w:webHidden/>
           </w:rPr>
-          <w:instrText xml:space="preserve"> PAGEREF _Toc243938890 \h </w:instrText>
+          <w:instrText xml:space="preserve"> PAGEREF _Toc243939495 \h </w:instrText>
         </w:r>
         <w:r>
           <w:rPr>
@@ -541,7 +541,7 @@
           <w14:ligatures w14:val="standardContextual"/>
         </w:rPr>
       </w:pPr>
-      <w:hyperlink w:anchor="_Toc243938891" w:history="1">
+      <w:hyperlink w:anchor="_Toc243939496" w:history="1">
         <w:r>
           <w:rPr>
             <w:rStyle w:val="Hyperlink"/>
@@ -568,7 +568,7 @@
             <w:noProof/>
             <w:webHidden/>
           </w:rPr>
-          <w:instrText xml:space="preserve"> PAGEREF _Toc243938891 \h </w:instrText>
+          <w:instrText xml:space="preserve"> PAGEREF _Toc243939496 \h </w:instrText>
         </w:r>
         <w:r>
           <w:rPr>
@@ -614,7 +614,7 @@
           <w14:ligatures w14:val="standardContextual"/>
         </w:rPr>
       </w:pPr>
-      <w:hyperlink w:anchor="_Toc243938892" w:history="1">
+      <w:hyperlink w:anchor="_Toc243939497" w:history="1">
         <w:r>
           <w:rPr>
             <w:rStyle w:val="Hyperlink"/>
@@ -641,7 +641,7 @@
             <w:noProof/>
             <w:webHidden/>
           </w:rPr>
-          <w:instrText xml:space="preserve"> PAGEREF _Toc243938892 \h </w:instrText>
+          <w:instrText xml:space="preserve"> PAGEREF _Toc243939497 \h </w:instrText>
         </w:r>
         <w:r>
           <w:rPr>
@@ -687,7 +687,7 @@
           <w14:ligatures w14:val="standardContextual"/>
         </w:rPr>
       </w:pPr>
-      <w:hyperlink w:anchor="_Toc243938893" w:history="1">
+      <w:hyperlink w:anchor="_Toc243939498" w:history="1">
         <w:r>
           <w:rPr>
             <w:rStyle w:val="Hyperlink"/>
@@ -714,7 +714,7 @@
             <w:noProof/>
             <w:webHidden/>
           </w:rPr>
-          <w:instrText xml:space="preserve"> PAGEREF _Toc243938893 \h </w:instrText>
+          <w:instrText xml:space="preserve"> PAGEREF _Toc243939498 \h </w:instrText>
         </w:r>
         <w:r>
           <w:rPr>
@@ -760,7 +760,7 @@
           <w14:ligatures w14:val="standardContextual"/>
         </w:rPr>
       </w:pPr>
-      <w:hyperlink w:anchor="_Toc243938894" w:history="1">
+      <w:hyperlink w:anchor="_Toc243939499" w:history="1">
         <w:r>
           <w:rPr>
             <w:rStyle w:val="Hyperlink"/>
@@ -787,7 +787,7 @@
             <w:noProof/>
             <w:webHidden/>
           </w:rPr>
-          <w:instrText xml:space="preserve"> PAGEREF _Toc243938894 \h </w:instrText>
+          <w:instrText xml:space="preserve"> PAGEREF _Toc243939499 \h </w:instrText>
         </w:r>
         <w:r>
           <w:rPr>
@@ -833,7 +833,7 @@
           <w14:ligatures w14:val="standardContextual"/>
         </w:rPr>
       </w:pPr>
-      <w:hyperlink w:anchor="_Toc243938895" w:history="1">
+      <w:hyperlink w:anchor="_Toc243939500" w:history="1">
         <w:r>
           <w:rPr>
             <w:rStyle w:val="Hyperlink"/>
@@ -860,7 +860,7 @@
             <w:noProof/>
             <w:webHidden/>
           </w:rPr>
-          <w:instrText xml:space="preserve"> PAGEREF _Toc243938895 \h </w:instrText>
+          <w:instrText xml:space="preserve"> PAGEREF _Toc243939500 \h </w:instrText>
         </w:r>
         <w:r>
           <w:rPr>
@@ -906,7 +906,7 @@
           <w14:ligatures w14:val="standardContextual"/>
         </w:rPr>
       </w:pPr>
-      <w:hyperlink w:anchor="_Toc243938896" w:history="1">
+      <w:hyperlink w:anchor="_Toc243939501" w:history="1">
         <w:r>
           <w:rPr>
             <w:rStyle w:val="Hyperlink"/>
@@ -933,7 +933,7 @@
             <w:noProof/>
             <w:webHidden/>
           </w:rPr>
-          <w:instrText xml:space="preserve"> PAGEREF _Toc243938896 \h </w:instrText>
+          <w:instrText xml:space="preserve"> PAGEREF _Toc243939501 \h </w:instrText>
         </w:r>
         <w:r>
           <w:rPr>
@@ -979,7 +979,7 @@
           <w14:ligatures w14:val="standardContextual"/>
         </w:rPr>
       </w:pPr>
-      <w:hyperlink w:anchor="_Toc243938897" w:history="1">
+      <w:hyperlink w:anchor="_Toc243939502" w:history="1">
         <w:r>
           <w:rPr>
             <w:rStyle w:val="Hyperlink"/>
@@ -1006,7 +1006,7 @@
             <w:noProof/>
             <w:webHidden/>
           </w:rPr>
-          <w:instrText xml:space="preserve"> PAGEREF _Toc243938897 \h </w:instrText>
+          <w:instrText xml:space="preserve"> PAGEREF _Toc243939502 \h </w:instrText>
         </w:r>
         <w:r>
           <w:rPr>
@@ -1052,7 +1052,7 @@
           <w14:ligatures w14:val="standardContextual"/>
         </w:rPr>
       </w:pPr>
-      <w:hyperlink w:anchor="_Toc243938898" w:history="1">
+      <w:hyperlink w:anchor="_Toc243939503" w:history="1">
         <w:r>
           <w:rPr>
             <w:rStyle w:val="Hyperlink"/>
@@ -1079,7 +1079,7 @@
             <w:noProof/>
             <w:webHidden/>
           </w:rPr>
-          <w:instrText xml:space="preserve"> PAGEREF _Toc243938898 \h </w:instrText>
+          <w:instrText xml:space="preserve"> PAGEREF _Toc243939503 \h </w:instrText>
         </w:r>
         <w:r>
           <w:rPr>
@@ -1125,7 +1125,7 @@
           <w14:ligatures w14:val="standardContextual"/>
         </w:rPr>
       </w:pPr>
-      <w:hyperlink w:anchor="_Toc243938899" w:history="1">
+      <w:hyperlink w:anchor="_Toc243939504" w:history="1">
         <w:r>
           <w:rPr>
             <w:rStyle w:val="Hyperlink"/>
@@ -1152,7 +1152,7 @@
             <w:noProof/>
             <w:webHidden/>
           </w:rPr>
-          <w:instrText xml:space="preserve"> PAGEREF _Toc243938899 \h </w:instrText>
+          <w:instrText xml:space="preserve"> PAGEREF _Toc243939504 \h </w:instrText>
         </w:r>
         <w:r>
           <w:rPr>
@@ -1198,7 +1198,7 @@
           <w14:ligatures w14:val="standardContextual"/>
         </w:rPr>
       </w:pPr>
-      <w:hyperlink w:anchor="_Toc243938900" w:history="1">
+      <w:hyperlink w:anchor="_Toc243939505" w:history="1">
         <w:r>
           <w:rPr>
             <w:rStyle w:val="Hyperlink"/>
@@ -1225,7 +1225,7 @@
             <w:noProof/>
             <w:webHidden/>
           </w:rPr>
-          <w:instrText xml:space="preserve"> PAGEREF _Toc243938900 \h </w:instrText>
+          <w:instrText xml:space="preserve"> PAGEREF _Toc243939505 \h </w:instrText>
         </w:r>
         <w:r>
           <w:rPr>
@@ -1271,7 +1271,7 @@
           <w14:ligatures w14:val="standardContextual"/>
         </w:rPr>
       </w:pPr>
-      <w:hyperlink w:anchor="_Toc243938901" w:history="1">
+      <w:hyperlink w:anchor="_Toc243939506" w:history="1">
         <w:r>
           <w:rPr>
             <w:rStyle w:val="Hyperlink"/>
@@ -1298,7 +1298,7 @@
             <w:noProof/>
             <w:webHidden/>
           </w:rPr>
-          <w:instrText xml:space="preserve"> PAGEREF _Toc243938901 \h </w:instrText>
+          <w:instrText xml:space="preserve"> PAGEREF _Toc243939506 \h </w:instrText>
         </w:r>
         <w:r>
           <w:rPr>
@@ -1344,7 +1344,7 @@
           <w14:ligatures w14:val="standardContextual"/>
         </w:rPr>
       </w:pPr>
-      <w:hyperlink w:anchor="_Toc243938902" w:history="1">
+      <w:hyperlink w:anchor="_Toc243939507" w:history="1">
         <w:r>
           <w:rPr>
             <w:rStyle w:val="Hyperlink"/>
@@ -1371,7 +1371,7 @@
             <w:noProof/>
             <w:webHidden/>
           </w:rPr>
-          <w:instrText xml:space="preserve"> PAGEREF _Toc243938902 \h </w:instrText>
+          <w:instrText xml:space="preserve"> PAGEREF _Toc243939507 \h </w:instrText>
         </w:r>
         <w:r>
           <w:rPr>
@@ -1417,7 +1417,7 @@
           <w14:ligatures w14:val="standardContextual"/>
         </w:rPr>
       </w:pPr>
-      <w:hyperlink w:anchor="_Toc243938903" w:history="1">
+      <w:hyperlink w:anchor="_Toc243939508" w:history="1">
         <w:r>
           <w:rPr>
             <w:rStyle w:val="Hyperlink"/>
@@ -1444,7 +1444,7 @@
             <w:noProof/>
             <w:webHidden/>
           </w:rPr>
-          <w:instrText xml:space="preserve"> PAGEREF _Toc243938903 \h </w:instrText>
+          <w:instrText xml:space="preserve"> PAGEREF _Toc243939508 \h </w:instrText>
         </w:r>
         <w:r>
           <w:rPr>
@@ -1490,7 +1490,7 @@
           <w14:ligatures w14:val="standardContextual"/>
         </w:rPr>
       </w:pPr>
-      <w:hyperlink w:anchor="_Toc243938904" w:history="1">
+      <w:hyperlink w:anchor="_Toc243939509" w:history="1">
         <w:r>
           <w:rPr>
             <w:rStyle w:val="Hyperlink"/>
@@ -1517,7 +1517,7 @@
             <w:noProof/>
             <w:webHidden/>
           </w:rPr>
-          <w:instrText xml:space="preserve"> PAGEREF _Toc243938904 \h </w:instrText>
+          <w:instrText xml:space="preserve"> PAGEREF _Toc243939509 \h </w:instrText>
         </w:r>
         <w:r>
           <w:rPr>
@@ -1563,7 +1563,7 @@
           <w14:ligatures w14:val="standardContextual"/>
         </w:rPr>
       </w:pPr>
-      <w:hyperlink w:anchor="_Toc243938905" w:history="1">
+      <w:hyperlink w:anchor="_Toc243939510" w:history="1">
         <w:r>
           <w:rPr>
             <w:rStyle w:val="Hyperlink"/>
@@ -1590,7 +1590,7 @@
             <w:noProof/>
             <w:webHidden/>
           </w:rPr>
-          <w:instrText xml:space="preserve"> PAGEREF _Toc243938905 \h </w:instrText>
+          <w:instrText xml:space="preserve"> PAGEREF _Toc243939510 \h </w:instrText>
         </w:r>
         <w:r>
           <w:rPr>
@@ -1636,7 +1636,7 @@
           <w14:ligatures w14:val="standardContextual"/>
         </w:rPr>
       </w:pPr>
-      <w:hyperlink w:anchor="_Toc243938906" w:history="1">
+      <w:hyperlink w:anchor="_Toc243939511" w:history="1">
         <w:r>
           <w:rPr>
             <w:rStyle w:val="Hyperlink"/>
@@ -1663,7 +1663,7 @@
             <w:noProof/>
             <w:webHidden/>
           </w:rPr>
-          <w:instrText xml:space="preserve"> PAGEREF _Toc243938906 \h </w:instrText>
+          <w:instrText xml:space="preserve"> PAGEREF _Toc243939511 \h </w:instrText>
         </w:r>
         <w:r>
           <w:rPr>
@@ -1709,7 +1709,7 @@
           <w14:ligatures w14:val="standardContextual"/>
         </w:rPr>
       </w:pPr>
-      <w:hyperlink w:anchor="_Toc243938907" w:history="1">
+      <w:hyperlink w:anchor="_Toc243939512" w:history="1">
         <w:r>
           <w:rPr>
             <w:rStyle w:val="Hyperlink"/>
@@ -1736,7 +1736,7 @@
             <w:noProof/>
             <w:webHidden/>
           </w:rPr>
-          <w:instrText xml:space="preserve"> PAGEREF _Toc243938907 \h </w:instrText>
+          <w:instrText xml:space="preserve"> PAGEREF _Toc243939512 \h </w:instrText>
         </w:r>
         <w:r>
           <w:rPr>
@@ -1782,7 +1782,7 @@
           <w14:ligatures w14:val="standardContextual"/>
         </w:rPr>
       </w:pPr>
-      <w:hyperlink w:anchor="_Toc243938908" w:history="1">
+      <w:hyperlink w:anchor="_Toc243939513" w:history="1">
         <w:r>
           <w:rPr>
             <w:rStyle w:val="Hyperlink"/>
@@ -1809,7 +1809,7 @@
             <w:noProof/>
             <w:webHidden/>
           </w:rPr>
-          <w:instrText xml:space="preserve"> PAGEREF _Toc243938908 \h </w:instrText>
+          <w:instrText xml:space="preserve"> PAGEREF _Toc243939513 \h </w:instrText>
         </w:r>
         <w:r>
           <w:rPr>
@@ -1855,7 +1855,7 @@
           <w14:ligatures w14:val="standardContextual"/>
         </w:rPr>
       </w:pPr>
-      <w:hyperlink w:anchor="_Toc243938909" w:history="1">
+      <w:hyperlink w:anchor="_Toc243939514" w:history="1">
         <w:r>
           <w:rPr>
             <w:rStyle w:val="Hyperlink"/>
@@ -1882,7 +1882,7 @@
             <w:noProof/>
             <w:webHidden/>
           </w:rPr>
-          <w:instrText xml:space="preserve"> PAGEREF _Toc243938909 \h </w:instrText>
+          <w:instrText xml:space="preserve"> PAGEREF _Toc243939514 \h </w:instrText>
         </w:r>
         <w:r>
           <w:rPr>
@@ -1928,7 +1928,7 @@
           <w14:ligatures w14:val="standardContextual"/>
         </w:rPr>
       </w:pPr>
-      <w:hyperlink w:anchor="_Toc243938910" w:history="1">
+      <w:hyperlink w:anchor="_Toc243939515" w:history="1">
         <w:r>
           <w:rPr>
             <w:rStyle w:val="Hyperlink"/>
@@ -1955,7 +1955,7 @@
             <w:noProof/>
             <w:webHidden/>
           </w:rPr>
-          <w:instrText xml:space="preserve"> PAGEREF _Toc243938910 \h </w:instrText>
+          <w:instrText xml:space="preserve"> PAGEREF _Toc243939515 \h </w:instrText>
         </w:r>
         <w:r>
           <w:rPr>
@@ -2001,7 +2001,7 @@
           <w14:ligatures w14:val="standardContextual"/>
         </w:rPr>
       </w:pPr>
-      <w:hyperlink w:anchor="_Toc243938911" w:history="1">
+      <w:hyperlink w:anchor="_Toc243939516" w:history="1">
         <w:r>
           <w:rPr>
             <w:rStyle w:val="Hyperlink"/>
@@ -2028,7 +2028,7 @@
             <w:noProof/>
             <w:webHidden/>
           </w:rPr>
-          <w:instrText xml:space="preserve"> PAGEREF _Toc243938911 \h </w:instrText>
+          <w:instrText xml:space="preserve"> PAGEREF _Toc243939516 \h </w:instrText>
         </w:r>
         <w:r>
           <w:rPr>
@@ -2074,7 +2074,7 @@
           <w14:ligatures w14:val="standardContextual"/>
         </w:rPr>
       </w:pPr>
-      <w:hyperlink w:anchor="_Toc243938912" w:history="1">
+      <w:hyperlink w:anchor="_Toc243939517" w:history="1">
         <w:r>
           <w:rPr>
             <w:rStyle w:val="Hyperlink"/>
@@ -2101,7 +2101,7 @@
             <w:noProof/>
             <w:webHidden/>
           </w:rPr>
-          <w:instrText xml:space="preserve"> PAGEREF _Toc243938912 \h </w:instrText>
+          <w:instrText xml:space="preserve"> PAGEREF _Toc243939517 \h </w:instrText>
         </w:r>
         <w:r>
           <w:rPr>
@@ -2147,7 +2147,7 @@
           <w14:ligatures w14:val="standardContextual"/>
         </w:rPr>
       </w:pPr>
-      <w:hyperlink w:anchor="_Toc243938913" w:history="1">
+      <w:hyperlink w:anchor="_Toc243939518" w:history="1">
         <w:r>
           <w:rPr>
             <w:rStyle w:val="Hyperlink"/>
@@ -2174,7 +2174,7 @@
             <w:noProof/>
             <w:webHidden/>
           </w:rPr>
-          <w:instrText xml:space="preserve"> PAGEREF _Toc243938913 \h </w:instrText>
+          <w:instrText xml:space="preserve"> PAGEREF _Toc243939518 \h </w:instrText>
         </w:r>
         <w:r>
           <w:rPr>
@@ -2220,7 +2220,7 @@
           <w14:ligatures w14:val="standardContextual"/>
         </w:rPr>
       </w:pPr>
-      <w:hyperlink w:anchor="_Toc243938914" w:history="1">
+      <w:hyperlink w:anchor="_Toc243939519" w:history="1">
         <w:r>
           <w:rPr>
             <w:rStyle w:val="Hyperlink"/>
@@ -2247,7 +2247,7 @@
             <w:noProof/>
             <w:webHidden/>
           </w:rPr>
-          <w:instrText xml:space="preserve"> PAGEREF _Toc243938914 \h </w:instrText>
+          <w:instrText xml:space="preserve"> PAGEREF _Toc243939519 \h </w:instrText>
         </w:r>
         <w:r>
           <w:rPr>
@@ -2293,7 +2293,7 @@
           <w14:ligatures w14:val="standardContextual"/>
         </w:rPr>
       </w:pPr>
-      <w:hyperlink w:anchor="_Toc243938915" w:history="1">
+      <w:hyperlink w:anchor="_Toc243939520" w:history="1">
         <w:r>
           <w:rPr>
             <w:rStyle w:val="Hyperlink"/>
@@ -2320,7 +2320,7 @@
             <w:noProof/>
             <w:webHidden/>
           </w:rPr>
-          <w:instrText xml:space="preserve"> PAGEREF _Toc243938915 \h </w:instrText>
+          <w:instrText xml:space="preserve"> PAGEREF _Toc243939520 \h </w:instrText>
         </w:r>
         <w:r>
           <w:rPr>
@@ -2366,7 +2366,7 @@
           <w14:ligatures w14:val="standardContextual"/>
         </w:rPr>
       </w:pPr>
-      <w:hyperlink w:anchor="_Toc243938916" w:history="1">
+      <w:hyperlink w:anchor="_Toc243939521" w:history="1">
         <w:r>
           <w:rPr>
             <w:rStyle w:val="Hyperlink"/>
@@ -2393,7 +2393,7 @@
             <w:noProof/>
             <w:webHidden/>
           </w:rPr>
-          <w:instrText xml:space="preserve"> PAGEREF _Toc243938916 \h </w:instrText>
+          <w:instrText xml:space="preserve"> PAGEREF _Toc243939521 \h </w:instrText>
         </w:r>
         <w:r>
           <w:rPr>
@@ -2438,7 +2438,7 @@
       <w:pPr>
         <w:pStyle w:val="Heading1"/>
       </w:pPr>
-      <w:bookmarkStart w:id="1" w:name="_Toc243938889"/>
+      <w:bookmarkStart w:id="1" w:name="_Toc243939494"/>
       <w:r>
         <w:lastRenderedPageBreak/>
         <w:t>Abstract</w:t>
@@ -2480,7 +2480,7 @@
       <w:pPr>
         <w:pStyle w:val="Heading1"/>
       </w:pPr>
-      <w:bookmarkStart w:id="2" w:name="_Toc243938890"/>
+      <w:bookmarkStart w:id="2" w:name="_Toc243939495"/>
       <w:r>
         <w:t>1. Introduction and Recap of the Research Problem</w:t>
       </w:r>
@@ -2499,7 +2499,7 @@
             <w:color w:val="1F5FA8"/>
             <w:u w:val="single"/>
           </w:rPr>
-          <w:t>https://github.com/rathiabeth/module1-vit-antenna-image-classification</w:t>
+          <w:t>https://github.com/rathiabeth-sudo/901---module-1</w:t>
         </w:r>
       </w:hyperlink>
       <w:r>
@@ -3263,7 +3263,7 @@
           <w:noProof/>
         </w:rPr>
         <w:drawing>
-          <wp:inline distT="0" distB="0" distL="0" distR="0">
+          <wp:inline distT="0" distB="0" distL="0" distR="0" wp14:anchorId="126D1855" wp14:editId="7E4B3A69">
             <wp:extent cx="5760720" cy="2915696"/>
             <wp:effectExtent l="0" t="0" r="0" b="0"/>
             <wp:docPr id="1" name="Picture 1"/>
@@ -3312,7 +3312,7 @@
       <w:pPr>
         <w:pStyle w:val="Heading1"/>
       </w:pPr>
-      <w:bookmarkStart w:id="3" w:name="_Toc243938891"/>
+      <w:bookmarkStart w:id="3" w:name="_Toc243939496"/>
       <w:r>
         <w:lastRenderedPageBreak/>
         <w:t>2. Research Design and Hypotheses</w:t>
@@ -3752,7 +3752,7 @@
       <w:pPr>
         <w:pStyle w:val="Heading1"/>
       </w:pPr>
-      <w:bookmarkStart w:id="4" w:name="_Toc243938892"/>
+      <w:bookmarkStart w:id="4" w:name="_Toc243939497"/>
       <w:r>
         <w:t>3. Dataset Description and Source Verification</w:t>
       </w:r>
@@ -4177,7 +4177,7 @@
       <w:pPr>
         <w:pStyle w:val="Heading1"/>
       </w:pPr>
-      <w:bookmarkStart w:id="5" w:name="_Toc243938893"/>
+      <w:bookmarkStart w:id="5" w:name="_Toc243939498"/>
       <w:r>
         <w:t>4. Data Preprocessing and Preparation</w:t>
       </w:r>
@@ -4187,7 +4187,7 @@
       <w:pPr>
         <w:pStyle w:val="Heading2"/>
       </w:pPr>
-      <w:bookmarkStart w:id="6" w:name="_Toc243938894"/>
+      <w:bookmarkStart w:id="6" w:name="_Toc243939499"/>
       <w:r>
         <w:t>4.1 Engineering targets from simulated S11</w:t>
       </w:r>
@@ -4233,7 +4233,7 @@
         </w:rPr>
         <w:lastRenderedPageBreak/>
         <w:drawing>
-          <wp:inline distT="0" distB="0" distL="0" distR="0">
+          <wp:inline distT="0" distB="0" distL="0" distR="0" wp14:anchorId="270CBD91" wp14:editId="2ED11B0D">
             <wp:extent cx="5486400" cy="2590800"/>
             <wp:effectExtent l="0" t="0" r="0" b="0"/>
             <wp:docPr id="2" name="Picture 2"/>
@@ -4282,7 +4282,7 @@
       <w:pPr>
         <w:pStyle w:val="Heading2"/>
       </w:pPr>
-      <w:bookmarkStart w:id="7" w:name="_Toc243938895"/>
+      <w:bookmarkStart w:id="7" w:name="_Toc243939500"/>
       <w:r>
         <w:t>4.2 Cleaning and plausibility rules</w:t>
       </w:r>
@@ -4316,7 +4316,7 @@
       <w:pPr>
         <w:pStyle w:val="Heading2"/>
       </w:pPr>
-      <w:bookmarkStart w:id="8" w:name="_Toc243938896"/>
+      <w:bookmarkStart w:id="8" w:name="_Toc243939501"/>
       <w:r>
         <w:t>4.3 Features, split and leakage control</w:t>
       </w:r>
@@ -4410,7 +4410,7 @@
       <w:pPr>
         <w:pStyle w:val="Heading1"/>
       </w:pPr>
-      <w:bookmarkStart w:id="9" w:name="_Toc243938897"/>
+      <w:bookmarkStart w:id="9" w:name="_Toc243939502"/>
       <w:r>
         <w:lastRenderedPageBreak/>
         <w:t>5. Proposed Model: Numerical-Text Surrogate, Fusion and Optimisation</w:t>
@@ -4483,7 +4483,7 @@
       <w:pPr>
         <w:pStyle w:val="Heading1"/>
       </w:pPr>
-      <w:bookmarkStart w:id="10" w:name="_Toc243938898"/>
+      <w:bookmarkStart w:id="10" w:name="_Toc243939503"/>
       <w:r>
         <w:lastRenderedPageBreak/>
         <w:t>6. Training Strategy and Experimental Setup</w:t>
@@ -5024,7 +5024,7 @@
       <w:pPr>
         <w:pStyle w:val="Heading1"/>
       </w:pPr>
-      <w:bookmarkStart w:id="11" w:name="_Toc243938899"/>
+      <w:bookmarkStart w:id="11" w:name="_Toc243939504"/>
       <w:r>
         <w:t>7. Baseline Methods and Comparative Models</w:t>
       </w:r>
@@ -5118,7 +5118,7 @@
       <w:pPr>
         <w:pStyle w:val="Heading1"/>
       </w:pPr>
-      <w:bookmarkStart w:id="12" w:name="_Toc243938900"/>
+      <w:bookmarkStart w:id="12" w:name="_Toc243939505"/>
       <w:r>
         <w:t>8. Evaluation Metrics and Analysis Plan</w:t>
       </w:r>
@@ -5139,7 +5139,7 @@
       <w:pPr>
         <w:pStyle w:val="Heading1"/>
       </w:pPr>
-      <w:bookmarkStart w:id="13" w:name="_Toc243938901"/>
+      <w:bookmarkStart w:id="13" w:name="_Toc243939506"/>
       <w:r>
         <w:lastRenderedPageBreak/>
         <w:t>9. Results and Discussion</w:t>
@@ -5158,7 +5158,7 @@
       <w:pPr>
         <w:pStyle w:val="Heading2"/>
       </w:pPr>
-      <w:bookmarkStart w:id="14" w:name="_Toc243938902"/>
+      <w:bookmarkStart w:id="14" w:name="_Toc243939507"/>
       <w:r>
         <w:t>9.1 Patch surrogate: resonance, matching and bandwidth (RQ1)</w:t>
       </w:r>
@@ -5812,7 +5812,7 @@
           <w:noProof/>
         </w:rPr>
         <w:drawing>
-          <wp:inline distT="0" distB="0" distL="0" distR="0">
+          <wp:inline distT="0" distB="0" distL="0" distR="0" wp14:anchorId="27077E1E" wp14:editId="657E07CF">
             <wp:extent cx="5760720" cy="1459382"/>
             <wp:effectExtent l="0" t="0" r="0" b="0"/>
             <wp:docPr id="3" name="Picture 3"/>
@@ -5867,7 +5867,7 @@
           <w:noProof/>
         </w:rPr>
         <w:drawing>
-          <wp:inline distT="0" distB="0" distL="0" distR="0">
+          <wp:inline distT="0" distB="0" distL="0" distR="0" wp14:anchorId="2EFE71E8" wp14:editId="7264A5B9">
             <wp:extent cx="5760720" cy="1683903"/>
             <wp:effectExtent l="0" t="0" r="0" b="0"/>
             <wp:docPr id="4" name="Picture 4"/>
@@ -5957,7 +5957,7 @@
       <w:pPr>
         <w:pStyle w:val="Heading2"/>
       </w:pPr>
-      <w:bookmarkStart w:id="15" w:name="_Toc243938903"/>
+      <w:bookmarkStart w:id="15" w:name="_Toc243939508"/>
       <w:r>
         <w:t>9.2 Slotted patch: S11, gain and efficiency (RQ2)</w:t>
       </w:r>
@@ -7186,7 +7186,7 @@
         </w:rPr>
         <w:lastRenderedPageBreak/>
         <w:drawing>
-          <wp:inline distT="0" distB="0" distL="0" distR="0">
+          <wp:inline distT="0" distB="0" distL="0" distR="0" wp14:anchorId="1A369F3F" wp14:editId="3C88033C">
             <wp:extent cx="5760720" cy="1776222"/>
             <wp:effectExtent l="0" t="0" r="0" b="0"/>
             <wp:docPr id="5" name="Picture 5"/>
@@ -7255,7 +7255,7 @@
       <w:pPr>
         <w:pStyle w:val="Heading2"/>
       </w:pPr>
-      <w:bookmarkStart w:id="16" w:name="_Toc243938904"/>
+      <w:bookmarkStart w:id="16" w:name="_Toc243939509"/>
       <w:r>
         <w:t>9.3 Engineering summaries (RQ5)</w:t>
       </w:r>
@@ -7297,7 +7297,7 @@
       <w:pPr>
         <w:pStyle w:val="Heading2"/>
       </w:pPr>
-      <w:bookmarkStart w:id="17" w:name="_Toc243938905"/>
+      <w:bookmarkStart w:id="17" w:name="_Toc243939510"/>
       <w:r>
         <w:lastRenderedPageBreak/>
         <w:t>9.4 Multimodal fusion (RQ3, H6)</w:t>
@@ -7821,7 +7821,7 @@
           <w:noProof/>
         </w:rPr>
         <w:drawing>
-          <wp:inline distT="0" distB="0" distL="0" distR="0">
+          <wp:inline distT="0" distB="0" distL="0" distR="0" wp14:anchorId="48F0FC59" wp14:editId="600DBD38">
             <wp:extent cx="5486400" cy="1778000"/>
             <wp:effectExtent l="0" t="0" r="0" b="0"/>
             <wp:docPr id="6" name="Picture 6"/>
@@ -7890,7 +7890,7 @@
       <w:pPr>
         <w:pStyle w:val="Heading2"/>
       </w:pPr>
-      <w:bookmarkStart w:id="18" w:name="_Toc243938906"/>
+      <w:bookmarkStart w:id="18" w:name="_Toc243939511"/>
       <w:r>
         <w:lastRenderedPageBreak/>
         <w:t>9.5 NSGA-II surrogate optimisation for NR n78 (RQ4)</w:t>
@@ -7907,7 +7907,7 @@
           <w:noProof/>
         </w:rPr>
         <w:drawing>
-          <wp:inline distT="0" distB="0" distL="0" distR="0">
+          <wp:inline distT="0" distB="0" distL="0" distR="0" wp14:anchorId="0A20F3D9" wp14:editId="2D3791E4">
             <wp:extent cx="4389120" cy="2948940"/>
             <wp:effectExtent l="0" t="0" r="0" b="0"/>
             <wp:docPr id="7" name="Picture 7"/>
@@ -8490,7 +8490,7 @@
       <w:pPr>
         <w:pStyle w:val="Heading2"/>
       </w:pPr>
-      <w:bookmarkStart w:id="19" w:name="_Toc243938907"/>
+      <w:bookmarkStart w:id="19" w:name="_Toc243939512"/>
       <w:r>
         <w:t>9.6 Summary of hypotheses and evaluation criteria</w:t>
       </w:r>
@@ -8800,7 +8800,7 @@
       <w:pPr>
         <w:pStyle w:val="Heading1"/>
       </w:pPr>
-      <w:bookmarkStart w:id="20" w:name="_Toc243938908"/>
+      <w:bookmarkStart w:id="20" w:name="_Toc243939513"/>
       <w:r>
         <w:t>10. Ethics, Bias, Privacy, and Reproducibility</w:t>
       </w:r>
@@ -8872,7 +8872,7 @@
       <w:pPr>
         <w:pStyle w:val="Heading1"/>
       </w:pPr>
-      <w:bookmarkStart w:id="21" w:name="_Toc243938909"/>
+      <w:bookmarkStart w:id="21" w:name="_Toc243939514"/>
       <w:r>
         <w:lastRenderedPageBreak/>
         <w:t>11. Limitations and Future Work</w:t>
@@ -8984,7 +8984,7 @@
       <w:pPr>
         <w:pStyle w:val="Heading1"/>
       </w:pPr>
-      <w:bookmarkStart w:id="22" w:name="_Toc243938910"/>
+      <w:bookmarkStart w:id="22" w:name="_Toc243939515"/>
       <w:r>
         <w:t>12. Conclusion</w:t>
       </w:r>
@@ -9008,7 +9008,7 @@
       <w:pPr>
         <w:pStyle w:val="Heading1"/>
       </w:pPr>
-      <w:bookmarkStart w:id="23" w:name="_Toc243938911"/>
+      <w:bookmarkStart w:id="23" w:name="_Toc243939516"/>
       <w:r>
         <w:t>Data, Code and Output Availability</w:t>
       </w:r>
@@ -9027,15 +9027,11 @@
             <w:color w:val="1F5FA8"/>
             <w:u w:val="single"/>
           </w:rPr>
-          <w:t>https://github.com/rathiabeth/module2-numerical-surrogate-antenna-design</w:t>
+          <w:t>https://github.com/rathiabeth-sudo/902---Module-2</w:t>
         </w:r>
       </w:hyperlink>
       <w:r>
-        <w:t>. Each entry below links directly to the file or folder; raw third-party files are linked at their source because they are re-</w:t>
-      </w:r>
-      <w:r>
-        <w:lastRenderedPageBreak/>
-        <w:t xml:space="preserve">downloaded with checksums rather than redistributed. Module 1 is at </w:t>
+        <w:t xml:space="preserve">. Each entry below links directly to the file or folder; raw third-party files are linked at their source because they are re-downloaded with checksums rather than redistributed. Module 1 is at </w:t>
       </w:r>
       <w:hyperlink r:id="rId33">
         <w:r>
@@ -9043,7 +9039,7 @@
             <w:color w:val="1F5FA8"/>
             <w:u w:val="single"/>
           </w:rPr>
-          <w:t>https://github.com/rathiabeth/module1-vit-antenna-image-classification</w:t>
+          <w:t>https://github.com/rathiabeth-sudo/901---module-1</w:t>
         </w:r>
       </w:hyperlink>
       <w:r>
@@ -9056,6 +9052,7 @@
         <w:keepNext/>
       </w:pPr>
       <w:r>
+        <w:lastRenderedPageBreak/>
         <w:t>Table 10. Links to the data, scripts, tests and outputs of Module 2 (branch main).</w:t>
       </w:r>
     </w:p>
@@ -9871,7 +9868,7 @@
               <w:rPr>
                 <w:sz w:val="19"/>
               </w:rPr>
-              <w:t>Stored pytest output (10 passed in 2.28s)</w:t>
+              <w:t>Stored pytest output (10 passed in 2.71s)</w:t>
             </w:r>
           </w:p>
         </w:tc>
@@ -10304,7 +10301,7 @@
       <w:pPr>
         <w:pStyle w:val="Heading1"/>
       </w:pPr>
-      <w:bookmarkStart w:id="24" w:name="_Toc243938912"/>
+      <w:bookmarkStart w:id="24" w:name="_Toc243939517"/>
       <w:r>
         <w:t>References</w:t>
       </w:r>
@@ -10451,7 +10448,7 @@
       <w:pPr>
         <w:pStyle w:val="Heading1"/>
       </w:pPr>
-      <w:bookmarkStart w:id="25" w:name="_Toc243938913"/>
+      <w:bookmarkStart w:id="25" w:name="_Toc243939518"/>
       <w:r>
         <w:lastRenderedPageBreak/>
         <w:t>Appendix A. Data Dictionary</w:t>
@@ -12558,7 +12555,7 @@
       <w:pPr>
         <w:pStyle w:val="Heading1"/>
       </w:pPr>
-      <w:bookmarkStart w:id="26" w:name="_Toc243938914"/>
+      <w:bookmarkStart w:id="26" w:name="_Toc243939519"/>
       <w:r>
         <w:t>Appendix B. Configuration</w:t>
       </w:r>
@@ -13074,7 +13071,7 @@
       <w:pPr>
         <w:pStyle w:val="Heading1"/>
       </w:pPr>
-      <w:bookmarkStart w:id="27" w:name="_Toc243938915"/>
+      <w:bookmarkStart w:id="27" w:name="_Toc243939520"/>
       <w:r>
         <w:t>Appendix C. Experimental Details</w:t>
       </w:r>
@@ -14847,7 +14844,7 @@
       <w:pPr>
         <w:pStyle w:val="Heading1"/>
       </w:pPr>
-      <w:bookmarkStart w:id="28" w:name="_Toc243938916"/>
+      <w:bookmarkStart w:id="28" w:name="_Toc243939521"/>
       <w:r>
         <w:t>Appendix D. Reproducibility Instructions</w:t>
       </w:r>
@@ -14940,11 +14937,11 @@
             <w:color w:val="1F5FA8"/>
             <w:u w:val="single"/>
           </w:rPr>
-          <w:t>https://github.com/rathiabeth/module2-numerical-surrogate-antenna-design</w:t>
+          <w:t>https://github.com/rathiabeth-sudo/902---Module-2</w:t>
         </w:r>
       </w:hyperlink>
       <w:r>
-        <w:t xml:space="preserve">. The pytest output (10 passed in 2.28s) is stored in </w:t>
+        <w:t xml:space="preserve">. The pytest output (10 passed in 2.71s) is stored in </w:t>
       </w:r>
       <w:hyperlink r:id="rId66">
         <w:r>
@@ -15235,31 +15232,31 @@
       </w:rPr>
     </w:lvl>
   </w:abstractNum>
-  <w:num w:numId="1" w16cid:durableId="303390219">
+  <w:num w:numId="1" w16cid:durableId="547883468">
     <w:abstractNumId w:val="8"/>
   </w:num>
-  <w:num w:numId="2" w16cid:durableId="951593655">
+  <w:num w:numId="2" w16cid:durableId="1066221470">
     <w:abstractNumId w:val="6"/>
   </w:num>
-  <w:num w:numId="3" w16cid:durableId="1999653203">
+  <w:num w:numId="3" w16cid:durableId="1585645782">
     <w:abstractNumId w:val="5"/>
   </w:num>
-  <w:num w:numId="4" w16cid:durableId="1482429021">
+  <w:num w:numId="4" w16cid:durableId="1238592139">
     <w:abstractNumId w:val="4"/>
   </w:num>
-  <w:num w:numId="5" w16cid:durableId="1478960108">
+  <w:num w:numId="5" w16cid:durableId="1256551836">
     <w:abstractNumId w:val="7"/>
   </w:num>
-  <w:num w:numId="6" w16cid:durableId="644507571">
+  <w:num w:numId="6" w16cid:durableId="621814005">
     <w:abstractNumId w:val="3"/>
   </w:num>
-  <w:num w:numId="7" w16cid:durableId="497186454">
+  <w:num w:numId="7" w16cid:durableId="971711251">
     <w:abstractNumId w:val="2"/>
   </w:num>
-  <w:num w:numId="8" w16cid:durableId="1673727368">
+  <w:num w:numId="8" w16cid:durableId="1443452110">
     <w:abstractNumId w:val="1"/>
   </w:num>
-  <w:num w:numId="9" w16cid:durableId="1254318936">
+  <w:num w:numId="9" w16cid:durableId="1629044856">
     <w:abstractNumId w:val="0"/>
   </w:num>
 </w:numbering>
@@ -26649,7 +26646,7 @@
     <w:autoRedefine/>
     <w:uiPriority w:val="39"/>
     <w:unhideWhenUsed/>
-    <w:rsid w:val="00F112CF"/>
+    <w:rsid w:val="005E4851"/>
     <w:pPr>
       <w:spacing w:after="100"/>
     </w:pPr>
@@ -26661,7 +26658,7 @@
     <w:autoRedefine/>
     <w:uiPriority w:val="39"/>
     <w:unhideWhenUsed/>
-    <w:rsid w:val="00F112CF"/>
+    <w:rsid w:val="005E4851"/>
     <w:pPr>
       <w:spacing w:after="100"/>
       <w:ind w:left="220"/>
@@ -26672,7 +26669,7 @@
     <w:basedOn w:val="DefaultParagraphFont"/>
     <w:uiPriority w:val="99"/>
     <w:unhideWhenUsed/>
-    <w:rsid w:val="00F112CF"/>
+    <w:rsid w:val="005E4851"/>
     <w:rPr>
       <w:color w:val="0000FF" w:themeColor="hyperlink"/>
       <w:u w:val="single"/>

--- a/reports/module2_report.docx
+++ b/reports/module2_report.docx
@@ -91,7 +91,7 @@
           </w:tcPr>
           <w:p>
             <w:r>
-              <w:t>[to be completed by student]</w:t>
+              <w:t>Ms. Rathi Devadhas</w:t>
             </w:r>
           </w:p>
         </w:tc>
@@ -119,7 +119,7 @@
           </w:tcPr>
           <w:p>
             <w:r>
-              <w:t>[to be completed by student]</w:t>
+              <w:t>1737089</w:t>
             </w:r>
           </w:p>
         </w:tc>
@@ -137,7 +137,7 @@
               <w:rPr>
                 <w:b/>
               </w:rPr>
-              <w:t>Programme / Module</w:t>
+              <w:t>Programme</w:t>
             </w:r>
           </w:p>
         </w:tc>
@@ -147,7 +147,7 @@
           </w:tcPr>
           <w:p>
             <w:r>
-              <w:t>[to be completed by student]</w:t>
+              <w:t>Master of Applied Artificial Intelligence</w:t>
             </w:r>
           </w:p>
         </w:tc>
@@ -165,63 +165,7 @@
               <w:rPr>
                 <w:b/>
               </w:rPr>
-              <w:t>Institution</w:t>
-            </w:r>
-          </w:p>
-        </w:tc>
-        <w:tc>
-          <w:tcPr>
-            <w:tcW w:w="5102" w:type="dxa"/>
-          </w:tcPr>
-          <w:p>
-            <w:r>
-              <w:t>[to be completed by student]</w:t>
-            </w:r>
-          </w:p>
-        </w:tc>
-      </w:tr>
-      <w:tr>
-        <w:trPr>
-          <w:jc w:val="center"/>
-        </w:trPr>
-        <w:tc>
-          <w:tcPr>
-            <w:tcW w:w="2835" w:type="dxa"/>
-          </w:tcPr>
-          <w:p>
-            <w:r>
-              <w:rPr>
-                <w:b/>
-              </w:rPr>
               <w:t>Submission date</w:t>
-            </w:r>
-          </w:p>
-        </w:tc>
-        <w:tc>
-          <w:tcPr>
-            <w:tcW w:w="5102" w:type="dxa"/>
-          </w:tcPr>
-          <w:p>
-            <w:r>
-              <w:t>[to be completed by student]</w:t>
-            </w:r>
-          </w:p>
-        </w:tc>
-      </w:tr>
-      <w:tr>
-        <w:trPr>
-          <w:jc w:val="center"/>
-        </w:trPr>
-        <w:tc>
-          <w:tcPr>
-            <w:tcW w:w="2835" w:type="dxa"/>
-          </w:tcPr>
-          <w:p>
-            <w:r>
-              <w:rPr>
-                <w:b/>
-              </w:rPr>
-              <w:t>Report generated</w:t>
             </w:r>
           </w:p>
         </w:tc>
@@ -281,7 +225,7 @@
           <w:color w:val="5F6B76"/>
           <w:sz w:val="19"/>
         </w:rPr>
-        <w:t>Bracketed fields are deliberate placeholders for personal details that were not provided. All results are from executed experiments on public simulation data. Ansys HFSS was not available and was not run.</w:t>
+        <w:t>All results are from executed experiments on public simulation data. Ansys HFSS was not available and was not run.</w:t>
       </w:r>
       <w:r>
         <w:br w:type="page"/>
@@ -291,7 +235,7 @@
       <w:pPr>
         <w:pStyle w:val="Heading1"/>
       </w:pPr>
-      <w:bookmarkStart w:id="0" w:name="_Toc243939493"/>
+      <w:bookmarkStart w:id="0" w:name="_Toc243940084"/>
       <w:r>
         <w:lastRenderedPageBreak/>
         <w:t>Table of Contents</w:t>
@@ -322,7 +266,7 @@
       <w:r>
         <w:fldChar w:fldCharType="separate"/>
       </w:r>
-      <w:hyperlink w:anchor="_Toc243939493" w:history="1">
+      <w:hyperlink w:anchor="_Toc243940084" w:history="1">
         <w:r>
           <w:rPr>
             <w:rStyle w:val="Hyperlink"/>
@@ -349,7 +293,7 @@
             <w:noProof/>
             <w:webHidden/>
           </w:rPr>
-          <w:instrText xml:space="preserve"> PAGEREF _Toc243939493 \h </w:instrText>
+          <w:instrText xml:space="preserve"> PAGEREF _Toc243940084 \h </w:instrText>
         </w:r>
         <w:r>
           <w:rPr>
@@ -395,7 +339,7 @@
           <w14:ligatures w14:val="standardContextual"/>
         </w:rPr>
       </w:pPr>
-      <w:hyperlink w:anchor="_Toc243939494" w:history="1">
+      <w:hyperlink w:anchor="_Toc243940085" w:history="1">
         <w:r>
           <w:rPr>
             <w:rStyle w:val="Hyperlink"/>
@@ -422,7 +366,7 @@
             <w:noProof/>
             <w:webHidden/>
           </w:rPr>
-          <w:instrText xml:space="preserve"> PAGEREF _Toc243939494 \h </w:instrText>
+          <w:instrText xml:space="preserve"> PAGEREF _Toc243940085 \h </w:instrText>
         </w:r>
         <w:r>
           <w:rPr>
@@ -468,7 +412,7 @@
           <w14:ligatures w14:val="standardContextual"/>
         </w:rPr>
       </w:pPr>
-      <w:hyperlink w:anchor="_Toc243939495" w:history="1">
+      <w:hyperlink w:anchor="_Toc243940086" w:history="1">
         <w:r>
           <w:rPr>
             <w:rStyle w:val="Hyperlink"/>
@@ -495,7 +439,7 @@
             <w:noProof/>
             <w:webHidden/>
           </w:rPr>
-          <w:instrText xml:space="preserve"> PAGEREF _Toc243939495 \h </w:instrText>
+          <w:instrText xml:space="preserve"> PAGEREF _Toc243940086 \h </w:instrText>
         </w:r>
         <w:r>
           <w:rPr>
@@ -541,7 +485,7 @@
           <w14:ligatures w14:val="standardContextual"/>
         </w:rPr>
       </w:pPr>
-      <w:hyperlink w:anchor="_Toc243939496" w:history="1">
+      <w:hyperlink w:anchor="_Toc243940087" w:history="1">
         <w:r>
           <w:rPr>
             <w:rStyle w:val="Hyperlink"/>
@@ -568,7 +512,7 @@
             <w:noProof/>
             <w:webHidden/>
           </w:rPr>
-          <w:instrText xml:space="preserve"> PAGEREF _Toc243939496 \h </w:instrText>
+          <w:instrText xml:space="preserve"> PAGEREF _Toc243940087 \h </w:instrText>
         </w:r>
         <w:r>
           <w:rPr>
@@ -614,7 +558,7 @@
           <w14:ligatures w14:val="standardContextual"/>
         </w:rPr>
       </w:pPr>
-      <w:hyperlink w:anchor="_Toc243939497" w:history="1">
+      <w:hyperlink w:anchor="_Toc243940088" w:history="1">
         <w:r>
           <w:rPr>
             <w:rStyle w:val="Hyperlink"/>
@@ -641,7 +585,7 @@
             <w:noProof/>
             <w:webHidden/>
           </w:rPr>
-          <w:instrText xml:space="preserve"> PAGEREF _Toc243939497 \h </w:instrText>
+          <w:instrText xml:space="preserve"> PAGEREF _Toc243940088 \h </w:instrText>
         </w:r>
         <w:r>
           <w:rPr>
@@ -687,7 +631,7 @@
           <w14:ligatures w14:val="standardContextual"/>
         </w:rPr>
       </w:pPr>
-      <w:hyperlink w:anchor="_Toc243939498" w:history="1">
+      <w:hyperlink w:anchor="_Toc243940089" w:history="1">
         <w:r>
           <w:rPr>
             <w:rStyle w:val="Hyperlink"/>
@@ -714,7 +658,7 @@
             <w:noProof/>
             <w:webHidden/>
           </w:rPr>
-          <w:instrText xml:space="preserve"> PAGEREF _Toc243939498 \h </w:instrText>
+          <w:instrText xml:space="preserve"> PAGEREF _Toc243940089 \h </w:instrText>
         </w:r>
         <w:r>
           <w:rPr>
@@ -760,7 +704,7 @@
           <w14:ligatures w14:val="standardContextual"/>
         </w:rPr>
       </w:pPr>
-      <w:hyperlink w:anchor="_Toc243939499" w:history="1">
+      <w:hyperlink w:anchor="_Toc243940090" w:history="1">
         <w:r>
           <w:rPr>
             <w:rStyle w:val="Hyperlink"/>
@@ -787,7 +731,7 @@
             <w:noProof/>
             <w:webHidden/>
           </w:rPr>
-          <w:instrText xml:space="preserve"> PAGEREF _Toc243939499 \h </w:instrText>
+          <w:instrText xml:space="preserve"> PAGEREF _Toc243940090 \h </w:instrText>
         </w:r>
         <w:r>
           <w:rPr>
@@ -833,7 +777,7 @@
           <w14:ligatures w14:val="standardContextual"/>
         </w:rPr>
       </w:pPr>
-      <w:hyperlink w:anchor="_Toc243939500" w:history="1">
+      <w:hyperlink w:anchor="_Toc243940091" w:history="1">
         <w:r>
           <w:rPr>
             <w:rStyle w:val="Hyperlink"/>
@@ -860,7 +804,7 @@
             <w:noProof/>
             <w:webHidden/>
           </w:rPr>
-          <w:instrText xml:space="preserve"> PAGEREF _Toc243939500 \h </w:instrText>
+          <w:instrText xml:space="preserve"> PAGEREF _Toc243940091 \h </w:instrText>
         </w:r>
         <w:r>
           <w:rPr>
@@ -906,7 +850,7 @@
           <w14:ligatures w14:val="standardContextual"/>
         </w:rPr>
       </w:pPr>
-      <w:hyperlink w:anchor="_Toc243939501" w:history="1">
+      <w:hyperlink w:anchor="_Toc243940092" w:history="1">
         <w:r>
           <w:rPr>
             <w:rStyle w:val="Hyperlink"/>
@@ -933,7 +877,7 @@
             <w:noProof/>
             <w:webHidden/>
           </w:rPr>
-          <w:instrText xml:space="preserve"> PAGEREF _Toc243939501 \h </w:instrText>
+          <w:instrText xml:space="preserve"> PAGEREF _Toc243940092 \h </w:instrText>
         </w:r>
         <w:r>
           <w:rPr>
@@ -979,7 +923,7 @@
           <w14:ligatures w14:val="standardContextual"/>
         </w:rPr>
       </w:pPr>
-      <w:hyperlink w:anchor="_Toc243939502" w:history="1">
+      <w:hyperlink w:anchor="_Toc243940093" w:history="1">
         <w:r>
           <w:rPr>
             <w:rStyle w:val="Hyperlink"/>
@@ -1006,7 +950,7 @@
             <w:noProof/>
             <w:webHidden/>
           </w:rPr>
-          <w:instrText xml:space="preserve"> PAGEREF _Toc243939502 \h </w:instrText>
+          <w:instrText xml:space="preserve"> PAGEREF _Toc243940093 \h </w:instrText>
         </w:r>
         <w:r>
           <w:rPr>
@@ -1052,7 +996,7 @@
           <w14:ligatures w14:val="standardContextual"/>
         </w:rPr>
       </w:pPr>
-      <w:hyperlink w:anchor="_Toc243939503" w:history="1">
+      <w:hyperlink w:anchor="_Toc243940094" w:history="1">
         <w:r>
           <w:rPr>
             <w:rStyle w:val="Hyperlink"/>
@@ -1079,7 +1023,7 @@
             <w:noProof/>
             <w:webHidden/>
           </w:rPr>
-          <w:instrText xml:space="preserve"> PAGEREF _Toc243939503 \h </w:instrText>
+          <w:instrText xml:space="preserve"> PAGEREF _Toc243940094 \h </w:instrText>
         </w:r>
         <w:r>
           <w:rPr>
@@ -1125,7 +1069,7 @@
           <w14:ligatures w14:val="standardContextual"/>
         </w:rPr>
       </w:pPr>
-      <w:hyperlink w:anchor="_Toc243939504" w:history="1">
+      <w:hyperlink w:anchor="_Toc243940095" w:history="1">
         <w:r>
           <w:rPr>
             <w:rStyle w:val="Hyperlink"/>
@@ -1152,7 +1096,7 @@
             <w:noProof/>
             <w:webHidden/>
           </w:rPr>
-          <w:instrText xml:space="preserve"> PAGEREF _Toc243939504 \h </w:instrText>
+          <w:instrText xml:space="preserve"> PAGEREF _Toc243940095 \h </w:instrText>
         </w:r>
         <w:r>
           <w:rPr>
@@ -1198,7 +1142,7 @@
           <w14:ligatures w14:val="standardContextual"/>
         </w:rPr>
       </w:pPr>
-      <w:hyperlink w:anchor="_Toc243939505" w:history="1">
+      <w:hyperlink w:anchor="_Toc243940096" w:history="1">
         <w:r>
           <w:rPr>
             <w:rStyle w:val="Hyperlink"/>
@@ -1225,7 +1169,7 @@
             <w:noProof/>
             <w:webHidden/>
           </w:rPr>
-          <w:instrText xml:space="preserve"> PAGEREF _Toc243939505 \h </w:instrText>
+          <w:instrText xml:space="preserve"> PAGEREF _Toc243940096 \h </w:instrText>
         </w:r>
         <w:r>
           <w:rPr>
@@ -1271,7 +1215,7 @@
           <w14:ligatures w14:val="standardContextual"/>
         </w:rPr>
       </w:pPr>
-      <w:hyperlink w:anchor="_Toc243939506" w:history="1">
+      <w:hyperlink w:anchor="_Toc243940097" w:history="1">
         <w:r>
           <w:rPr>
             <w:rStyle w:val="Hyperlink"/>
@@ -1298,7 +1242,7 @@
             <w:noProof/>
             <w:webHidden/>
           </w:rPr>
-          <w:instrText xml:space="preserve"> PAGEREF _Toc243939506 \h </w:instrText>
+          <w:instrText xml:space="preserve"> PAGEREF _Toc243940097 \h </w:instrText>
         </w:r>
         <w:r>
           <w:rPr>
@@ -1344,7 +1288,7 @@
           <w14:ligatures w14:val="standardContextual"/>
         </w:rPr>
       </w:pPr>
-      <w:hyperlink w:anchor="_Toc243939507" w:history="1">
+      <w:hyperlink w:anchor="_Toc243940098" w:history="1">
         <w:r>
           <w:rPr>
             <w:rStyle w:val="Hyperlink"/>
@@ -1371,7 +1315,7 @@
             <w:noProof/>
             <w:webHidden/>
           </w:rPr>
-          <w:instrText xml:space="preserve"> PAGEREF _Toc243939507 \h </w:instrText>
+          <w:instrText xml:space="preserve"> PAGEREF _Toc243940098 \h </w:instrText>
         </w:r>
         <w:r>
           <w:rPr>
@@ -1417,7 +1361,7 @@
           <w14:ligatures w14:val="standardContextual"/>
         </w:rPr>
       </w:pPr>
-      <w:hyperlink w:anchor="_Toc243939508" w:history="1">
+      <w:hyperlink w:anchor="_Toc243940099" w:history="1">
         <w:r>
           <w:rPr>
             <w:rStyle w:val="Hyperlink"/>
@@ -1444,7 +1388,7 @@
             <w:noProof/>
             <w:webHidden/>
           </w:rPr>
-          <w:instrText xml:space="preserve"> PAGEREF _Toc243939508 \h </w:instrText>
+          <w:instrText xml:space="preserve"> PAGEREF _Toc243940099 \h </w:instrText>
         </w:r>
         <w:r>
           <w:rPr>
@@ -1490,7 +1434,7 @@
           <w14:ligatures w14:val="standardContextual"/>
         </w:rPr>
       </w:pPr>
-      <w:hyperlink w:anchor="_Toc243939509" w:history="1">
+      <w:hyperlink w:anchor="_Toc243940100" w:history="1">
         <w:r>
           <w:rPr>
             <w:rStyle w:val="Hyperlink"/>
@@ -1517,7 +1461,7 @@
             <w:noProof/>
             <w:webHidden/>
           </w:rPr>
-          <w:instrText xml:space="preserve"> PAGEREF _Toc243939509 \h </w:instrText>
+          <w:instrText xml:space="preserve"> PAGEREF _Toc243940100 \h </w:instrText>
         </w:r>
         <w:r>
           <w:rPr>
@@ -1563,7 +1507,7 @@
           <w14:ligatures w14:val="standardContextual"/>
         </w:rPr>
       </w:pPr>
-      <w:hyperlink w:anchor="_Toc243939510" w:history="1">
+      <w:hyperlink w:anchor="_Toc243940101" w:history="1">
         <w:r>
           <w:rPr>
             <w:rStyle w:val="Hyperlink"/>
@@ -1590,7 +1534,7 @@
             <w:noProof/>
             <w:webHidden/>
           </w:rPr>
-          <w:instrText xml:space="preserve"> PAGEREF _Toc243939510 \h </w:instrText>
+          <w:instrText xml:space="preserve"> PAGEREF _Toc243940101 \h </w:instrText>
         </w:r>
         <w:r>
           <w:rPr>
@@ -1636,7 +1580,7 @@
           <w14:ligatures w14:val="standardContextual"/>
         </w:rPr>
       </w:pPr>
-      <w:hyperlink w:anchor="_Toc243939511" w:history="1">
+      <w:hyperlink w:anchor="_Toc243940102" w:history="1">
         <w:r>
           <w:rPr>
             <w:rStyle w:val="Hyperlink"/>
@@ -1663,7 +1607,7 @@
             <w:noProof/>
             <w:webHidden/>
           </w:rPr>
-          <w:instrText xml:space="preserve"> PAGEREF _Toc243939511 \h </w:instrText>
+          <w:instrText xml:space="preserve"> PAGEREF _Toc243940102 \h </w:instrText>
         </w:r>
         <w:r>
           <w:rPr>
@@ -1709,7 +1653,7 @@
           <w14:ligatures w14:val="standardContextual"/>
         </w:rPr>
       </w:pPr>
-      <w:hyperlink w:anchor="_Toc243939512" w:history="1">
+      <w:hyperlink w:anchor="_Toc243940103" w:history="1">
         <w:r>
           <w:rPr>
             <w:rStyle w:val="Hyperlink"/>
@@ -1736,7 +1680,7 @@
             <w:noProof/>
             <w:webHidden/>
           </w:rPr>
-          <w:instrText xml:space="preserve"> PAGEREF _Toc243939512 \h </w:instrText>
+          <w:instrText xml:space="preserve"> PAGEREF _Toc243940103 \h </w:instrText>
         </w:r>
         <w:r>
           <w:rPr>
@@ -1782,7 +1726,7 @@
           <w14:ligatures w14:val="standardContextual"/>
         </w:rPr>
       </w:pPr>
-      <w:hyperlink w:anchor="_Toc243939513" w:history="1">
+      <w:hyperlink w:anchor="_Toc243940104" w:history="1">
         <w:r>
           <w:rPr>
             <w:rStyle w:val="Hyperlink"/>
@@ -1809,7 +1753,7 @@
             <w:noProof/>
             <w:webHidden/>
           </w:rPr>
-          <w:instrText xml:space="preserve"> PAGEREF _Toc243939513 \h </w:instrText>
+          <w:instrText xml:space="preserve"> PAGEREF _Toc243940104 \h </w:instrText>
         </w:r>
         <w:r>
           <w:rPr>
@@ -1855,7 +1799,7 @@
           <w14:ligatures w14:val="standardContextual"/>
         </w:rPr>
       </w:pPr>
-      <w:hyperlink w:anchor="_Toc243939514" w:history="1">
+      <w:hyperlink w:anchor="_Toc243940105" w:history="1">
         <w:r>
           <w:rPr>
             <w:rStyle w:val="Hyperlink"/>
@@ -1882,7 +1826,7 @@
             <w:noProof/>
             <w:webHidden/>
           </w:rPr>
-          <w:instrText xml:space="preserve"> PAGEREF _Toc243939514 \h </w:instrText>
+          <w:instrText xml:space="preserve"> PAGEREF _Toc243940105 \h </w:instrText>
         </w:r>
         <w:r>
           <w:rPr>
@@ -1928,7 +1872,7 @@
           <w14:ligatures w14:val="standardContextual"/>
         </w:rPr>
       </w:pPr>
-      <w:hyperlink w:anchor="_Toc243939515" w:history="1">
+      <w:hyperlink w:anchor="_Toc243940106" w:history="1">
         <w:r>
           <w:rPr>
             <w:rStyle w:val="Hyperlink"/>
@@ -1955,7 +1899,7 @@
             <w:noProof/>
             <w:webHidden/>
           </w:rPr>
-          <w:instrText xml:space="preserve"> PAGEREF _Toc243939515 \h </w:instrText>
+          <w:instrText xml:space="preserve"> PAGEREF _Toc243940106 \h </w:instrText>
         </w:r>
         <w:r>
           <w:rPr>
@@ -2001,7 +1945,7 @@
           <w14:ligatures w14:val="standardContextual"/>
         </w:rPr>
       </w:pPr>
-      <w:hyperlink w:anchor="_Toc243939516" w:history="1">
+      <w:hyperlink w:anchor="_Toc243940107" w:history="1">
         <w:r>
           <w:rPr>
             <w:rStyle w:val="Hyperlink"/>
@@ -2028,7 +1972,7 @@
             <w:noProof/>
             <w:webHidden/>
           </w:rPr>
-          <w:instrText xml:space="preserve"> PAGEREF _Toc243939516 \h </w:instrText>
+          <w:instrText xml:space="preserve"> PAGEREF _Toc243940107 \h </w:instrText>
         </w:r>
         <w:r>
           <w:rPr>
@@ -2074,7 +2018,7 @@
           <w14:ligatures w14:val="standardContextual"/>
         </w:rPr>
       </w:pPr>
-      <w:hyperlink w:anchor="_Toc243939517" w:history="1">
+      <w:hyperlink w:anchor="_Toc243940108" w:history="1">
         <w:r>
           <w:rPr>
             <w:rStyle w:val="Hyperlink"/>
@@ -2101,7 +2045,7 @@
             <w:noProof/>
             <w:webHidden/>
           </w:rPr>
-          <w:instrText xml:space="preserve"> PAGEREF _Toc243939517 \h </w:instrText>
+          <w:instrText xml:space="preserve"> PAGEREF _Toc243940108 \h </w:instrText>
         </w:r>
         <w:r>
           <w:rPr>
@@ -2147,7 +2091,7 @@
           <w14:ligatures w14:val="standardContextual"/>
         </w:rPr>
       </w:pPr>
-      <w:hyperlink w:anchor="_Toc243939518" w:history="1">
+      <w:hyperlink w:anchor="_Toc243940109" w:history="1">
         <w:r>
           <w:rPr>
             <w:rStyle w:val="Hyperlink"/>
@@ -2174,7 +2118,7 @@
             <w:noProof/>
             <w:webHidden/>
           </w:rPr>
-          <w:instrText xml:space="preserve"> PAGEREF _Toc243939518 \h </w:instrText>
+          <w:instrText xml:space="preserve"> PAGEREF _Toc243940109 \h </w:instrText>
         </w:r>
         <w:r>
           <w:rPr>
@@ -2220,7 +2164,7 @@
           <w14:ligatures w14:val="standardContextual"/>
         </w:rPr>
       </w:pPr>
-      <w:hyperlink w:anchor="_Toc243939519" w:history="1">
+      <w:hyperlink w:anchor="_Toc243940110" w:history="1">
         <w:r>
           <w:rPr>
             <w:rStyle w:val="Hyperlink"/>
@@ -2247,7 +2191,7 @@
             <w:noProof/>
             <w:webHidden/>
           </w:rPr>
-          <w:instrText xml:space="preserve"> PAGEREF _Toc243939519 \h </w:instrText>
+          <w:instrText xml:space="preserve"> PAGEREF _Toc243940110 \h </w:instrText>
         </w:r>
         <w:r>
           <w:rPr>
@@ -2293,7 +2237,7 @@
           <w14:ligatures w14:val="standardContextual"/>
         </w:rPr>
       </w:pPr>
-      <w:hyperlink w:anchor="_Toc243939520" w:history="1">
+      <w:hyperlink w:anchor="_Toc243940111" w:history="1">
         <w:r>
           <w:rPr>
             <w:rStyle w:val="Hyperlink"/>
@@ -2320,7 +2264,7 @@
             <w:noProof/>
             <w:webHidden/>
           </w:rPr>
-          <w:instrText xml:space="preserve"> PAGEREF _Toc243939520 \h </w:instrText>
+          <w:instrText xml:space="preserve"> PAGEREF _Toc243940111 \h </w:instrText>
         </w:r>
         <w:r>
           <w:rPr>
@@ -2366,7 +2310,7 @@
           <w14:ligatures w14:val="standardContextual"/>
         </w:rPr>
       </w:pPr>
-      <w:hyperlink w:anchor="_Toc243939521" w:history="1">
+      <w:hyperlink w:anchor="_Toc243940112" w:history="1">
         <w:r>
           <w:rPr>
             <w:rStyle w:val="Hyperlink"/>
@@ -2393,7 +2337,7 @@
             <w:noProof/>
             <w:webHidden/>
           </w:rPr>
-          <w:instrText xml:space="preserve"> PAGEREF _Toc243939521 \h </w:instrText>
+          <w:instrText xml:space="preserve"> PAGEREF _Toc243940112 \h </w:instrText>
         </w:r>
         <w:r>
           <w:rPr>
@@ -2438,7 +2382,7 @@
       <w:pPr>
         <w:pStyle w:val="Heading1"/>
       </w:pPr>
-      <w:bookmarkStart w:id="1" w:name="_Toc243939494"/>
+      <w:bookmarkStart w:id="1" w:name="_Toc243940085"/>
       <w:r>
         <w:lastRenderedPageBreak/>
         <w:t>Abstract</w:t>
@@ -2450,16 +2394,16 @@
         <w:jc w:val="both"/>
       </w:pPr>
       <w:r>
-        <w:t xml:space="preserve">This report documents the implementation and evaluation of Module 2 of a two-module applied-AI framework for hybrid-slotted defected ground structure (DGS) compact patch antennas. Module 2 is the numerical-text branch: it predicts electromagnetic performance from antenna parameters, turns the predictions into short engineering summaries, fuses numerical features with the image embeddings produced by Module 1, and uses the surrogates inside an NSGA-II multi-objective search. Ansys HFSS was not available, so </w:t>
-      </w:r>
-      <w:r>
-        <w:t>the module was built and executed on two verified public simulation datasets: 2,051 openEMS rectangular patch antennas (MIT licence) and the Mendeley dual-slot patch Antenna Parameters Dataset (103 designs × 16 frequencies, CC BY 4.0). On the locked test split shared with Module 1, a random forest predicted the first matched resonance with R² = 0.89 (MAE 0.35 GHz) and the −10 dB bandwidth with R² = 0.83, but the depth of the S11 minimum only with R² = 0.54; all surrogates degraded sharply on wider, out-of-d</w:t>
-      </w:r>
-      <w:r>
-        <w:t>istribution patches. On the slotted Mendeley antenna, grouped cross-validation gave R² = 0.86 for S11, 0.99 for gain and 0.97 for radiation efficiency, and the geometry variables roughly halved the error of a frequency-only model. The pre-registered fusion hypothesis was not supported: concatenating ViT embeddings with numerical features gave a test macro-F1 of 0.737, against 0.775 for the embeddings alone and 0.716 for the numerical features alone. NSGA-II returned 100 surrogate proposals for the 5G NR n78</w:t>
-      </w:r>
-      <w:r>
-        <w:t xml:space="preserve"> band (3.3–3.8 GHz) with areas of 299–2754 mm². None has been simulated; every proposal and every summary is labelled as requiring full-wave verification.</w:t>
+        <w:t xml:space="preserve">This project implements and evaluates Module 2 of a two-module applied-AI framework for hybrid-slotted defected ground structure (DGS) compact patch antennas. Module 2 is the numerical-text branch: it predicts electromagnetic performance from antenna parameters, turns the predictions into short engineering summaries, fuses numerical features with the image embeddings produced by Module 1, and uses the surrogates inside an NSGA-II multi-objective search. Ansys HFSS was not available, so the module was built </w:t>
+      </w:r>
+      <w:r>
+        <w:t xml:space="preserve">and executed on two verified public simulation datasets: 2,051 openEMS rectangular patch antennas (MIT licence) and the Mendeley dual-slot patch Antenna Parameters Dataset (103 designs × 16 frequencies, CC BY 4.0). On the locked test split shared with Module 1, a random forest predicted the first matched resonance with R² = 0.89 (MAE 0.35 GHz) and the −10 dB bandwidth with R² = 0.83, but the depth of the S11 minimum only with R² = 0.54; all surrogates degraded sharply on wider, out-of-distribution patches. </w:t>
+      </w:r>
+      <w:r>
+        <w:t>On the slotted Mendeley antenna, grouped cross-validation gave R² = 0.86 for S11, 0.99 for gain and 0.97 for radiation efficiency, and the geometry variables roughly halved the error of a frequency-only model. The pre-registered fusion hypothesis was not supported: concatenating ViT embeddings with numerical features gave a test macro-F1 of 0.737, against 0.775 for the embeddings alone and 0.716 for the numerical features alone. NSGA-II returned 100 surrogate proposals for the 5G NR n78 band (3.3–3.8 GHz) w</w:t>
+      </w:r>
+      <w:r>
+        <w:t>ith areas of 299–2754 mm². None has been simulated; every proposal and every summary is labelled as requiring full-wave verification.</w:t>
       </w:r>
     </w:p>
     <w:p>
@@ -2480,7 +2424,7 @@
       <w:pPr>
         <w:pStyle w:val="Heading1"/>
       </w:pPr>
-      <w:bookmarkStart w:id="2" w:name="_Toc243939495"/>
+      <w:bookmarkStart w:id="2" w:name="_Toc243940086"/>
       <w:r>
         <w:t>1. Introduction and Recap of the Research Problem</w:t>
       </w:r>
@@ -2491,7 +2435,7 @@
         <w:jc w:val="both"/>
       </w:pPr>
       <w:r>
-        <w:t>Compact printed patch antennas for 5G and emerging 6G devices are designed by iterating full-wave simulations. Slots and defected ground structures add design freedom but also make the response sensitive to small geometric changes [4], so a parameter sweep in Ansys HFSS can take days. The overall research framework addresses this with two modules. Module 1, documented in a separate report and repository (</w:t>
+        <w:t>Compact printed patch antennas for 5G and emerging 6G devices are designed by iterating full-wave simulations. Slots and defected ground structures add design freedom but also make the response sensitive to small geometric changes [4], so a parameter sweep in Ansys HFSS can take days. The overall research framework addresses this with two modules. Module 1, a companion project in its own repository (</w:t>
       </w:r>
       <w:hyperlink r:id="rId9">
         <w:r>
@@ -2503,7 +2447,7 @@
         </w:r>
       </w:hyperlink>
       <w:r>
-        <w:t>), is a Vision Transformer [1] that classifies standardised antenna images. Module 2, documented here, works on numbers: it learns a fast surrogate of the simulator from antenna parameters, explains each prediction in a short engineering summary, combines numerical and image features, and searches the design space for promising candidates. The surrogate is a screening tool that reduces the number of full-wave runs, not a replacement for them.</w:t>
+        <w:t>), is a Vision Transformer [1] that classifies standardised antenna images. Module 2, the subject of this project, works on numbers: it learns a fast surrogate of the simulator from antenna parameters, explains each prediction in a short engineering summary, combines numerical and image features, and searches the design space for promising candidates. The surrogate is a screening tool that reduces the number of full-wave runs, not a replacement for them.</w:t>
       </w:r>
     </w:p>
     <w:p>
@@ -3263,7 +3207,7 @@
           <w:noProof/>
         </w:rPr>
         <w:drawing>
-          <wp:inline distT="0" distB="0" distL="0" distR="0" wp14:anchorId="126D1855" wp14:editId="7E4B3A69">
+          <wp:inline distT="0" distB="0" distL="0" distR="0">
             <wp:extent cx="5760720" cy="2915696"/>
             <wp:effectExtent l="0" t="0" r="0" b="0"/>
             <wp:docPr id="1" name="Picture 1"/>
@@ -3312,7 +3256,7 @@
       <w:pPr>
         <w:pStyle w:val="Heading1"/>
       </w:pPr>
-      <w:bookmarkStart w:id="3" w:name="_Toc243939496"/>
+      <w:bookmarkStart w:id="3" w:name="_Toc243940087"/>
       <w:r>
         <w:lastRenderedPageBreak/>
         <w:t>2. Research Design and Hypotheses</w:t>
@@ -3752,7 +3696,7 @@
       <w:pPr>
         <w:pStyle w:val="Heading1"/>
       </w:pPr>
-      <w:bookmarkStart w:id="4" w:name="_Toc243939497"/>
+      <w:bookmarkStart w:id="4" w:name="_Toc243940088"/>
       <w:r>
         <w:t>3. Dataset Description and Source Verification</w:t>
       </w:r>
@@ -4177,7 +4121,7 @@
       <w:pPr>
         <w:pStyle w:val="Heading1"/>
       </w:pPr>
-      <w:bookmarkStart w:id="5" w:name="_Toc243939498"/>
+      <w:bookmarkStart w:id="5" w:name="_Toc243940089"/>
       <w:r>
         <w:t>4. Data Preprocessing and Preparation</w:t>
       </w:r>
@@ -4187,7 +4131,7 @@
       <w:pPr>
         <w:pStyle w:val="Heading2"/>
       </w:pPr>
-      <w:bookmarkStart w:id="6" w:name="_Toc243939499"/>
+      <w:bookmarkStart w:id="6" w:name="_Toc243940090"/>
       <w:r>
         <w:t>4.1 Engineering targets from simulated S11</w:t>
       </w:r>
@@ -4233,7 +4177,7 @@
         </w:rPr>
         <w:lastRenderedPageBreak/>
         <w:drawing>
-          <wp:inline distT="0" distB="0" distL="0" distR="0" wp14:anchorId="270CBD91" wp14:editId="2ED11B0D">
+          <wp:inline distT="0" distB="0" distL="0" distR="0">
             <wp:extent cx="5486400" cy="2590800"/>
             <wp:effectExtent l="0" t="0" r="0" b="0"/>
             <wp:docPr id="2" name="Picture 2"/>
@@ -4282,7 +4226,7 @@
       <w:pPr>
         <w:pStyle w:val="Heading2"/>
       </w:pPr>
-      <w:bookmarkStart w:id="7" w:name="_Toc243939500"/>
+      <w:bookmarkStart w:id="7" w:name="_Toc243940091"/>
       <w:r>
         <w:t>4.2 Cleaning and plausibility rules</w:t>
       </w:r>
@@ -4316,7 +4260,7 @@
       <w:pPr>
         <w:pStyle w:val="Heading2"/>
       </w:pPr>
-      <w:bookmarkStart w:id="8" w:name="_Toc243939501"/>
+      <w:bookmarkStart w:id="8" w:name="_Toc243940092"/>
       <w:r>
         <w:t>4.3 Features, split and leakage control</w:t>
       </w:r>
@@ -4410,7 +4354,7 @@
       <w:pPr>
         <w:pStyle w:val="Heading1"/>
       </w:pPr>
-      <w:bookmarkStart w:id="9" w:name="_Toc243939502"/>
+      <w:bookmarkStart w:id="9" w:name="_Toc243940093"/>
       <w:r>
         <w:lastRenderedPageBreak/>
         <w:t>5. Proposed Model: Numerical-Text Surrogate, Fusion and Optimisation</w:t>
@@ -4483,7 +4427,7 @@
       <w:pPr>
         <w:pStyle w:val="Heading1"/>
       </w:pPr>
-      <w:bookmarkStart w:id="10" w:name="_Toc243939503"/>
+      <w:bookmarkStart w:id="10" w:name="_Toc243940094"/>
       <w:r>
         <w:lastRenderedPageBreak/>
         <w:t>6. Training Strategy and Experimental Setup</w:t>
@@ -5024,7 +4968,7 @@
       <w:pPr>
         <w:pStyle w:val="Heading1"/>
       </w:pPr>
-      <w:bookmarkStart w:id="11" w:name="_Toc243939504"/>
+      <w:bookmarkStart w:id="11" w:name="_Toc243940095"/>
       <w:r>
         <w:t>7. Baseline Methods and Comparative Models</w:t>
       </w:r>
@@ -5118,7 +5062,7 @@
       <w:pPr>
         <w:pStyle w:val="Heading1"/>
       </w:pPr>
-      <w:bookmarkStart w:id="12" w:name="_Toc243939505"/>
+      <w:bookmarkStart w:id="12" w:name="_Toc243940096"/>
       <w:r>
         <w:t>8. Evaluation Metrics and Analysis Plan</w:t>
       </w:r>
@@ -5139,7 +5083,7 @@
       <w:pPr>
         <w:pStyle w:val="Heading1"/>
       </w:pPr>
-      <w:bookmarkStart w:id="13" w:name="_Toc243939506"/>
+      <w:bookmarkStart w:id="13" w:name="_Toc243940097"/>
       <w:r>
         <w:lastRenderedPageBreak/>
         <w:t>9. Results and Discussion</w:t>
@@ -5158,7 +5102,7 @@
       <w:pPr>
         <w:pStyle w:val="Heading2"/>
       </w:pPr>
-      <w:bookmarkStart w:id="14" w:name="_Toc243939507"/>
+      <w:bookmarkStart w:id="14" w:name="_Toc243940098"/>
       <w:r>
         <w:t>9.1 Patch surrogate: resonance, matching and bandwidth (RQ1)</w:t>
       </w:r>
@@ -5812,7 +5756,7 @@
           <w:noProof/>
         </w:rPr>
         <w:drawing>
-          <wp:inline distT="0" distB="0" distL="0" distR="0" wp14:anchorId="27077E1E" wp14:editId="657E07CF">
+          <wp:inline distT="0" distB="0" distL="0" distR="0">
             <wp:extent cx="5760720" cy="1459382"/>
             <wp:effectExtent l="0" t="0" r="0" b="0"/>
             <wp:docPr id="3" name="Picture 3"/>
@@ -5867,7 +5811,7 @@
           <w:noProof/>
         </w:rPr>
         <w:drawing>
-          <wp:inline distT="0" distB="0" distL="0" distR="0" wp14:anchorId="2EFE71E8" wp14:editId="7264A5B9">
+          <wp:inline distT="0" distB="0" distL="0" distR="0">
             <wp:extent cx="5760720" cy="1683903"/>
             <wp:effectExtent l="0" t="0" r="0" b="0"/>
             <wp:docPr id="4" name="Picture 4"/>
@@ -5957,7 +5901,7 @@
       <w:pPr>
         <w:pStyle w:val="Heading2"/>
       </w:pPr>
-      <w:bookmarkStart w:id="15" w:name="_Toc243939508"/>
+      <w:bookmarkStart w:id="15" w:name="_Toc243940099"/>
       <w:r>
         <w:t>9.2 Slotted patch: S11, gain and efficiency (RQ2)</w:t>
       </w:r>
@@ -7186,7 +7130,7 @@
         </w:rPr>
         <w:lastRenderedPageBreak/>
         <w:drawing>
-          <wp:inline distT="0" distB="0" distL="0" distR="0" wp14:anchorId="1A369F3F" wp14:editId="3C88033C">
+          <wp:inline distT="0" distB="0" distL="0" distR="0">
             <wp:extent cx="5760720" cy="1776222"/>
             <wp:effectExtent l="0" t="0" r="0" b="0"/>
             <wp:docPr id="5" name="Picture 5"/>
@@ -7255,7 +7199,7 @@
       <w:pPr>
         <w:pStyle w:val="Heading2"/>
       </w:pPr>
-      <w:bookmarkStart w:id="16" w:name="_Toc243939509"/>
+      <w:bookmarkStart w:id="16" w:name="_Toc243940100"/>
       <w:r>
         <w:t>9.3 Engineering summaries (RQ5)</w:t>
       </w:r>
@@ -7297,7 +7241,7 @@
       <w:pPr>
         <w:pStyle w:val="Heading2"/>
       </w:pPr>
-      <w:bookmarkStart w:id="17" w:name="_Toc243939510"/>
+      <w:bookmarkStart w:id="17" w:name="_Toc243940101"/>
       <w:r>
         <w:lastRenderedPageBreak/>
         <w:t>9.4 Multimodal fusion (RQ3, H6)</w:t>
@@ -7821,7 +7765,7 @@
           <w:noProof/>
         </w:rPr>
         <w:drawing>
-          <wp:inline distT="0" distB="0" distL="0" distR="0" wp14:anchorId="48F0FC59" wp14:editId="600DBD38">
+          <wp:inline distT="0" distB="0" distL="0" distR="0">
             <wp:extent cx="5486400" cy="1778000"/>
             <wp:effectExtent l="0" t="0" r="0" b="0"/>
             <wp:docPr id="6" name="Picture 6"/>
@@ -7890,7 +7834,7 @@
       <w:pPr>
         <w:pStyle w:val="Heading2"/>
       </w:pPr>
-      <w:bookmarkStart w:id="18" w:name="_Toc243939511"/>
+      <w:bookmarkStart w:id="18" w:name="_Toc243940102"/>
       <w:r>
         <w:lastRenderedPageBreak/>
         <w:t>9.5 NSGA-II surrogate optimisation for NR n78 (RQ4)</w:t>
@@ -7907,7 +7851,7 @@
           <w:noProof/>
         </w:rPr>
         <w:drawing>
-          <wp:inline distT="0" distB="0" distL="0" distR="0" wp14:anchorId="0A20F3D9" wp14:editId="2D3791E4">
+          <wp:inline distT="0" distB="0" distL="0" distR="0">
             <wp:extent cx="4389120" cy="2948940"/>
             <wp:effectExtent l="0" t="0" r="0" b="0"/>
             <wp:docPr id="7" name="Picture 7"/>
@@ -8490,7 +8434,7 @@
       <w:pPr>
         <w:pStyle w:val="Heading2"/>
       </w:pPr>
-      <w:bookmarkStart w:id="19" w:name="_Toc243939512"/>
+      <w:bookmarkStart w:id="19" w:name="_Toc243940103"/>
       <w:r>
         <w:t>9.6 Summary of hypotheses and evaluation criteria</w:t>
       </w:r>
@@ -8800,7 +8744,7 @@
       <w:pPr>
         <w:pStyle w:val="Heading1"/>
       </w:pPr>
-      <w:bookmarkStart w:id="20" w:name="_Toc243939513"/>
+      <w:bookmarkStart w:id="20" w:name="_Toc243940104"/>
       <w:r>
         <w:t>10. Ethics, Bias, Privacy, and Reproducibility</w:t>
       </w:r>
@@ -8872,7 +8816,7 @@
       <w:pPr>
         <w:pStyle w:val="Heading1"/>
       </w:pPr>
-      <w:bookmarkStart w:id="21" w:name="_Toc243939514"/>
+      <w:bookmarkStart w:id="21" w:name="_Toc243940105"/>
       <w:r>
         <w:lastRenderedPageBreak/>
         <w:t>11. Limitations and Future Work</w:t>
@@ -8984,7 +8928,7 @@
       <w:pPr>
         <w:pStyle w:val="Heading1"/>
       </w:pPr>
-      <w:bookmarkStart w:id="22" w:name="_Toc243939515"/>
+      <w:bookmarkStart w:id="22" w:name="_Toc243940106"/>
       <w:r>
         <w:t>12. Conclusion</w:t>
       </w:r>
@@ -9008,7 +8952,7 @@
       <w:pPr>
         <w:pStyle w:val="Heading1"/>
       </w:pPr>
-      <w:bookmarkStart w:id="23" w:name="_Toc243939516"/>
+      <w:bookmarkStart w:id="23" w:name="_Toc243940107"/>
       <w:r>
         <w:t>Data, Code and Output Availability</w:t>
       </w:r>
@@ -10196,7 +10140,7 @@
               <w:rPr>
                 <w:sz w:val="19"/>
               </w:rPr>
-              <w:t>All figures used in this report</w:t>
+              <w:t>All figures produced by the project</w:t>
             </w:r>
           </w:p>
         </w:tc>
@@ -10301,7 +10245,7 @@
       <w:pPr>
         <w:pStyle w:val="Heading1"/>
       </w:pPr>
-      <w:bookmarkStart w:id="24" w:name="_Toc243939517"/>
+      <w:bookmarkStart w:id="24" w:name="_Toc243940108"/>
       <w:r>
         <w:t>References</w:t>
       </w:r>
@@ -10448,7 +10392,7 @@
       <w:pPr>
         <w:pStyle w:val="Heading1"/>
       </w:pPr>
-      <w:bookmarkStart w:id="25" w:name="_Toc243939518"/>
+      <w:bookmarkStart w:id="25" w:name="_Toc243940109"/>
       <w:r>
         <w:lastRenderedPageBreak/>
         <w:t>Appendix A. Data Dictionary</w:t>
@@ -12555,7 +12499,7 @@
       <w:pPr>
         <w:pStyle w:val="Heading1"/>
       </w:pPr>
-      <w:bookmarkStart w:id="26" w:name="_Toc243939519"/>
+      <w:bookmarkStart w:id="26" w:name="_Toc243940110"/>
       <w:r>
         <w:t>Appendix B. Configuration</w:t>
       </w:r>
@@ -13071,7 +13015,7 @@
       <w:pPr>
         <w:pStyle w:val="Heading1"/>
       </w:pPr>
-      <w:bookmarkStart w:id="27" w:name="_Toc243939520"/>
+      <w:bookmarkStart w:id="27" w:name="_Toc243940111"/>
       <w:r>
         <w:t>Appendix C. Experimental Details</w:t>
       </w:r>
@@ -14844,7 +14788,7 @@
       <w:pPr>
         <w:pStyle w:val="Heading1"/>
       </w:pPr>
-      <w:bookmarkStart w:id="28" w:name="_Toc243939521"/>
+      <w:bookmarkStart w:id="28" w:name="_Toc243940112"/>
       <w:r>
         <w:t>Appendix D. Reproducibility Instructions</w:t>
       </w:r>
@@ -15232,31 +15176,31 @@
       </w:rPr>
     </w:lvl>
   </w:abstractNum>
-  <w:num w:numId="1" w16cid:durableId="547883468">
+  <w:num w:numId="1" w16cid:durableId="1971134542">
     <w:abstractNumId w:val="8"/>
   </w:num>
-  <w:num w:numId="2" w16cid:durableId="1066221470">
+  <w:num w:numId="2" w16cid:durableId="1721395935">
     <w:abstractNumId w:val="6"/>
   </w:num>
-  <w:num w:numId="3" w16cid:durableId="1585645782">
+  <w:num w:numId="3" w16cid:durableId="1640112336">
     <w:abstractNumId w:val="5"/>
   </w:num>
-  <w:num w:numId="4" w16cid:durableId="1238592139">
+  <w:num w:numId="4" w16cid:durableId="464931566">
     <w:abstractNumId w:val="4"/>
   </w:num>
-  <w:num w:numId="5" w16cid:durableId="1256551836">
+  <w:num w:numId="5" w16cid:durableId="1766458254">
     <w:abstractNumId w:val="7"/>
   </w:num>
-  <w:num w:numId="6" w16cid:durableId="621814005">
+  <w:num w:numId="6" w16cid:durableId="138690962">
     <w:abstractNumId w:val="3"/>
   </w:num>
-  <w:num w:numId="7" w16cid:durableId="971711251">
+  <w:num w:numId="7" w16cid:durableId="610866498">
     <w:abstractNumId w:val="2"/>
   </w:num>
-  <w:num w:numId="8" w16cid:durableId="1443452110">
+  <w:num w:numId="8" w16cid:durableId="127206773">
     <w:abstractNumId w:val="1"/>
   </w:num>
-  <w:num w:numId="9" w16cid:durableId="1629044856">
+  <w:num w:numId="9" w16cid:durableId="660084108">
     <w:abstractNumId w:val="0"/>
   </w:num>
 </w:numbering>
@@ -26646,7 +26590,7 @@
     <w:autoRedefine/>
     <w:uiPriority w:val="39"/>
     <w:unhideWhenUsed/>
-    <w:rsid w:val="005E4851"/>
+    <w:rsid w:val="003F4A32"/>
     <w:pPr>
       <w:spacing w:after="100"/>
     </w:pPr>
@@ -26658,7 +26602,7 @@
     <w:autoRedefine/>
     <w:uiPriority w:val="39"/>
     <w:unhideWhenUsed/>
-    <w:rsid w:val="005E4851"/>
+    <w:rsid w:val="003F4A32"/>
     <w:pPr>
       <w:spacing w:after="100"/>
       <w:ind w:left="220"/>
@@ -26669,7 +26613,7 @@
     <w:basedOn w:val="DefaultParagraphFont"/>
     <w:uiPriority w:val="99"/>
     <w:unhideWhenUsed/>
-    <w:rsid w:val="005E4851"/>
+    <w:rsid w:val="003F4A32"/>
     <w:rPr>
       <w:color w:val="0000FF" w:themeColor="hyperlink"/>
       <w:u w:val="single"/>

--- a/reports/module2_report.docx
+++ b/reports/module2_report.docx
@@ -235,7 +235,7 @@
       <w:pPr>
         <w:pStyle w:val="Heading1"/>
       </w:pPr>
-      <w:bookmarkStart w:id="0" w:name="_Toc243940084"/>
+      <w:bookmarkStart w:id="0" w:name="_Toc244097961"/>
       <w:r>
         <w:lastRenderedPageBreak/>
         <w:t>Table of Contents</w:t>
@@ -266,7 +266,7 @@
       <w:r>
         <w:fldChar w:fldCharType="separate"/>
       </w:r>
-      <w:hyperlink w:anchor="_Toc243940084" w:history="1">
+      <w:hyperlink w:anchor="_Toc244097961" w:history="1">
         <w:r>
           <w:rPr>
             <w:rStyle w:val="Hyperlink"/>
@@ -293,7 +293,7 @@
             <w:noProof/>
             <w:webHidden/>
           </w:rPr>
-          <w:instrText xml:space="preserve"> PAGEREF _Toc243940084 \h </w:instrText>
+          <w:instrText xml:space="preserve"> PAGEREF _Toc244097961 \h </w:instrText>
         </w:r>
         <w:r>
           <w:rPr>
@@ -339,7 +339,7 @@
           <w14:ligatures w14:val="standardContextual"/>
         </w:rPr>
       </w:pPr>
-      <w:hyperlink w:anchor="_Toc243940085" w:history="1">
+      <w:hyperlink w:anchor="_Toc244097962" w:history="1">
         <w:r>
           <w:rPr>
             <w:rStyle w:val="Hyperlink"/>
@@ -366,7 +366,7 @@
             <w:noProof/>
             <w:webHidden/>
           </w:rPr>
-          <w:instrText xml:space="preserve"> PAGEREF _Toc243940085 \h </w:instrText>
+          <w:instrText xml:space="preserve"> PAGEREF _Toc244097962 \h </w:instrText>
         </w:r>
         <w:r>
           <w:rPr>
@@ -412,7 +412,7 @@
           <w14:ligatures w14:val="standardContextual"/>
         </w:rPr>
       </w:pPr>
-      <w:hyperlink w:anchor="_Toc243940086" w:history="1">
+      <w:hyperlink w:anchor="_Toc244097963" w:history="1">
         <w:r>
           <w:rPr>
             <w:rStyle w:val="Hyperlink"/>
@@ -439,7 +439,7 @@
             <w:noProof/>
             <w:webHidden/>
           </w:rPr>
-          <w:instrText xml:space="preserve"> PAGEREF _Toc243940086 \h </w:instrText>
+          <w:instrText xml:space="preserve"> PAGEREF _Toc244097963 \h </w:instrText>
         </w:r>
         <w:r>
           <w:rPr>
@@ -485,7 +485,7 @@
           <w14:ligatures w14:val="standardContextual"/>
         </w:rPr>
       </w:pPr>
-      <w:hyperlink w:anchor="_Toc243940087" w:history="1">
+      <w:hyperlink w:anchor="_Toc244097964" w:history="1">
         <w:r>
           <w:rPr>
             <w:rStyle w:val="Hyperlink"/>
@@ -512,7 +512,7 @@
             <w:noProof/>
             <w:webHidden/>
           </w:rPr>
-          <w:instrText xml:space="preserve"> PAGEREF _Toc243940087 \h </w:instrText>
+          <w:instrText xml:space="preserve"> PAGEREF _Toc244097964 \h </w:instrText>
         </w:r>
         <w:r>
           <w:rPr>
@@ -558,7 +558,7 @@
           <w14:ligatures w14:val="standardContextual"/>
         </w:rPr>
       </w:pPr>
-      <w:hyperlink w:anchor="_Toc243940088" w:history="1">
+      <w:hyperlink w:anchor="_Toc244097965" w:history="1">
         <w:r>
           <w:rPr>
             <w:rStyle w:val="Hyperlink"/>
@@ -585,7 +585,7 @@
             <w:noProof/>
             <w:webHidden/>
           </w:rPr>
-          <w:instrText xml:space="preserve"> PAGEREF _Toc243940088 \h </w:instrText>
+          <w:instrText xml:space="preserve"> PAGEREF _Toc244097965 \h </w:instrText>
         </w:r>
         <w:r>
           <w:rPr>
@@ -631,7 +631,7 @@
           <w14:ligatures w14:val="standardContextual"/>
         </w:rPr>
       </w:pPr>
-      <w:hyperlink w:anchor="_Toc243940089" w:history="1">
+      <w:hyperlink w:anchor="_Toc244097966" w:history="1">
         <w:r>
           <w:rPr>
             <w:rStyle w:val="Hyperlink"/>
@@ -658,7 +658,7 @@
             <w:noProof/>
             <w:webHidden/>
           </w:rPr>
-          <w:instrText xml:space="preserve"> PAGEREF _Toc243940089 \h </w:instrText>
+          <w:instrText xml:space="preserve"> PAGEREF _Toc244097966 \h </w:instrText>
         </w:r>
         <w:r>
           <w:rPr>
@@ -704,7 +704,7 @@
           <w14:ligatures w14:val="standardContextual"/>
         </w:rPr>
       </w:pPr>
-      <w:hyperlink w:anchor="_Toc243940090" w:history="1">
+      <w:hyperlink w:anchor="_Toc244097967" w:history="1">
         <w:r>
           <w:rPr>
             <w:rStyle w:val="Hyperlink"/>
@@ -731,7 +731,7 @@
             <w:noProof/>
             <w:webHidden/>
           </w:rPr>
-          <w:instrText xml:space="preserve"> PAGEREF _Toc243940090 \h </w:instrText>
+          <w:instrText xml:space="preserve"> PAGEREF _Toc244097967 \h </w:instrText>
         </w:r>
         <w:r>
           <w:rPr>
@@ -777,7 +777,7 @@
           <w14:ligatures w14:val="standardContextual"/>
         </w:rPr>
       </w:pPr>
-      <w:hyperlink w:anchor="_Toc243940091" w:history="1">
+      <w:hyperlink w:anchor="_Toc244097968" w:history="1">
         <w:r>
           <w:rPr>
             <w:rStyle w:val="Hyperlink"/>
@@ -804,7 +804,7 @@
             <w:noProof/>
             <w:webHidden/>
           </w:rPr>
-          <w:instrText xml:space="preserve"> PAGEREF _Toc243940091 \h </w:instrText>
+          <w:instrText xml:space="preserve"> PAGEREF _Toc244097968 \h </w:instrText>
         </w:r>
         <w:r>
           <w:rPr>
@@ -850,7 +850,7 @@
           <w14:ligatures w14:val="standardContextual"/>
         </w:rPr>
       </w:pPr>
-      <w:hyperlink w:anchor="_Toc243940092" w:history="1">
+      <w:hyperlink w:anchor="_Toc244097969" w:history="1">
         <w:r>
           <w:rPr>
             <w:rStyle w:val="Hyperlink"/>
@@ -877,7 +877,7 @@
             <w:noProof/>
             <w:webHidden/>
           </w:rPr>
-          <w:instrText xml:space="preserve"> PAGEREF _Toc243940092 \h </w:instrText>
+          <w:instrText xml:space="preserve"> PAGEREF _Toc244097969 \h </w:instrText>
         </w:r>
         <w:r>
           <w:rPr>
@@ -923,7 +923,7 @@
           <w14:ligatures w14:val="standardContextual"/>
         </w:rPr>
       </w:pPr>
-      <w:hyperlink w:anchor="_Toc243940093" w:history="1">
+      <w:hyperlink w:anchor="_Toc244097970" w:history="1">
         <w:r>
           <w:rPr>
             <w:rStyle w:val="Hyperlink"/>
@@ -950,7 +950,7 @@
             <w:noProof/>
             <w:webHidden/>
           </w:rPr>
-          <w:instrText xml:space="preserve"> PAGEREF _Toc243940093 \h </w:instrText>
+          <w:instrText xml:space="preserve"> PAGEREF _Toc244097970 \h </w:instrText>
         </w:r>
         <w:r>
           <w:rPr>
@@ -996,7 +996,7 @@
           <w14:ligatures w14:val="standardContextual"/>
         </w:rPr>
       </w:pPr>
-      <w:hyperlink w:anchor="_Toc243940094" w:history="1">
+      <w:hyperlink w:anchor="_Toc244097971" w:history="1">
         <w:r>
           <w:rPr>
             <w:rStyle w:val="Hyperlink"/>
@@ -1023,7 +1023,7 @@
             <w:noProof/>
             <w:webHidden/>
           </w:rPr>
-          <w:instrText xml:space="preserve"> PAGEREF _Toc243940094 \h </w:instrText>
+          <w:instrText xml:space="preserve"> PAGEREF _Toc244097971 \h </w:instrText>
         </w:r>
         <w:r>
           <w:rPr>
@@ -1069,7 +1069,7 @@
           <w14:ligatures w14:val="standardContextual"/>
         </w:rPr>
       </w:pPr>
-      <w:hyperlink w:anchor="_Toc243940095" w:history="1">
+      <w:hyperlink w:anchor="_Toc244097972" w:history="1">
         <w:r>
           <w:rPr>
             <w:rStyle w:val="Hyperlink"/>
@@ -1096,7 +1096,7 @@
             <w:noProof/>
             <w:webHidden/>
           </w:rPr>
-          <w:instrText xml:space="preserve"> PAGEREF _Toc243940095 \h </w:instrText>
+          <w:instrText xml:space="preserve"> PAGEREF _Toc244097972 \h </w:instrText>
         </w:r>
         <w:r>
           <w:rPr>
@@ -1142,7 +1142,7 @@
           <w14:ligatures w14:val="standardContextual"/>
         </w:rPr>
       </w:pPr>
-      <w:hyperlink w:anchor="_Toc243940096" w:history="1">
+      <w:hyperlink w:anchor="_Toc244097973" w:history="1">
         <w:r>
           <w:rPr>
             <w:rStyle w:val="Hyperlink"/>
@@ -1169,7 +1169,7 @@
             <w:noProof/>
             <w:webHidden/>
           </w:rPr>
-          <w:instrText xml:space="preserve"> PAGEREF _Toc243940096 \h </w:instrText>
+          <w:instrText xml:space="preserve"> PAGEREF _Toc244097973 \h </w:instrText>
         </w:r>
         <w:r>
           <w:rPr>
@@ -1215,7 +1215,7 @@
           <w14:ligatures w14:val="standardContextual"/>
         </w:rPr>
       </w:pPr>
-      <w:hyperlink w:anchor="_Toc243940097" w:history="1">
+      <w:hyperlink w:anchor="_Toc244097974" w:history="1">
         <w:r>
           <w:rPr>
             <w:rStyle w:val="Hyperlink"/>
@@ -1242,7 +1242,7 @@
             <w:noProof/>
             <w:webHidden/>
           </w:rPr>
-          <w:instrText xml:space="preserve"> PAGEREF _Toc243940097 \h </w:instrText>
+          <w:instrText xml:space="preserve"> PAGEREF _Toc244097974 \h </w:instrText>
         </w:r>
         <w:r>
           <w:rPr>
@@ -1288,7 +1288,7 @@
           <w14:ligatures w14:val="standardContextual"/>
         </w:rPr>
       </w:pPr>
-      <w:hyperlink w:anchor="_Toc243940098" w:history="1">
+      <w:hyperlink w:anchor="_Toc244097975" w:history="1">
         <w:r>
           <w:rPr>
             <w:rStyle w:val="Hyperlink"/>
@@ -1315,7 +1315,7 @@
             <w:noProof/>
             <w:webHidden/>
           </w:rPr>
-          <w:instrText xml:space="preserve"> PAGEREF _Toc243940098 \h </w:instrText>
+          <w:instrText xml:space="preserve"> PAGEREF _Toc244097975 \h </w:instrText>
         </w:r>
         <w:r>
           <w:rPr>
@@ -1361,7 +1361,7 @@
           <w14:ligatures w14:val="standardContextual"/>
         </w:rPr>
       </w:pPr>
-      <w:hyperlink w:anchor="_Toc243940099" w:history="1">
+      <w:hyperlink w:anchor="_Toc244097976" w:history="1">
         <w:r>
           <w:rPr>
             <w:rStyle w:val="Hyperlink"/>
@@ -1388,7 +1388,7 @@
             <w:noProof/>
             <w:webHidden/>
           </w:rPr>
-          <w:instrText xml:space="preserve"> PAGEREF _Toc243940099 \h </w:instrText>
+          <w:instrText xml:space="preserve"> PAGEREF _Toc244097976 \h </w:instrText>
         </w:r>
         <w:r>
           <w:rPr>
@@ -1434,7 +1434,7 @@
           <w14:ligatures w14:val="standardContextual"/>
         </w:rPr>
       </w:pPr>
-      <w:hyperlink w:anchor="_Toc243940100" w:history="1">
+      <w:hyperlink w:anchor="_Toc244097977" w:history="1">
         <w:r>
           <w:rPr>
             <w:rStyle w:val="Hyperlink"/>
@@ -1461,7 +1461,7 @@
             <w:noProof/>
             <w:webHidden/>
           </w:rPr>
-          <w:instrText xml:space="preserve"> PAGEREF _Toc243940100 \h </w:instrText>
+          <w:instrText xml:space="preserve"> PAGEREF _Toc244097977 \h </w:instrText>
         </w:r>
         <w:r>
           <w:rPr>
@@ -1507,7 +1507,7 @@
           <w14:ligatures w14:val="standardContextual"/>
         </w:rPr>
       </w:pPr>
-      <w:hyperlink w:anchor="_Toc243940101" w:history="1">
+      <w:hyperlink w:anchor="_Toc244097978" w:history="1">
         <w:r>
           <w:rPr>
             <w:rStyle w:val="Hyperlink"/>
@@ -1534,7 +1534,7 @@
             <w:noProof/>
             <w:webHidden/>
           </w:rPr>
-          <w:instrText xml:space="preserve"> PAGEREF _Toc243940101 \h </w:instrText>
+          <w:instrText xml:space="preserve"> PAGEREF _Toc244097978 \h </w:instrText>
         </w:r>
         <w:r>
           <w:rPr>
@@ -1580,7 +1580,7 @@
           <w14:ligatures w14:val="standardContextual"/>
         </w:rPr>
       </w:pPr>
-      <w:hyperlink w:anchor="_Toc243940102" w:history="1">
+      <w:hyperlink w:anchor="_Toc244097979" w:history="1">
         <w:r>
           <w:rPr>
             <w:rStyle w:val="Hyperlink"/>
@@ -1607,7 +1607,7 @@
             <w:noProof/>
             <w:webHidden/>
           </w:rPr>
-          <w:instrText xml:space="preserve"> PAGEREF _Toc243940102 \h </w:instrText>
+          <w:instrText xml:space="preserve"> PAGEREF _Toc244097979 \h </w:instrText>
         </w:r>
         <w:r>
           <w:rPr>
@@ -1653,7 +1653,7 @@
           <w14:ligatures w14:val="standardContextual"/>
         </w:rPr>
       </w:pPr>
-      <w:hyperlink w:anchor="_Toc243940103" w:history="1">
+      <w:hyperlink w:anchor="_Toc244097980" w:history="1">
         <w:r>
           <w:rPr>
             <w:rStyle w:val="Hyperlink"/>
@@ -1680,7 +1680,7 @@
             <w:noProof/>
             <w:webHidden/>
           </w:rPr>
-          <w:instrText xml:space="preserve"> PAGEREF _Toc243940103 \h </w:instrText>
+          <w:instrText xml:space="preserve"> PAGEREF _Toc244097980 \h </w:instrText>
         </w:r>
         <w:r>
           <w:rPr>
@@ -1726,7 +1726,7 @@
           <w14:ligatures w14:val="standardContextual"/>
         </w:rPr>
       </w:pPr>
-      <w:hyperlink w:anchor="_Toc243940104" w:history="1">
+      <w:hyperlink w:anchor="_Toc244097981" w:history="1">
         <w:r>
           <w:rPr>
             <w:rStyle w:val="Hyperlink"/>
@@ -1753,7 +1753,7 @@
             <w:noProof/>
             <w:webHidden/>
           </w:rPr>
-          <w:instrText xml:space="preserve"> PAGEREF _Toc243940104 \h </w:instrText>
+          <w:instrText xml:space="preserve"> PAGEREF _Toc244097981 \h </w:instrText>
         </w:r>
         <w:r>
           <w:rPr>
@@ -1799,7 +1799,7 @@
           <w14:ligatures w14:val="standardContextual"/>
         </w:rPr>
       </w:pPr>
-      <w:hyperlink w:anchor="_Toc243940105" w:history="1">
+      <w:hyperlink w:anchor="_Toc244097982" w:history="1">
         <w:r>
           <w:rPr>
             <w:rStyle w:val="Hyperlink"/>
@@ -1826,7 +1826,7 @@
             <w:noProof/>
             <w:webHidden/>
           </w:rPr>
-          <w:instrText xml:space="preserve"> PAGEREF _Toc243940105 \h </w:instrText>
+          <w:instrText xml:space="preserve"> PAGEREF _Toc244097982 \h </w:instrText>
         </w:r>
         <w:r>
           <w:rPr>
@@ -1872,7 +1872,7 @@
           <w14:ligatures w14:val="standardContextual"/>
         </w:rPr>
       </w:pPr>
-      <w:hyperlink w:anchor="_Toc243940106" w:history="1">
+      <w:hyperlink w:anchor="_Toc244097983" w:history="1">
         <w:r>
           <w:rPr>
             <w:rStyle w:val="Hyperlink"/>
@@ -1899,7 +1899,7 @@
             <w:noProof/>
             <w:webHidden/>
           </w:rPr>
-          <w:instrText xml:space="preserve"> PAGEREF _Toc243940106 \h </w:instrText>
+          <w:instrText xml:space="preserve"> PAGEREF _Toc244097983 \h </w:instrText>
         </w:r>
         <w:r>
           <w:rPr>
@@ -1945,7 +1945,7 @@
           <w14:ligatures w14:val="standardContextual"/>
         </w:rPr>
       </w:pPr>
-      <w:hyperlink w:anchor="_Toc243940107" w:history="1">
+      <w:hyperlink w:anchor="_Toc244097984" w:history="1">
         <w:r>
           <w:rPr>
             <w:rStyle w:val="Hyperlink"/>
@@ -1972,7 +1972,7 @@
             <w:noProof/>
             <w:webHidden/>
           </w:rPr>
-          <w:instrText xml:space="preserve"> PAGEREF _Toc243940107 \h </w:instrText>
+          <w:instrText xml:space="preserve"> PAGEREF _Toc244097984 \h </w:instrText>
         </w:r>
         <w:r>
           <w:rPr>
@@ -2018,7 +2018,7 @@
           <w14:ligatures w14:val="standardContextual"/>
         </w:rPr>
       </w:pPr>
-      <w:hyperlink w:anchor="_Toc243940108" w:history="1">
+      <w:hyperlink w:anchor="_Toc244097985" w:history="1">
         <w:r>
           <w:rPr>
             <w:rStyle w:val="Hyperlink"/>
@@ -2045,7 +2045,7 @@
             <w:noProof/>
             <w:webHidden/>
           </w:rPr>
-          <w:instrText xml:space="preserve"> PAGEREF _Toc243940108 \h </w:instrText>
+          <w:instrText xml:space="preserve"> PAGEREF _Toc244097985 \h </w:instrText>
         </w:r>
         <w:r>
           <w:rPr>
@@ -2091,7 +2091,7 @@
           <w14:ligatures w14:val="standardContextual"/>
         </w:rPr>
       </w:pPr>
-      <w:hyperlink w:anchor="_Toc243940109" w:history="1">
+      <w:hyperlink w:anchor="_Toc244097986" w:history="1">
         <w:r>
           <w:rPr>
             <w:rStyle w:val="Hyperlink"/>
@@ -2118,7 +2118,7 @@
             <w:noProof/>
             <w:webHidden/>
           </w:rPr>
-          <w:instrText xml:space="preserve"> PAGEREF _Toc243940109 \h </w:instrText>
+          <w:instrText xml:space="preserve"> PAGEREF _Toc244097986 \h </w:instrText>
         </w:r>
         <w:r>
           <w:rPr>
@@ -2164,7 +2164,7 @@
           <w14:ligatures w14:val="standardContextual"/>
         </w:rPr>
       </w:pPr>
-      <w:hyperlink w:anchor="_Toc243940110" w:history="1">
+      <w:hyperlink w:anchor="_Toc244097987" w:history="1">
         <w:r>
           <w:rPr>
             <w:rStyle w:val="Hyperlink"/>
@@ -2191,7 +2191,7 @@
             <w:noProof/>
             <w:webHidden/>
           </w:rPr>
-          <w:instrText xml:space="preserve"> PAGEREF _Toc243940110 \h </w:instrText>
+          <w:instrText xml:space="preserve"> PAGEREF _Toc244097987 \h </w:instrText>
         </w:r>
         <w:r>
           <w:rPr>
@@ -2237,7 +2237,7 @@
           <w14:ligatures w14:val="standardContextual"/>
         </w:rPr>
       </w:pPr>
-      <w:hyperlink w:anchor="_Toc243940111" w:history="1">
+      <w:hyperlink w:anchor="_Toc244097988" w:history="1">
         <w:r>
           <w:rPr>
             <w:rStyle w:val="Hyperlink"/>
@@ -2264,7 +2264,7 @@
             <w:noProof/>
             <w:webHidden/>
           </w:rPr>
-          <w:instrText xml:space="preserve"> PAGEREF _Toc243940111 \h </w:instrText>
+          <w:instrText xml:space="preserve"> PAGEREF _Toc244097988 \h </w:instrText>
         </w:r>
         <w:r>
           <w:rPr>
@@ -2310,7 +2310,7 @@
           <w14:ligatures w14:val="standardContextual"/>
         </w:rPr>
       </w:pPr>
-      <w:hyperlink w:anchor="_Toc243940112" w:history="1">
+      <w:hyperlink w:anchor="_Toc244097989" w:history="1">
         <w:r>
           <w:rPr>
             <w:rStyle w:val="Hyperlink"/>
@@ -2337,7 +2337,7 @@
             <w:noProof/>
             <w:webHidden/>
           </w:rPr>
-          <w:instrText xml:space="preserve"> PAGEREF _Toc243940112 \h </w:instrText>
+          <w:instrText xml:space="preserve"> PAGEREF _Toc244097989 \h </w:instrText>
         </w:r>
         <w:r>
           <w:rPr>
@@ -2382,7 +2382,7 @@
       <w:pPr>
         <w:pStyle w:val="Heading1"/>
       </w:pPr>
-      <w:bookmarkStart w:id="1" w:name="_Toc243940085"/>
+      <w:bookmarkStart w:id="1" w:name="_Toc244097962"/>
       <w:r>
         <w:lastRenderedPageBreak/>
         <w:t>Abstract</w:t>
@@ -2424,7 +2424,7 @@
       <w:pPr>
         <w:pStyle w:val="Heading1"/>
       </w:pPr>
-      <w:bookmarkStart w:id="2" w:name="_Toc243940086"/>
+      <w:bookmarkStart w:id="2" w:name="_Toc244097963"/>
       <w:r>
         <w:t>1. Introduction and Recap of the Research Problem</w:t>
       </w:r>
@@ -3207,7 +3207,7 @@
           <w:noProof/>
         </w:rPr>
         <w:drawing>
-          <wp:inline distT="0" distB="0" distL="0" distR="0">
+          <wp:inline distT="0" distB="0" distL="0" distR="0" wp14:anchorId="638EAC12" wp14:editId="736C0E38">
             <wp:extent cx="5760720" cy="2915696"/>
             <wp:effectExtent l="0" t="0" r="0" b="0"/>
             <wp:docPr id="1" name="Picture 1"/>
@@ -3256,7 +3256,7 @@
       <w:pPr>
         <w:pStyle w:val="Heading1"/>
       </w:pPr>
-      <w:bookmarkStart w:id="3" w:name="_Toc243940087"/>
+      <w:bookmarkStart w:id="3" w:name="_Toc244097964"/>
       <w:r>
         <w:lastRenderedPageBreak/>
         <w:t>2. Research Design and Hypotheses</w:t>
@@ -3696,7 +3696,7 @@
       <w:pPr>
         <w:pStyle w:val="Heading1"/>
       </w:pPr>
-      <w:bookmarkStart w:id="4" w:name="_Toc243940088"/>
+      <w:bookmarkStart w:id="4" w:name="_Toc244097965"/>
       <w:r>
         <w:t>3. Dataset Description and Source Verification</w:t>
       </w:r>
@@ -4121,7 +4121,7 @@
       <w:pPr>
         <w:pStyle w:val="Heading1"/>
       </w:pPr>
-      <w:bookmarkStart w:id="5" w:name="_Toc243940089"/>
+      <w:bookmarkStart w:id="5" w:name="_Toc244097966"/>
       <w:r>
         <w:t>4. Data Preprocessing and Preparation</w:t>
       </w:r>
@@ -4131,7 +4131,7 @@
       <w:pPr>
         <w:pStyle w:val="Heading2"/>
       </w:pPr>
-      <w:bookmarkStart w:id="6" w:name="_Toc243940090"/>
+      <w:bookmarkStart w:id="6" w:name="_Toc244097967"/>
       <w:r>
         <w:t>4.1 Engineering targets from simulated S11</w:t>
       </w:r>
@@ -4177,7 +4177,7 @@
         </w:rPr>
         <w:lastRenderedPageBreak/>
         <w:drawing>
-          <wp:inline distT="0" distB="0" distL="0" distR="0">
+          <wp:inline distT="0" distB="0" distL="0" distR="0" wp14:anchorId="136A78D3" wp14:editId="76AA0181">
             <wp:extent cx="5486400" cy="2590800"/>
             <wp:effectExtent l="0" t="0" r="0" b="0"/>
             <wp:docPr id="2" name="Picture 2"/>
@@ -4226,7 +4226,7 @@
       <w:pPr>
         <w:pStyle w:val="Heading2"/>
       </w:pPr>
-      <w:bookmarkStart w:id="7" w:name="_Toc243940091"/>
+      <w:bookmarkStart w:id="7" w:name="_Toc244097968"/>
       <w:r>
         <w:t>4.2 Cleaning and plausibility rules</w:t>
       </w:r>
@@ -4260,7 +4260,7 @@
       <w:pPr>
         <w:pStyle w:val="Heading2"/>
       </w:pPr>
-      <w:bookmarkStart w:id="8" w:name="_Toc243940092"/>
+      <w:bookmarkStart w:id="8" w:name="_Toc244097969"/>
       <w:r>
         <w:t>4.3 Features, split and leakage control</w:t>
       </w:r>
@@ -4354,7 +4354,7 @@
       <w:pPr>
         <w:pStyle w:val="Heading1"/>
       </w:pPr>
-      <w:bookmarkStart w:id="9" w:name="_Toc243940093"/>
+      <w:bookmarkStart w:id="9" w:name="_Toc244097970"/>
       <w:r>
         <w:lastRenderedPageBreak/>
         <w:t>5. Proposed Model: Numerical-Text Surrogate, Fusion and Optimisation</w:t>
@@ -4427,7 +4427,7 @@
       <w:pPr>
         <w:pStyle w:val="Heading1"/>
       </w:pPr>
-      <w:bookmarkStart w:id="10" w:name="_Toc243940094"/>
+      <w:bookmarkStart w:id="10" w:name="_Toc244097971"/>
       <w:r>
         <w:lastRenderedPageBreak/>
         <w:t>6. Training Strategy and Experimental Setup</w:t>
@@ -4968,7 +4968,7 @@
       <w:pPr>
         <w:pStyle w:val="Heading1"/>
       </w:pPr>
-      <w:bookmarkStart w:id="11" w:name="_Toc243940095"/>
+      <w:bookmarkStart w:id="11" w:name="_Toc244097972"/>
       <w:r>
         <w:t>7. Baseline Methods and Comparative Models</w:t>
       </w:r>
@@ -5062,7 +5062,7 @@
       <w:pPr>
         <w:pStyle w:val="Heading1"/>
       </w:pPr>
-      <w:bookmarkStart w:id="12" w:name="_Toc243940096"/>
+      <w:bookmarkStart w:id="12" w:name="_Toc244097973"/>
       <w:r>
         <w:t>8. Evaluation Metrics and Analysis Plan</w:t>
       </w:r>
@@ -5083,7 +5083,7 @@
       <w:pPr>
         <w:pStyle w:val="Heading1"/>
       </w:pPr>
-      <w:bookmarkStart w:id="13" w:name="_Toc243940097"/>
+      <w:bookmarkStart w:id="13" w:name="_Toc244097974"/>
       <w:r>
         <w:lastRenderedPageBreak/>
         <w:t>9. Results and Discussion</w:t>
@@ -5102,7 +5102,7 @@
       <w:pPr>
         <w:pStyle w:val="Heading2"/>
       </w:pPr>
-      <w:bookmarkStart w:id="14" w:name="_Toc243940098"/>
+      <w:bookmarkStart w:id="14" w:name="_Toc244097975"/>
       <w:r>
         <w:t>9.1 Patch surrogate: resonance, matching and bandwidth (RQ1)</w:t>
       </w:r>
@@ -5756,7 +5756,7 @@
           <w:noProof/>
         </w:rPr>
         <w:drawing>
-          <wp:inline distT="0" distB="0" distL="0" distR="0">
+          <wp:inline distT="0" distB="0" distL="0" distR="0" wp14:anchorId="73089D4F" wp14:editId="2C87CBD2">
             <wp:extent cx="5760720" cy="1459382"/>
             <wp:effectExtent l="0" t="0" r="0" b="0"/>
             <wp:docPr id="3" name="Picture 3"/>
@@ -5811,7 +5811,7 @@
           <w:noProof/>
         </w:rPr>
         <w:drawing>
-          <wp:inline distT="0" distB="0" distL="0" distR="0">
+          <wp:inline distT="0" distB="0" distL="0" distR="0" wp14:anchorId="70A31552" wp14:editId="3B75E96B">
             <wp:extent cx="5760720" cy="1683903"/>
             <wp:effectExtent l="0" t="0" r="0" b="0"/>
             <wp:docPr id="4" name="Picture 4"/>
@@ -5901,7 +5901,7 @@
       <w:pPr>
         <w:pStyle w:val="Heading2"/>
       </w:pPr>
-      <w:bookmarkStart w:id="15" w:name="_Toc243940099"/>
+      <w:bookmarkStart w:id="15" w:name="_Toc244097976"/>
       <w:r>
         <w:t>9.2 Slotted patch: S11, gain and efficiency (RQ2)</w:t>
       </w:r>
@@ -7130,7 +7130,7 @@
         </w:rPr>
         <w:lastRenderedPageBreak/>
         <w:drawing>
-          <wp:inline distT="0" distB="0" distL="0" distR="0">
+          <wp:inline distT="0" distB="0" distL="0" distR="0" wp14:anchorId="358886D0" wp14:editId="51A8A457">
             <wp:extent cx="5760720" cy="1776222"/>
             <wp:effectExtent l="0" t="0" r="0" b="0"/>
             <wp:docPr id="5" name="Picture 5"/>
@@ -7199,7 +7199,7 @@
       <w:pPr>
         <w:pStyle w:val="Heading2"/>
       </w:pPr>
-      <w:bookmarkStart w:id="16" w:name="_Toc243940100"/>
+      <w:bookmarkStart w:id="16" w:name="_Toc244097977"/>
       <w:r>
         <w:t>9.3 Engineering summaries (RQ5)</w:t>
       </w:r>
@@ -7241,7 +7241,7 @@
       <w:pPr>
         <w:pStyle w:val="Heading2"/>
       </w:pPr>
-      <w:bookmarkStart w:id="17" w:name="_Toc243940101"/>
+      <w:bookmarkStart w:id="17" w:name="_Toc244097978"/>
       <w:r>
         <w:lastRenderedPageBreak/>
         <w:t>9.4 Multimodal fusion (RQ3, H6)</w:t>
@@ -7765,7 +7765,7 @@
           <w:noProof/>
         </w:rPr>
         <w:drawing>
-          <wp:inline distT="0" distB="0" distL="0" distR="0">
+          <wp:inline distT="0" distB="0" distL="0" distR="0" wp14:anchorId="4DB58215" wp14:editId="474C4FB9">
             <wp:extent cx="5486400" cy="1778000"/>
             <wp:effectExtent l="0" t="0" r="0" b="0"/>
             <wp:docPr id="6" name="Picture 6"/>
@@ -7834,7 +7834,7 @@
       <w:pPr>
         <w:pStyle w:val="Heading2"/>
       </w:pPr>
-      <w:bookmarkStart w:id="18" w:name="_Toc243940102"/>
+      <w:bookmarkStart w:id="18" w:name="_Toc244097979"/>
       <w:r>
         <w:lastRenderedPageBreak/>
         <w:t>9.5 NSGA-II surrogate optimisation for NR n78 (RQ4)</w:t>
@@ -7851,7 +7851,7 @@
           <w:noProof/>
         </w:rPr>
         <w:drawing>
-          <wp:inline distT="0" distB="0" distL="0" distR="0">
+          <wp:inline distT="0" distB="0" distL="0" distR="0" wp14:anchorId="559B3BDB" wp14:editId="3F541D9F">
             <wp:extent cx="4389120" cy="2948940"/>
             <wp:effectExtent l="0" t="0" r="0" b="0"/>
             <wp:docPr id="7" name="Picture 7"/>
@@ -8434,7 +8434,7 @@
       <w:pPr>
         <w:pStyle w:val="Heading2"/>
       </w:pPr>
-      <w:bookmarkStart w:id="19" w:name="_Toc243940103"/>
+      <w:bookmarkStart w:id="19" w:name="_Toc244097980"/>
       <w:r>
         <w:t>9.6 Summary of hypotheses and evaluation criteria</w:t>
       </w:r>
@@ -8744,7 +8744,7 @@
       <w:pPr>
         <w:pStyle w:val="Heading1"/>
       </w:pPr>
-      <w:bookmarkStart w:id="20" w:name="_Toc243940104"/>
+      <w:bookmarkStart w:id="20" w:name="_Toc244097981"/>
       <w:r>
         <w:t>10. Ethics, Bias, Privacy, and Reproducibility</w:t>
       </w:r>
@@ -8816,7 +8816,7 @@
       <w:pPr>
         <w:pStyle w:val="Heading1"/>
       </w:pPr>
-      <w:bookmarkStart w:id="21" w:name="_Toc243940105"/>
+      <w:bookmarkStart w:id="21" w:name="_Toc244097982"/>
       <w:r>
         <w:lastRenderedPageBreak/>
         <w:t>11. Limitations and Future Work</w:t>
@@ -8928,7 +8928,7 @@
       <w:pPr>
         <w:pStyle w:val="Heading1"/>
       </w:pPr>
-      <w:bookmarkStart w:id="22" w:name="_Toc243940106"/>
+      <w:bookmarkStart w:id="22" w:name="_Toc244097983"/>
       <w:r>
         <w:t>12. Conclusion</w:t>
       </w:r>
@@ -8952,7 +8952,7 @@
       <w:pPr>
         <w:pStyle w:val="Heading1"/>
       </w:pPr>
-      <w:bookmarkStart w:id="23" w:name="_Toc243940107"/>
+      <w:bookmarkStart w:id="23" w:name="_Toc244097984"/>
       <w:r>
         <w:t>Data, Code and Output Availability</w:t>
       </w:r>
@@ -10245,7 +10245,7 @@
       <w:pPr>
         <w:pStyle w:val="Heading1"/>
       </w:pPr>
-      <w:bookmarkStart w:id="24" w:name="_Toc243940108"/>
+      <w:bookmarkStart w:id="24" w:name="_Toc244097985"/>
       <w:r>
         <w:t>References</w:t>
       </w:r>
@@ -10392,7 +10392,7 @@
       <w:pPr>
         <w:pStyle w:val="Heading1"/>
       </w:pPr>
-      <w:bookmarkStart w:id="25" w:name="_Toc243940109"/>
+      <w:bookmarkStart w:id="25" w:name="_Toc244097986"/>
       <w:r>
         <w:lastRenderedPageBreak/>
         <w:t>Appendix A. Data Dictionary</w:t>
@@ -12499,7 +12499,7 @@
       <w:pPr>
         <w:pStyle w:val="Heading1"/>
       </w:pPr>
-      <w:bookmarkStart w:id="26" w:name="_Toc243940110"/>
+      <w:bookmarkStart w:id="26" w:name="_Toc244097987"/>
       <w:r>
         <w:t>Appendix B. Configuration</w:t>
       </w:r>
@@ -13015,7 +13015,7 @@
       <w:pPr>
         <w:pStyle w:val="Heading1"/>
       </w:pPr>
-      <w:bookmarkStart w:id="27" w:name="_Toc243940111"/>
+      <w:bookmarkStart w:id="27" w:name="_Toc244097988"/>
       <w:r>
         <w:t>Appendix C. Experimental Details</w:t>
       </w:r>
@@ -14788,7 +14788,7 @@
       <w:pPr>
         <w:pStyle w:val="Heading1"/>
       </w:pPr>
-      <w:bookmarkStart w:id="28" w:name="_Toc243940112"/>
+      <w:bookmarkStart w:id="28" w:name="_Toc244097989"/>
       <w:r>
         <w:t>Appendix D. Reproducibility Instructions</w:t>
       </w:r>
@@ -15176,31 +15176,31 @@
       </w:rPr>
     </w:lvl>
   </w:abstractNum>
-  <w:num w:numId="1" w16cid:durableId="1971134542">
+  <w:num w:numId="1" w16cid:durableId="1785617079">
     <w:abstractNumId w:val="8"/>
   </w:num>
-  <w:num w:numId="2" w16cid:durableId="1721395935">
+  <w:num w:numId="2" w16cid:durableId="1028675536">
     <w:abstractNumId w:val="6"/>
   </w:num>
-  <w:num w:numId="3" w16cid:durableId="1640112336">
+  <w:num w:numId="3" w16cid:durableId="1810592077">
     <w:abstractNumId w:val="5"/>
   </w:num>
-  <w:num w:numId="4" w16cid:durableId="464931566">
+  <w:num w:numId="4" w16cid:durableId="1500077883">
     <w:abstractNumId w:val="4"/>
   </w:num>
-  <w:num w:numId="5" w16cid:durableId="1766458254">
+  <w:num w:numId="5" w16cid:durableId="1366323571">
     <w:abstractNumId w:val="7"/>
   </w:num>
-  <w:num w:numId="6" w16cid:durableId="138690962">
+  <w:num w:numId="6" w16cid:durableId="1435202350">
     <w:abstractNumId w:val="3"/>
   </w:num>
-  <w:num w:numId="7" w16cid:durableId="610866498">
+  <w:num w:numId="7" w16cid:durableId="146023439">
     <w:abstractNumId w:val="2"/>
   </w:num>
-  <w:num w:numId="8" w16cid:durableId="127206773">
+  <w:num w:numId="8" w16cid:durableId="1389913139">
     <w:abstractNumId w:val="1"/>
   </w:num>
-  <w:num w:numId="9" w16cid:durableId="660084108">
+  <w:num w:numId="9" w16cid:durableId="902443845">
     <w:abstractNumId w:val="0"/>
   </w:num>
 </w:numbering>
@@ -26590,7 +26590,7 @@
     <w:autoRedefine/>
     <w:uiPriority w:val="39"/>
     <w:unhideWhenUsed/>
-    <w:rsid w:val="003F4A32"/>
+    <w:rsid w:val="0015796D"/>
     <w:pPr>
       <w:spacing w:after="100"/>
     </w:pPr>
@@ -26602,7 +26602,7 @@
     <w:autoRedefine/>
     <w:uiPriority w:val="39"/>
     <w:unhideWhenUsed/>
-    <w:rsid w:val="003F4A32"/>
+    <w:rsid w:val="0015796D"/>
     <w:pPr>
       <w:spacing w:after="100"/>
       <w:ind w:left="220"/>
@@ -26613,7 +26613,7 @@
     <w:basedOn w:val="DefaultParagraphFont"/>
     <w:uiPriority w:val="99"/>
     <w:unhideWhenUsed/>
-    <w:rsid w:val="003F4A32"/>
+    <w:rsid w:val="0015796D"/>
     <w:rPr>
       <w:color w:val="0000FF" w:themeColor="hyperlink"/>
       <w:u w:val="single"/>
